--- a/task_pump_selection/SCRIPT.docx
+++ b/task_pump_selection/SCRIPT.docx
@@ -7,21 +7,15 @@
         <w:pStyle w:val="Heading1"/>
       </w:pPr>
       <w:r>
-        <w:t>Word-by-word recording script: chilled-water pump selection</w:t>
+        <w:t>Pump Selection: Timed Script</w:t>
       </w:r>
     </w:p>
     <w:p>
       <w:r>
-        <w:t xml:space="preserve">Use this to </w:t>
-      </w:r>
-      <w:r>
         <w:rPr>
-          <w:b/>
+          <w:i w:val="0"/>
         </w:rPr>
-        <w:t>rehearse</w:t>
-      </w:r>
-      <w:r>
-        <w:t>, then record in your own natural voice. Keep it on a second device or on paper. It must never be a window on the recording Mac, because project materials on screen fail the recording (guide: Apps and Desktop, PII and Project information).</w:t>
+        <w:t>Oct 19, 2026</w:t>
       </w:r>
     </w:p>
     <w:p>
@@ -29,163 +23,58 @@
         <w:pStyle w:val="Heading2"/>
       </w:pPr>
       <w:r>
-        <w:t>How to read it</w:t>
+        <w:t>Read this first</w:t>
       </w:r>
     </w:p>
     <w:p>
-      <w:pPr>
-        <w:pStyle w:val="ListBullet"/>
-      </w:pPr>
       <w:r>
         <w:rPr>
-          <w:b/>
+          <w:i w:val="0"/>
         </w:rPr>
-        <w:t>DO</w:t>
-      </w:r>
-      <w:r>
-        <w:t xml:space="preserve"> is an action. You do not say it.</w:t>
-      </w:r>
-    </w:p>
-    <w:p>
-      <w:pPr>
-        <w:pStyle w:val="ListBullet"/>
-      </w:pPr>
-      <w:r>
-        <w:rPr>
-          <w:b/>
-        </w:rPr>
-        <w:t>SAY</w:t>
-      </w:r>
-      <w:r>
-        <w:t xml:space="preserve"> is spoken. The quoted words are the script.</w:t>
-      </w:r>
-    </w:p>
-    <w:p>
-      <w:pPr>
-        <w:pStyle w:val="ListBullet"/>
-      </w:pPr>
-      <w:r>
-        <w:rPr>
-          <w:b/>
-        </w:rPr>
-        <w:t>TYPE</w:t>
-      </w:r>
-      <w:r>
-        <w:t xml:space="preserve"> is typed exactly as written. Say aloud what you are typing as you type.</w:t>
-      </w:r>
-    </w:p>
-    <w:p>
-      <w:pPr>
-        <w:pStyle w:val="ListBullet"/>
-      </w:pPr>
-      <w:r>
-        <w:rPr>
-          <w:b/>
-        </w:rPr>
-        <w:t>After every click, count "one" in your head before you speak or move</w:t>
-      </w:r>
-      <w:r>
-        <w:t xml:space="preserve"> (guide: pause about 1 second after every click).</w:t>
-      </w:r>
-    </w:p>
-    <w:p>
-      <w:pPr>
-        <w:pStyle w:val="ListBullet"/>
-      </w:pPr>
-      <w:r>
-        <w:t xml:space="preserve">Speak at about </w:t>
-      </w:r>
-      <w:r>
-        <w:rPr>
-          <w:b/>
-        </w:rPr>
-        <w:t>120–135 words a minute</w:t>
-      </w:r>
-      <w:r>
-        <w:t>. The limit is 220, and slow is better.</w:t>
-      </w:r>
-    </w:p>
-    <w:p>
-      <w:pPr>
-        <w:pStyle w:val="ListBullet"/>
-      </w:pPr>
-      <w:r>
-        <w:t>Say every scroll and where you stopped. Say every keyboard shortcut as you press it.</w:t>
-      </w:r>
-    </w:p>
-    <w:p>
-      <w:pPr>
-        <w:pStyle w:val="ListBullet"/>
-      </w:pPr>
-      <w:r>
-        <w:t xml:space="preserve">Keep each typing burst </w:t>
-      </w:r>
-      <w:r>
-        <w:rPr>
-          <w:b/>
-        </w:rPr>
-        <w:t>under 30 seconds</w:t>
-      </w:r>
-      <w:r>
-        <w:t>. Never leave the pointer still for more than 20 seconds. While a cell runs, keep talking and trace the code with the pointer.</w:t>
-      </w:r>
-    </w:p>
-    <w:p>
-      <w:pPr>
-        <w:pStyle w:val="ListBullet"/>
-      </w:pPr>
-      <w:r>
-        <w:t xml:space="preserve">Numbers are rounded to what the cells print. They come from the answer key in </w:t>
-      </w:r>
-      <w:r>
-        <w:rPr>
-          <w:rFonts w:ascii="Menlo" w:hAnsi="Menlo"/>
-          <w:sz w:val="20"/>
-        </w:rPr>
-        <w:t>reference/</w:t>
-      </w:r>
-      <w:r>
-        <w:t>, so a correct run reads the same.</w:t>
-      </w:r>
-    </w:p>
-    <w:p>
-      <w:pPr>
-        <w:pStyle w:val="Heading2"/>
-      </w:pPr>
-      <w:r>
-        <w:t>Words and rules from `guide.pdf` this script follows</w:t>
+        <w:t>This script has 23.5 minutes of speaking and doing, built for a video of about 39:55. Your earlier videos ran about 1.6 times the script time, and you will now speak slower with a pause after every click, so I planned for about 1.7 times. That keeps a wide margin above the 15:00 minimum and below the 45:59 cap. It follows the layout of your droplet script and avoids the mistakes a reviewer flagged on another task, listed below. Every number in the SAY lines was produced by running the notebook on these exact files, so a correct run reads the same on your screen.</w:t>
       </w:r>
     </w:p>
     <w:tbl>
       <w:tblPr>
-        <w:tblStyle w:val="LightGrid-Accent1"/>
+        <w:tblStyle w:val="TableGrid"/>
         <w:tblW w:type="auto" w:w="0"/>
+        <w:jc w:val="center"/>
         <w:tblLook w:firstColumn="1" w:firstRow="1" w:lastColumn="0" w:lastRow="0" w:noHBand="0" w:noVBand="1" w:val="04A0"/>
       </w:tblPr>
       <w:tblGrid>
-        <w:gridCol w:w="4824"/>
-        <w:gridCol w:w="4824"/>
+        <w:gridCol w:w="4896"/>
+        <w:gridCol w:w="4896"/>
       </w:tblGrid>
       <w:tr>
         <w:tc>
           <w:tcPr>
-            <w:tcW w:type="dxa" w:w="4824"/>
+            <w:tcW w:type="dxa" w:w="3744"/>
+            <w:shd w:val="clear" w:color="auto" w:fill="DCE6F1"/>
           </w:tcPr>
           <w:p>
             <w:r/>
             <w:r>
-              <w:t>Guide rule</w:t>
+              <w:rPr>
+                <w:b/>
+                <w:sz w:val="19"/>
+              </w:rPr>
+              <w:t>Mistake flagged in a review of another task</w:t>
             </w:r>
           </w:p>
         </w:tc>
         <w:tc>
           <w:tcPr>
-            <w:tcW w:type="dxa" w:w="4824"/>
+            <w:tcW w:type="dxa" w:w="6048"/>
+            <w:shd w:val="clear" w:color="auto" w:fill="DCE6F1"/>
           </w:tcPr>
           <w:p>
             <w:r/>
             <w:r>
-              <w:t>How the script complies</w:t>
+              <w:rPr>
+                <w:b/>
+                <w:sz w:val="19"/>
+              </w:rPr>
+              <w:t>How this script avoids it</w:t>
             </w:r>
           </w:p>
         </w:tc>
@@ -193,23 +82,29 @@
       <w:tr>
         <w:tc>
           <w:tcPr>
-            <w:tcW w:type="dxa" w:w="4824"/>
+            <w:tcW w:type="dxa" w:w="3744"/>
           </w:tcPr>
           <w:p>
             <w:r/>
             <w:r>
-              <w:t>Intro is the one required sentence, under 20 seconds, with the Goal document shown, then minimized (How To Record, Step 2)</w:t>
+              <w:rPr>
+                <w:sz w:val="19"/>
+              </w:rPr>
+              <w:t>Critical: scrolling was never narrated. Say where you scroll to.</w:t>
             </w:r>
           </w:p>
         </w:tc>
         <w:tc>
           <w:tcPr>
-            <w:tcW w:type="dxa" w:w="4824"/>
+            <w:tcW w:type="dxa" w:w="6048"/>
           </w:tcPr>
           <w:p>
             <w:r/>
             <w:r>
-              <w:t>Scene 0</w:t>
+              <w:rPr>
+                <w:sz w:val="19"/>
+              </w:rPr>
+              <w:t>Every scroll is its own action with its own line, 16 of them: I'm scrolling down with the mouse wheel until I reach [heading or cell]. Nothing scrolls in silence.</w:t>
             </w:r>
           </w:p>
         </w:tc>
@@ -217,23 +112,29 @@
       <w:tr>
         <w:tc>
           <w:tcPr>
-            <w:tcW w:type="dxa" w:w="4824"/>
+            <w:tcW w:type="dxa" w:w="3744"/>
           </w:tcPr>
           <w:p>
             <w:r/>
             <w:r>
-              <w:t>Say what, where and why for each step, with the cursor on the named item (Narration Quality)</w:t>
+              <w:rPr>
+                <w:sz w:val="19"/>
+              </w:rPr>
+              <w:t>What and Why were given, Where was missing. Say which part of the screen you click, every time.</w:t>
             </w:r>
           </w:p>
         </w:tc>
         <w:tc>
           <w:tcPr>
-            <w:tcW w:type="dxa" w:w="4824"/>
+            <w:tcW w:type="dxa" w:w="6048"/>
           </w:tcPr>
           <w:p>
             <w:r/>
             <w:r>
-              <w:t>Every SAY line names the control, its place, and the reason</w:t>
+              <w:rPr>
+                <w:sz w:val="19"/>
+              </w:rPr>
+              <w:t>Every click names the control and its place: the Dock along the left edge, the menu bar along the top, the yellow button in the top left corner, the Run arrow at the left edge of the cell, the Explorer sidebar on the left, the ribbon across the top, the slide thumbnails on the left.</w:t>
             </w:r>
           </w:p>
         </w:tc>
@@ -241,23 +142,29 @@
       <w:tr>
         <w:tc>
           <w:tcPr>
-            <w:tcW w:type="dxa" w:w="4824"/>
+            <w:tcW w:type="dxa" w:w="3744"/>
           </w:tcPr>
           <w:p>
             <w:r/>
             <w:r>
-              <w:t>No "this", "that", "here" alone (Name the Exact Target)</w:t>
+              <w:rPr>
+                <w:sz w:val="19"/>
+              </w:rPr>
+              <w:t>It felt rushed. Slow down, shorten the task, be concise.</w:t>
             </w:r>
           </w:p>
         </w:tc>
         <w:tc>
           <w:tcPr>
-            <w:tcW w:type="dxa" w:w="4824"/>
+            <w:tcW w:type="dxa" w:w="6048"/>
           </w:tcPr>
           <w:p>
             <w:r/>
             <w:r>
-              <w:t>Controls are named in full</w:t>
+              <w:rPr>
+                <w:sz w:val="19"/>
+              </w:rPr>
+              <w:t>The task is deliberately small: 8 short parts, 820 typed characters in 24 short bursts, three genuine apps, and most steps are pointer clicks and speaking. Pause one second after every click and one second between sentences.</w:t>
             </w:r>
           </w:p>
         </w:tc>
@@ -265,23 +172,29 @@
       <w:tr>
         <w:tc>
           <w:tcPr>
-            <w:tcW w:type="dxa" w:w="4824"/>
+            <w:tcW w:type="dxa" w:w="3744"/>
           </w:tcPr>
           <w:p>
             <w:r/>
             <w:r>
-              <w:t>Announce every keyboard shortcut</w:t>
+              <w:rPr>
+                <w:sz w:val="19"/>
+              </w:rPr>
+              <w:t>Said no personal information is showing, and narrated opening TaskRecorder and Stop Recording.</w:t>
             </w:r>
           </w:p>
         </w:tc>
         <w:tc>
           <w:tcPr>
-            <w:tcW w:type="dxa" w:w="4824"/>
+            <w:tcW w:type="dxa" w:w="6048"/>
           </w:tcPr>
           <w:p>
             <w:r/>
             <w:r>
-              <w:t>Command plus S, Tab, Return are said aloud</w:t>
+              <w:rPr>
+                <w:sz w:val="19"/>
+              </w:rPr>
+              <w:t>Both removed. The last SAY line is the closing statement. You then silently click the TaskRecorder icon and Stop Recording.</w:t>
             </w:r>
           </w:p>
         </w:tc>
@@ -289,23 +202,29 @@
       <w:tr>
         <w:tc>
           <w:tcPr>
-            <w:tcW w:type="dxa" w:w="4824"/>
+            <w:tcW w:type="dxa" w:w="3744"/>
           </w:tcPr>
           <w:p>
             <w:r/>
             <w:r>
-              <w:t>Do not recite the Goal</w:t>
+              <w:rPr>
+                <w:sz w:val="19"/>
+              </w:rPr>
+              <w:t>Mouse idle over 90 seconds. No artificial movement.</w:t>
             </w:r>
           </w:p>
         </w:tc>
         <w:tc>
           <w:tcPr>
-            <w:tcW w:type="dxa" w:w="4824"/>
+            <w:tcW w:type="dxa" w:w="6048"/>
           </w:tcPr>
           <w:p>
             <w:r/>
             <w:r>
-              <w:t>Narration describes the work in your own words</w:t>
+              <w:rPr>
+                <w:sz w:val="19"/>
+              </w:rPr>
+              <w:t>The pointer only moves to name something, never to look busy. It is never still for more than 20 seconds, and the Writer Guidelines limit is 45. Every typing burst is one line of at most 30 seconds, and the pointer goes back to the code right after it.</w:t>
             </w:r>
           </w:p>
         </w:tc>
@@ -313,23 +232,217 @@
       <w:tr>
         <w:tc>
           <w:tcPr>
-            <w:tcW w:type="dxa" w:w="4824"/>
+            <w:tcW w:type="dxa" w:w="3744"/>
           </w:tcPr>
           <w:p>
             <w:r/>
             <w:r>
-              <w:t>Typing under 20% overall, no segment over 45 seconds</w:t>
+              <w:rPr>
+                <w:sz w:val="19"/>
+              </w:rPr>
+              <w:t>Vague words such as here and this. Narration must be followable without the screen.</w:t>
             </w:r>
           </w:p>
         </w:tc>
         <w:tc>
           <w:tcPr>
-            <w:tcW w:type="dxa" w:w="4824"/>
+            <w:tcW w:type="dxa" w:w="6048"/>
           </w:tcPr>
           <w:p>
             <w:r/>
             <w:r>
-              <w:t>About 355 characters of code and about 80 words of text, in short bursts</w:t>
+              <w:rPr>
+                <w:sz w:val="19"/>
+              </w:rPr>
+              <w:t>Each line gives the action, the exact control, its location and the reason, using real names. The audio rules below apply, plus a test recording before you start.</w:t>
+            </w:r>
+          </w:p>
+        </w:tc>
+      </w:tr>
+    </w:tbl>
+    <w:p/>
+    <w:p>
+      <w:r>
+        <w:rPr>
+          <w:i w:val="0"/>
+        </w:rPr>
+        <w:t>What is different from my first script: it now follows your droplet script layout, with a DO line and a SAY line for every action, a pointer instruction for each one, checkpoints with a real clock, a typing counter and trim lists. Three changes come from your own test and from how VS Code behaves. (1) The less-than and greater-than keys did not type for you, so the pass rule uses .ge(1.5) instead of a greater-than-or-equal sign, and no typed line contains either key. (2) Each gap in the notebook is the word FILL_IN, which selects cleanly with a double-click. You then press Delete before typing, because VS Code wraps selected text in a bracket or quote if you type one over it. (3) The criteria table goes into Word by paste and Convert Text to Table, and the cost comparison is a chart picture, so you type no table values in Word or PowerPoint. Use the new zip, pump_study_inputs.zip, and throw the earlier one away. The deliverables are 13 files, and the memo is final_output_4.docx.</w:t>
+      </w:r>
+    </w:p>
+    <w:p>
+      <w:r>
+        <w:rPr>
+          <w:i w:val="0"/>
+        </w:rPr>
+        <w:t>The five rules while recording</w:t>
+      </w:r>
+    </w:p>
+    <w:p>
+      <w:pPr>
+        <w:pStyle w:val="ListParagraph"/>
+        <w:ind w:left="360" w:hanging="288"/>
+      </w:pPr>
+      <w:r>
+        <w:rPr>
+          <w:b/>
+        </w:rPr>
+        <w:t xml:space="preserve">Pointer. </w:t>
+      </w:r>
+      <w:r>
+        <w:t>After every click and every typing burst, move the pointer onto the thing you are about to name and keep it there while you explain it. Drag across code to highlight it. Never wiggle.</w:t>
+      </w:r>
+    </w:p>
+    <w:p>
+      <w:pPr>
+        <w:pStyle w:val="ListParagraph"/>
+        <w:ind w:left="360" w:hanging="288"/>
+      </w:pPr>
+      <w:r>
+        <w:rPr>
+          <w:b/>
+        </w:rPr>
+        <w:t xml:space="preserve">Narration. </w:t>
+      </w:r>
+      <w:r>
+        <w:t>Say: I'm [action] on [exact control, and where it is on the screen], because [reason]. Say the real name, never just here, this or that. One sentence per action. Speak slowly and leave one second after every click.</w:t>
+      </w:r>
+    </w:p>
+    <w:p>
+      <w:pPr>
+        <w:pStyle w:val="ListParagraph"/>
+        <w:ind w:left="360" w:hanging="288"/>
+      </w:pPr>
+      <w:r>
+        <w:rPr>
+          <w:b/>
+        </w:rPr>
+        <w:t xml:space="preserve">Scrolling. </w:t>
+      </w:r>
+      <w:r>
+        <w:t>Say it every time: I'm scrolling down with the mouse wheel until I reach [the heading or cell you stop at]. Keep the pointer on the page while you scroll, and name what you find when you stop.</w:t>
+      </w:r>
+    </w:p>
+    <w:p>
+      <w:pPr>
+        <w:pStyle w:val="ListParagraph"/>
+        <w:ind w:left="360" w:hanging="288"/>
+      </w:pPr>
+      <w:r>
+        <w:rPr>
+          <w:b/>
+        </w:rPr>
+        <w:t xml:space="preserve">Typing. </w:t>
+      </w:r>
+      <w:r>
+        <w:t>Say what you will type and why, type one line in silence, then explain it with the pointer. A burst of 25 seconds is the target, stop at 30.</w:t>
+      </w:r>
+    </w:p>
+    <w:p>
+      <w:pPr>
+        <w:pStyle w:val="ListParagraph"/>
+        <w:ind w:left="360" w:hanging="288"/>
+      </w:pPr>
+      <w:r>
+        <w:rPr>
+          <w:b/>
+        </w:rPr>
+        <w:t xml:space="preserve">Audio. </w:t>
+      </w:r>
+      <w:r>
+        <w:t>Quiet room, door closed, notifications off, same distance from the microphone, do not touch the desk while speaking, and never mutter. If you lose your place, stop talking, find it, then say the next line. Keep your eyes open and on the screen, and glance at the script rather than staring at it.</w:t>
+      </w:r>
+    </w:p>
+    <w:p>
+      <w:pPr>
+        <w:pStyle w:val="Heading2"/>
+      </w:pPr>
+      <w:r>
+        <w:t>Timing and checkpoints</w:t>
+      </w:r>
+    </w:p>
+    <w:p>
+      <w:r>
+        <w:rPr>
+          <w:i w:val="0"/>
+        </w:rPr>
+        <w:t>The clock in the menu bar shows seconds. Write down the time when you press Start Recording, and check it at each checkpoint below. Do not use a stopwatch on the recorded screen.</w:t>
+      </w:r>
+    </w:p>
+    <w:tbl>
+      <w:tblPr>
+        <w:tblStyle w:val="TableGrid"/>
+        <w:tblW w:type="auto" w:w="0"/>
+        <w:jc w:val="center"/>
+        <w:tblLook w:firstColumn="1" w:firstRow="1" w:lastColumn="0" w:lastRow="0" w:noHBand="0" w:noVBand="1" w:val="04A0"/>
+      </w:tblPr>
+      <w:tblGrid>
+        <w:gridCol w:w="2448"/>
+        <w:gridCol w:w="2448"/>
+        <w:gridCol w:w="2448"/>
+        <w:gridCol w:w="2448"/>
+      </w:tblGrid>
+      <w:tr>
+        <w:tc>
+          <w:tcPr>
+            <w:tcW w:type="dxa" w:w="4608"/>
+            <w:shd w:val="clear" w:color="auto" w:fill="DCE6F1"/>
+          </w:tcPr>
+          <w:p>
+            <w:r/>
+            <w:r>
+              <w:rPr>
+                <w:b/>
+                <w:sz w:val="19"/>
+              </w:rPr>
+              <w:t>Part</w:t>
+            </w:r>
+          </w:p>
+        </w:tc>
+        <w:tc>
+          <w:tcPr>
+            <w:tcW w:type="dxa" w:w="1440"/>
+            <w:shd w:val="clear" w:color="auto" w:fill="DCE6F1"/>
+          </w:tcPr>
+          <w:p>
+            <w:r/>
+            <w:r>
+              <w:rPr>
+                <w:b/>
+                <w:sz w:val="19"/>
+              </w:rPr>
+              <w:t>Script length</w:t>
+            </w:r>
+          </w:p>
+        </w:tc>
+        <w:tc>
+          <w:tcPr>
+            <w:tcW w:type="dxa" w:w="1440"/>
+            <w:shd w:val="clear" w:color="auto" w:fill="DCE6F1"/>
+          </w:tcPr>
+          <w:p>
+            <w:r/>
+            <w:r>
+              <w:rPr>
+                <w:b/>
+                <w:sz w:val="19"/>
+              </w:rPr>
+              <w:t>Script clock</w:t>
+            </w:r>
+          </w:p>
+        </w:tc>
+        <w:tc>
+          <w:tcPr>
+            <w:tcW w:type="dxa" w:w="2304"/>
+            <w:shd w:val="clear" w:color="auto" w:fill="DCE6F1"/>
+          </w:tcPr>
+          <w:p>
+            <w:r/>
+            <w:r>
+              <w:rPr>
+                <w:b/>
+                <w:sz w:val="19"/>
+              </w:rPr>
+              <w:t>Real clock to expect (1.7 times)</w:t>
             </w:r>
           </w:p>
         </w:tc>
@@ -337,23 +450,57 @@
       <w:tr>
         <w:tc>
           <w:tcPr>
-            <w:tcW w:type="dxa" w:w="4824"/>
+            <w:tcW w:type="dxa" w:w="4608"/>
           </w:tcPr>
           <w:p>
             <w:r/>
             <w:r>
-              <w:t>Pointer idle never over 45 seconds</w:t>
+              <w:rPr>
+                <w:sz w:val="19"/>
+              </w:rPr>
+              <w:t>1. Intro, open VS Code and look at the inputs</w:t>
             </w:r>
           </w:p>
         </w:tc>
         <w:tc>
           <w:tcPr>
-            <w:tcW w:type="dxa" w:w="4824"/>
+            <w:tcW w:type="dxa" w:w="1440"/>
           </w:tcPr>
           <w:p>
             <w:r/>
             <w:r>
-              <w:t>Pointer cues throughout</w:t>
+              <w:rPr>
+                <w:sz w:val="19"/>
+              </w:rPr>
+              <w:t>3:40</w:t>
+            </w:r>
+          </w:p>
+        </w:tc>
+        <w:tc>
+          <w:tcPr>
+            <w:tcW w:type="dxa" w:w="1440"/>
+          </w:tcPr>
+          <w:p>
+            <w:r/>
+            <w:r>
+              <w:rPr>
+                <w:sz w:val="19"/>
+              </w:rPr>
+              <w:t>3:40</w:t>
+            </w:r>
+          </w:p>
+        </w:tc>
+        <w:tc>
+          <w:tcPr>
+            <w:tcW w:type="dxa" w:w="2304"/>
+          </w:tcPr>
+          <w:p>
+            <w:r/>
+            <w:r>
+              <w:rPr>
+                <w:sz w:val="19"/>
+              </w:rPr>
+              <w:t>6:15</w:t>
             </w:r>
           </w:p>
         </w:tc>
@@ -361,23 +508,57 @@
       <w:tr>
         <w:tc>
           <w:tcPr>
-            <w:tcW w:type="dxa" w:w="4824"/>
+            <w:tcW w:type="dxa" w:w="4608"/>
           </w:tcPr>
           <w:p>
             <w:r/>
             <w:r>
-              <w:t>One clear window, Fill not Full Screen, no window covered over 25%</w:t>
+              <w:rPr>
+                <w:sz w:val="19"/>
+              </w:rPr>
+              <w:t>2. Fit the pump curves</w:t>
             </w:r>
           </w:p>
         </w:tc>
         <w:tc>
           <w:tcPr>
-            <w:tcW w:type="dxa" w:w="4824"/>
+            <w:tcW w:type="dxa" w:w="1440"/>
           </w:tcPr>
           <w:p>
             <w:r/>
             <w:r>
-              <w:t>Minimize each app before the next</w:t>
+              <w:rPr>
+                <w:sz w:val="19"/>
+              </w:rPr>
+              <w:t>1:05</w:t>
+            </w:r>
+          </w:p>
+        </w:tc>
+        <w:tc>
+          <w:tcPr>
+            <w:tcW w:type="dxa" w:w="1440"/>
+          </w:tcPr>
+          <w:p>
+            <w:r/>
+            <w:r>
+              <w:rPr>
+                <w:sz w:val="19"/>
+              </w:rPr>
+              <w:t>4:45</w:t>
+            </w:r>
+          </w:p>
+        </w:tc>
+        <w:tc>
+          <w:tcPr>
+            <w:tcW w:type="dxa" w:w="2304"/>
+          </w:tcPr>
+          <w:p>
+            <w:r/>
+            <w:r>
+              <w:rPr>
+                <w:sz w:val="19"/>
+              </w:rPr>
+              <w:t>8:05</w:t>
             </w:r>
           </w:p>
         </w:tc>
@@ -385,23 +566,57 @@
       <w:tr>
         <w:tc>
           <w:tcPr>
-            <w:tcW w:type="dxa" w:w="4824"/>
+            <w:tcW w:type="dxa" w:w="4608"/>
           </w:tcPr>
           <w:p>
             <w:r/>
             <w:r>
-              <w:t>No AI interaction or branding on screen</w:t>
+              <w:rPr>
+                <w:sz w:val="19"/>
+              </w:rPr>
+              <w:t>3. System curve, operating points and the hand check</w:t>
             </w:r>
           </w:p>
         </w:tc>
         <w:tc>
           <w:tcPr>
-            <w:tcW w:type="dxa" w:w="4824"/>
+            <w:tcW w:type="dxa" w:w="1440"/>
           </w:tcPr>
           <w:p>
             <w:r/>
             <w:r>
-              <w:t>Copilot, Chat and Designer are off; never mentioned</w:t>
+              <w:rPr>
+                <w:sz w:val="19"/>
+              </w:rPr>
+              <w:t>2:55</w:t>
+            </w:r>
+          </w:p>
+        </w:tc>
+        <w:tc>
+          <w:tcPr>
+            <w:tcW w:type="dxa" w:w="1440"/>
+          </w:tcPr>
+          <w:p>
+            <w:r/>
+            <w:r>
+              <w:rPr>
+                <w:sz w:val="19"/>
+              </w:rPr>
+              <w:t>7:40</w:t>
+            </w:r>
+          </w:p>
+        </w:tc>
+        <w:tc>
+          <w:tcPr>
+            <w:tcW w:type="dxa" w:w="2304"/>
+          </w:tcPr>
+          <w:p>
+            <w:r/>
+            <w:r>
+              <w:rPr>
+                <w:sz w:val="19"/>
+              </w:rPr>
+              <w:t>13:00</w:t>
             </w:r>
           </w:p>
         </w:tc>
@@ -409,23 +624,57 @@
       <w:tr>
         <w:tc>
           <w:tcPr>
-            <w:tcW w:type="dxa" w:w="4824"/>
+            <w:tcW w:type="dxa" w:w="4608"/>
           </w:tcPr>
           <w:p>
             <w:r/>
             <w:r>
-              <w:t>No PII, no Mercor, Odin, Studio or TaskRecorder on screen after the start</w:t>
+              <w:rPr>
+                <w:sz w:val="19"/>
+              </w:rPr>
+              <w:t>4. Criteria, annual energy cost and the decision</w:t>
             </w:r>
           </w:p>
         </w:tc>
         <w:tc>
           <w:tcPr>
-            <w:tcW w:type="dxa" w:w="4824"/>
+            <w:tcW w:type="dxa" w:w="1440"/>
           </w:tcPr>
           <w:p>
             <w:r/>
             <w:r>
-              <w:t>Neutral account, neutral folder, silent stop</w:t>
+              <w:rPr>
+                <w:sz w:val="19"/>
+              </w:rPr>
+              <w:t>4:20</w:t>
+            </w:r>
+          </w:p>
+        </w:tc>
+        <w:tc>
+          <w:tcPr>
+            <w:tcW w:type="dxa" w:w="1440"/>
+          </w:tcPr>
+          <w:p>
+            <w:r/>
+            <w:r>
+              <w:rPr>
+                <w:sz w:val="19"/>
+              </w:rPr>
+              <w:t>12:00</w:t>
+            </w:r>
+          </w:p>
+        </w:tc>
+        <w:tc>
+          <w:tcPr>
+            <w:tcW w:type="dxa" w:w="2304"/>
+          </w:tcPr>
+          <w:p>
+            <w:r/>
+            <w:r>
+              <w:rPr>
+                <w:sz w:val="19"/>
+              </w:rPr>
+              <w:t>20:25</w:t>
             </w:r>
           </w:p>
         </w:tc>
@@ -433,23 +682,57 @@
       <w:tr>
         <w:tc>
           <w:tcPr>
-            <w:tcW w:type="dxa" w:w="4824"/>
+            <w:tcW w:type="dxa" w:w="4608"/>
           </w:tcPr>
           <w:p>
             <w:r/>
             <w:r>
-              <w:t>Prepared inputs: explain contents, purpose and royalty- and copyright-free status without naming an AI tool</w:t>
+              <w:rPr>
+                <w:sz w:val="19"/>
+              </w:rPr>
+              <w:t>5. Save the tables and charts, copy the criteria table</w:t>
             </w:r>
           </w:p>
         </w:tc>
         <w:tc>
           <w:tcPr>
-            <w:tcW w:type="dxa" w:w="4824"/>
+            <w:tcW w:type="dxa" w:w="1440"/>
           </w:tcPr>
           <w:p>
             <w:r/>
             <w:r>
-              <w:t>Scene 1</w:t>
+              <w:rPr>
+                <w:sz w:val="19"/>
+              </w:rPr>
+              <w:t>2:15</w:t>
+            </w:r>
+          </w:p>
+        </w:tc>
+        <w:tc>
+          <w:tcPr>
+            <w:tcW w:type="dxa" w:w="1440"/>
+          </w:tcPr>
+          <w:p>
+            <w:r/>
+            <w:r>
+              <w:rPr>
+                <w:sz w:val="19"/>
+              </w:rPr>
+              <w:t>14:15</w:t>
+            </w:r>
+          </w:p>
+        </w:tc>
+        <w:tc>
+          <w:tcPr>
+            <w:tcW w:type="dxa" w:w="2304"/>
+          </w:tcPr>
+          <w:p>
+            <w:r/>
+            <w:r>
+              <w:rPr>
+                <w:sz w:val="19"/>
+              </w:rPr>
+              <w:t>24:10</w:t>
             </w:r>
           </w:p>
         </w:tc>
@@ -457,23 +740,57 @@
       <w:tr>
         <w:tc>
           <w:tcPr>
-            <w:tcW w:type="dxa" w:w="4824"/>
+            <w:tcW w:type="dxa" w:w="4608"/>
           </w:tcPr>
           <w:p>
             <w:r/>
             <w:r>
-              <w:t>Never launch or set up an app after Start</w:t>
+              <w:rPr>
+                <w:sz w:val="19"/>
+              </w:rPr>
+              <w:t>6. Recommendation memo in Word</w:t>
             </w:r>
           </w:p>
         </w:tc>
         <w:tc>
           <w:tcPr>
-            <w:tcW w:type="dxa" w:w="4824"/>
+            <w:tcW w:type="dxa" w:w="1440"/>
           </w:tcPr>
           <w:p>
             <w:r/>
             <w:r>
-              <w:t>All three apps are open and minimized before recording</w:t>
+              <w:rPr>
+                <w:sz w:val="19"/>
+              </w:rPr>
+              <w:t>5:20</w:t>
+            </w:r>
+          </w:p>
+        </w:tc>
+        <w:tc>
+          <w:tcPr>
+            <w:tcW w:type="dxa" w:w="1440"/>
+          </w:tcPr>
+          <w:p>
+            <w:r/>
+            <w:r>
+              <w:rPr>
+                <w:sz w:val="19"/>
+              </w:rPr>
+              <w:t>19:35</w:t>
+            </w:r>
+          </w:p>
+        </w:tc>
+        <w:tc>
+          <w:tcPr>
+            <w:tcW w:type="dxa" w:w="2304"/>
+          </w:tcPr>
+          <w:p>
+            <w:r/>
+            <w:r>
+              <w:rPr>
+                <w:sz w:val="19"/>
+              </w:rPr>
+              <w:t>33:15</w:t>
             </w:r>
           </w:p>
         </w:tc>
@@ -481,37 +798,127 @@
       <w:tr>
         <w:tc>
           <w:tcPr>
-            <w:tcW w:type="dxa" w:w="4824"/>
+            <w:tcW w:type="dxa" w:w="4608"/>
           </w:tcPr>
           <w:p>
             <w:r/>
             <w:r>
-              <w:t>Small mistakes: notice, say it, fix it, check it</w:t>
+              <w:rPr>
+                <w:sz w:val="19"/>
+              </w:rPr>
+              <w:t>7. Approval deck in PowerPoint</w:t>
             </w:r>
           </w:p>
         </w:tc>
         <w:tc>
           <w:tcPr>
-            <w:tcW w:type="dxa" w:w="4824"/>
+            <w:tcW w:type="dxa" w:w="1440"/>
           </w:tcPr>
           <w:p>
             <w:r/>
             <w:r>
-              <w:t>Recovery lines at the end</w:t>
+              <w:rPr>
+                <w:sz w:val="19"/>
+              </w:rPr>
+              <w:t>2:35</w:t>
+            </w:r>
+          </w:p>
+        </w:tc>
+        <w:tc>
+          <w:tcPr>
+            <w:tcW w:type="dxa" w:w="1440"/>
+          </w:tcPr>
+          <w:p>
+            <w:r/>
+            <w:r>
+              <w:rPr>
+                <w:sz w:val="19"/>
+              </w:rPr>
+              <w:t>22:05</w:t>
+            </w:r>
+          </w:p>
+        </w:tc>
+        <w:tc>
+          <w:tcPr>
+            <w:tcW w:type="dxa" w:w="2304"/>
+          </w:tcPr>
+          <w:p>
+            <w:r/>
+            <w:r>
+              <w:rPr>
+                <w:sz w:val="19"/>
+              </w:rPr>
+              <w:t>37:35</w:t>
+            </w:r>
+          </w:p>
+        </w:tc>
+      </w:tr>
+      <w:tr>
+        <w:tc>
+          <w:tcPr>
+            <w:tcW w:type="dxa" w:w="4608"/>
+          </w:tcPr>
+          <w:p>
+            <w:r/>
+            <w:r>
+              <w:rPr>
+                <w:sz w:val="19"/>
+              </w:rPr>
+              <w:t>8. Cross-check and stop</w:t>
+            </w:r>
+          </w:p>
+        </w:tc>
+        <w:tc>
+          <w:tcPr>
+            <w:tcW w:type="dxa" w:w="1440"/>
+          </w:tcPr>
+          <w:p>
+            <w:r/>
+            <w:r>
+              <w:rPr>
+                <w:sz w:val="19"/>
+              </w:rPr>
+              <w:t>1:25</w:t>
+            </w:r>
+          </w:p>
+        </w:tc>
+        <w:tc>
+          <w:tcPr>
+            <w:tcW w:type="dxa" w:w="1440"/>
+          </w:tcPr>
+          <w:p>
+            <w:r/>
+            <w:r>
+              <w:rPr>
+                <w:sz w:val="19"/>
+              </w:rPr>
+              <w:t>23:30</w:t>
+            </w:r>
+          </w:p>
+        </w:tc>
+        <w:tc>
+          <w:tcPr>
+            <w:tcW w:type="dxa" w:w="2304"/>
+          </w:tcPr>
+          <w:p>
+            <w:r/>
+            <w:r>
+              <w:rPr>
+                <w:sz w:val="19"/>
+              </w:rPr>
+              <w:t>39:55</w:t>
             </w:r>
           </w:p>
         </w:tc>
       </w:tr>
     </w:tbl>
+    <w:p/>
     <w:p>
       <w:r>
         <w:rPr>
-          <w:b/>
+          <w:i w:val="0"/>
         </w:rPr>
-        <w:t>Never say:</w:t>
-      </w:r>
-      <w:r>
-        <w:t xml:space="preserve"> "personal information", "TaskRecorder", "Mercor", "Odin", "Studio", "AI", "Gemini", "ChatGPT", "Copilot", "Designer". Never say "here" or "this" without naming the item.</w:t>
+        <w:t>If you are more than 3 minutes behind a checkpoint, use the cut order in the last section right away. The video must stay between 15:00 and 45:59, so a finish near 39:55 leaves you about 6 minutes of safety.</w:t>
       </w:r>
     </w:p>
     <w:p>
@@ -519,76 +926,575 @@
         <w:pStyle w:val="Heading2"/>
       </w:pPr>
       <w:r>
-        <w:t>Scene 0: Opening (about 15 seconds)</w:t>
+        <w:t>Before you press record</w:t>
       </w:r>
     </w:p>
     <w:p>
+      <w:r>
+        <w:rPr>
+          <w:i w:val="0"/>
+        </w:rPr>
+        <w:t>Do all of this before pressing Start Recording. The guide forbids setting up an app after recording starts.</w:t>
+      </w:r>
+    </w:p>
+    <w:p>
+      <w:pPr>
+        <w:pStyle w:val="ListParagraph"/>
+        <w:ind w:left="360" w:hanging="288"/>
+      </w:pPr>
       <w:r>
         <w:rPr>
           <w:b/>
         </w:rPr>
-        <w:t>DO (silently):</w:t>
-      </w:r>
-      <w:r>
-        <w:t xml:space="preserve"> In TaskRecorder, click </w:t>
-      </w:r>
+        <w:t xml:space="preserve">Studio first. </w:t>
+      </w:r>
+      <w:r>
+        <w:t>The idea is already approved. The Goal you paste into TaskRecorder, the opening note and the Metadata.rtf Request must be the approved Goal, word for word, and nothing in the video may go beyond it. Every part it promises appears in the table near the end of this document. Download the Metadata.rtf from your claimed task and use the filled copy in this folder.</w:t>
+      </w:r>
+    </w:p>
+    <w:p>
+      <w:pPr>
+        <w:pStyle w:val="ListParagraph"/>
+        <w:ind w:left="360" w:hanging="288"/>
+      </w:pPr>
       <w:r>
         <w:rPr>
           <w:b/>
         </w:rPr>
-        <w:t>Start Recording</w:t>
-      </w:r>
-      <w:r>
-        <w:t>. Click its yellow minimize button. The only window on screen is the Word note holding the Goal.</w:t>
+        <w:t xml:space="preserve">Inputs. </w:t>
+      </w:r>
+      <w:r>
+        <w:t>All five input files are made before recording, with no private data. Before you use them, ask @Loki whether inputs drafted by another AI are acceptable and how to label them, because the guide allows only Gemini for AI-made inputs. If the answer is no, rebuild the CSV and helper with Gemini, and compare your results with the answer key. Final Notes must say exactly: AI-generated before recording.</w:t>
       </w:r>
     </w:p>
     <w:p>
+      <w:pPr>
+        <w:pStyle w:val="ListParagraph"/>
+        <w:ind w:left="360" w:hanging="288"/>
+      </w:pPr>
       <w:r>
         <w:rPr>
           <w:b/>
         </w:rPr>
-        <w:t>SAY (exactly this, once, and nothing else):</w:t>
+        <w:t xml:space="preserve">Fresh folder. </w:t>
+      </w:r>
+      <w:r>
+        <w:t>Make a folder named pump_study on the Desktop of the Recorder user and unzip the five input files into it. It must hold only those five files, with no .vscode, .DS_Store or ~$ files and no outputs. Open the folder in VS Code.</w:t>
       </w:r>
     </w:p>
     <w:p>
-      <w:r>
-        <w:t>"I will be beginning my task soon. Here is the workflow I have in mind."</w:t>
-      </w:r>
-    </w:p>
-    <w:p>
+      <w:pPr>
+        <w:pStyle w:val="ListParagraph"/>
+        <w:ind w:left="360" w:hanging="288"/>
+      </w:pPr>
       <w:r>
         <w:rPr>
           <w:b/>
         </w:rPr>
-        <w:t>DO:</w:t>
-      </w:r>
-      <w:r>
-        <w:t xml:space="preserve"> Wait 3 seconds with the note visible. Move the pointer to the yellow button at the top left of the note window.</w:t>
+        <w:t xml:space="preserve">Kernel. </w:t>
+      </w:r>
+      <w:r>
+        <w:t>Open input_3_starter_notebook.ipynb, click Select Kernel at the top right and choose a Python environment that has pandas, numpy and matplotlib. Do not run or save anything in the starter inside the study folder. The dry run below proves the environment: if the first cell shows ModuleNotFoundError, choose another environment.</w:t>
       </w:r>
     </w:p>
     <w:p>
+      <w:pPr>
+        <w:pStyle w:val="ListParagraph"/>
+        <w:ind w:left="360" w:hanging="288"/>
+      </w:pPr>
       <w:r>
         <w:rPr>
           <w:b/>
         </w:rPr>
-        <w:t>SAY:</w:t>
-      </w:r>
-      <w:r>
-        <w:rPr>
-          <w:color w:val="1F4E79"/>
-        </w:rPr>
-        <w:t xml:space="preserve"> "I'll minimize the note with the yellow button at the top left of its window, so the workspace is clear."</w:t>
+        <w:t xml:space="preserve">VS Code AI features. </w:t>
+      </w:r>
+      <w:r>
+        <w:t>Close the Chat and Copilot panels and sign out of Copilot. Any AI interface on screen fails the recording. Quit Grammarly and every background app except Insightful, Accessibility Inspector and TaskRecorder.</w:t>
       </w:r>
     </w:p>
     <w:p>
+      <w:pPr>
+        <w:pStyle w:val="ListParagraph"/>
+        <w:ind w:left="360" w:hanging="288"/>
+      </w:pPr>
       <w:r>
         <w:rPr>
           <w:b/>
         </w:rPr>
-        <w:t>DO:</w:t>
-      </w:r>
-      <w:r>
-        <w:t xml:space="preserve"> Click it. Count one.</w:t>
+        <w:t xml:space="preserve">Word and PowerPoint. </w:t>
+      </w:r>
+      <w:r>
+        <w:t>Both signed in with the assigned account, with no name, email or avatar visible in the title bar or ribbon, and no Copilot button used. Open two Word documents: your opening note with the Goal in it, and input_4_memo_template.docx. In PowerPoint open input_5_deck_template.pptx. Turn off design suggestions in PowerPoint if they appear.</w:t>
+      </w:r>
+    </w:p>
+    <w:p>
+      <w:pPr>
+        <w:pStyle w:val="ListParagraph"/>
+        <w:ind w:left="360" w:hanging="288"/>
+      </w:pPr>
+      <w:r>
+        <w:rPr>
+          <w:b/>
+        </w:rPr>
+        <w:t xml:space="preserve">Desktop. </w:t>
+      </w:r>
+      <w:r>
+        <w:t>Dock on the left edge of the screen, clock with seconds, unique wallpaper, dark mode as a second change, mouse cursor size and colour left at default, Accessibility Inspector running with its window closed, Insightful minimized, notifications off, Finder closed. The Mac is plugged in with enough free storage. Zoom windows with the Window menu, never the green Full Screen button, then minimize every window except your opening note. Metadata.rtf stays closed.</w:t>
+      </w:r>
+    </w:p>
+    <w:p>
+      <w:pPr>
+        <w:pStyle w:val="ListParagraph"/>
+        <w:ind w:left="360" w:hanging="288"/>
+      </w:pPr>
+      <w:r>
+        <w:rPr>
+          <w:b/>
+        </w:rPr>
+        <w:t xml:space="preserve">TaskRecorder. </w:t>
+      </w:r>
+      <w:r>
+        <w:t>Signed in, three permissions green, microphone on, Goal pasted, apps entered as Visual Studio Code, Microsoft Word and PowerPoint. Drag the TaskRecorder window larger until every line of the Goal is visible. Read this script from another device, never on the recorded screen.</w:t>
+      </w:r>
+    </w:p>
+    <w:p>
+      <w:pPr>
+        <w:pStyle w:val="ListParagraph"/>
+        <w:ind w:left="360" w:hanging="288"/>
+      </w:pPr>
+      <w:r>
+        <w:rPr>
+          <w:b/>
+        </w:rPr>
+        <w:t xml:space="preserve">Audio test, 1 minute. </w:t>
+      </w:r>
+      <w:r>
+        <w:t>Say one SAY line at your planned speed, type for 20 seconds, and play it back on headphones. Your voice must be clear and louder than the typing, with no fan hum.</w:t>
+      </w:r>
+    </w:p>
+    <w:p>
+      <w:pPr>
+        <w:pStyle w:val="ListParagraph"/>
+        <w:ind w:left="360" w:hanging="288"/>
+      </w:pPr>
+      <w:r>
+        <w:rPr>
+          <w:b/>
+        </w:rPr>
+        <w:t xml:space="preserve">Dry run. </w:t>
+      </w:r>
+      <w:r>
+        <w:t>In a temporary folder with copies of the five inputs, type every cell once, then click through Word (Save As, paste, Convert Text to Table, picture, Export to PDF) and PowerPoint (Save As, two pictures). Then delete the folder. This warms up the plotting cache and proves the menus match your versions.</w:t>
+      </w:r>
+    </w:p>
+    <w:p>
+      <w:r>
+        <w:rPr>
+          <w:i w:val="0"/>
+        </w:rPr>
+        <w:t>Typing speed test, 2 minutes. This decides your typing share. In a scratch notebook outside the study folder, type the pass rule (59 characters): res.pct_of_bep.between(70, 110) &amp; res.npsh_margin_m.ge(1.5) with a stopwatch and no talking. Divide your seconds by 59 to get seconds per character, then read your row below. Your longest burst anywhere is 68 characters.</w:t>
+      </w:r>
+    </w:p>
+    <w:tbl>
+      <w:tblPr>
+        <w:tblStyle w:val="TableGrid"/>
+        <w:tblW w:type="auto" w:w="0"/>
+        <w:jc w:val="center"/>
+        <w:tblLook w:firstColumn="1" w:firstRow="1" w:lastColumn="0" w:lastRow="0" w:noHBand="0" w:noVBand="1" w:val="04A0"/>
+      </w:tblPr>
+      <w:tblGrid>
+        <w:gridCol w:w="1958"/>
+        <w:gridCol w:w="1958"/>
+        <w:gridCol w:w="1958"/>
+        <w:gridCol w:w="1958"/>
+        <w:gridCol w:w="1958"/>
+      </w:tblGrid>
+      <w:tr>
+        <w:tc>
+          <w:tcPr>
+            <w:tcW w:type="dxa" w:w="1728"/>
+            <w:shd w:val="clear" w:color="auto" w:fill="DCE6F1"/>
+          </w:tcPr>
+          <w:p>
+            <w:r/>
+            <w:r>
+              <w:rPr>
+                <w:b/>
+                <w:sz w:val="19"/>
+              </w:rPr>
+              <w:t>Seconds per character</w:t>
+            </w:r>
+          </w:p>
+        </w:tc>
+        <w:tc>
+          <w:tcPr>
+            <w:tcW w:type="dxa" w:w="2160"/>
+            <w:shd w:val="clear" w:color="auto" w:fill="DCE6F1"/>
+          </w:tcPr>
+          <w:p>
+            <w:r/>
+            <w:r>
+              <w:rPr>
+                <w:b/>
+                <w:sz w:val="19"/>
+              </w:rPr>
+              <w:t>Seconds for the 68 character burst</w:t>
+            </w:r>
+          </w:p>
+        </w:tc>
+        <w:tc>
+          <w:tcPr>
+            <w:tcW w:type="dxa" w:w="1872"/>
+            <w:shd w:val="clear" w:color="auto" w:fill="DCE6F1"/>
+          </w:tcPr>
+          <w:p>
+            <w:r/>
+            <w:r>
+              <w:rPr>
+                <w:b/>
+                <w:sz w:val="19"/>
+              </w:rPr>
+              <w:t>Typing share at 39:55</w:t>
+            </w:r>
+          </w:p>
+        </w:tc>
+        <w:tc>
+          <w:tcPr>
+            <w:tcW w:type="dxa" w:w="1728"/>
+            <w:shd w:val="clear" w:color="auto" w:fill="DCE6F1"/>
+          </w:tcPr>
+          <w:p>
+            <w:r/>
+            <w:r>
+              <w:rPr>
+                <w:b/>
+                <w:sz w:val="19"/>
+              </w:rPr>
+              <w:t>Typing share at 45:00</w:t>
+            </w:r>
+          </w:p>
+        </w:tc>
+        <w:tc>
+          <w:tcPr>
+            <w:tcW w:type="dxa" w:w="2736"/>
+            <w:shd w:val="clear" w:color="auto" w:fill="DCE6F1"/>
+          </w:tcPr>
+          <w:p>
+            <w:r/>
+            <w:r>
+              <w:rPr>
+                <w:b/>
+                <w:sz w:val="19"/>
+              </w:rPr>
+              <w:t>What to do</w:t>
+            </w:r>
+          </w:p>
+        </w:tc>
+      </w:tr>
+      <w:tr>
+        <w:tc>
+          <w:tcPr>
+            <w:tcW w:type="dxa" w:w="1728"/>
+          </w:tcPr>
+          <w:p>
+            <w:r/>
+            <w:r>
+              <w:rPr>
+                <w:sz w:val="19"/>
+              </w:rPr>
+              <w:t>0.25</w:t>
+            </w:r>
+          </w:p>
+        </w:tc>
+        <w:tc>
+          <w:tcPr>
+            <w:tcW w:type="dxa" w:w="2160"/>
+          </w:tcPr>
+          <w:p>
+            <w:r/>
+            <w:r>
+              <w:rPr>
+                <w:sz w:val="19"/>
+              </w:rPr>
+              <w:t>17</w:t>
+            </w:r>
+          </w:p>
+        </w:tc>
+        <w:tc>
+          <w:tcPr>
+            <w:tcW w:type="dxa" w:w="1872"/>
+          </w:tcPr>
+          <w:p>
+            <w:r/>
+            <w:r>
+              <w:rPr>
+                <w:sz w:val="19"/>
+              </w:rPr>
+              <w:t>9 %</w:t>
+            </w:r>
+          </w:p>
+        </w:tc>
+        <w:tc>
+          <w:tcPr>
+            <w:tcW w:type="dxa" w:w="1728"/>
+          </w:tcPr>
+          <w:p>
+            <w:r/>
+            <w:r>
+              <w:rPr>
+                <w:sz w:val="19"/>
+              </w:rPr>
+              <w:t>8 %</w:t>
+            </w:r>
+          </w:p>
+        </w:tc>
+        <w:tc>
+          <w:tcPr>
+            <w:tcW w:type="dxa" w:w="2736"/>
+          </w:tcPr>
+          <w:p>
+            <w:r/>
+            <w:r>
+              <w:rPr>
+                <w:sz w:val="19"/>
+              </w:rPr>
+              <w:t>Record</w:t>
+            </w:r>
+          </w:p>
+        </w:tc>
+      </w:tr>
+      <w:tr>
+        <w:tc>
+          <w:tcPr>
+            <w:tcW w:type="dxa" w:w="1728"/>
+          </w:tcPr>
+          <w:p>
+            <w:r/>
+            <w:r>
+              <w:rPr>
+                <w:sz w:val="19"/>
+              </w:rPr>
+              <w:t>0.35</w:t>
+            </w:r>
+          </w:p>
+        </w:tc>
+        <w:tc>
+          <w:tcPr>
+            <w:tcW w:type="dxa" w:w="2160"/>
+          </w:tcPr>
+          <w:p>
+            <w:r/>
+            <w:r>
+              <w:rPr>
+                <w:sz w:val="19"/>
+              </w:rPr>
+              <w:t>24</w:t>
+            </w:r>
+          </w:p>
+        </w:tc>
+        <w:tc>
+          <w:tcPr>
+            <w:tcW w:type="dxa" w:w="1872"/>
+          </w:tcPr>
+          <w:p>
+            <w:r/>
+            <w:r>
+              <w:rPr>
+                <w:sz w:val="19"/>
+              </w:rPr>
+              <w:t>12 %</w:t>
+            </w:r>
+          </w:p>
+        </w:tc>
+        <w:tc>
+          <w:tcPr>
+            <w:tcW w:type="dxa" w:w="1728"/>
+          </w:tcPr>
+          <w:p>
+            <w:r/>
+            <w:r>
+              <w:rPr>
+                <w:sz w:val="19"/>
+              </w:rPr>
+              <w:t>11 %</w:t>
+            </w:r>
+          </w:p>
+        </w:tc>
+        <w:tc>
+          <w:tcPr>
+            <w:tcW w:type="dxa" w:w="2736"/>
+          </w:tcPr>
+          <w:p>
+            <w:r/>
+            <w:r>
+              <w:rPr>
+                <w:sz w:val="19"/>
+              </w:rPr>
+              <w:t>Record</w:t>
+            </w:r>
+          </w:p>
+        </w:tc>
+      </w:tr>
+      <w:tr>
+        <w:tc>
+          <w:tcPr>
+            <w:tcW w:type="dxa" w:w="1728"/>
+          </w:tcPr>
+          <w:p>
+            <w:r/>
+            <w:r>
+              <w:rPr>
+                <w:sz w:val="19"/>
+              </w:rPr>
+              <w:t>0.40</w:t>
+            </w:r>
+          </w:p>
+        </w:tc>
+        <w:tc>
+          <w:tcPr>
+            <w:tcW w:type="dxa" w:w="2160"/>
+          </w:tcPr>
+          <w:p>
+            <w:r/>
+            <w:r>
+              <w:rPr>
+                <w:sz w:val="19"/>
+              </w:rPr>
+              <w:t>27</w:t>
+            </w:r>
+          </w:p>
+        </w:tc>
+        <w:tc>
+          <w:tcPr>
+            <w:tcW w:type="dxa" w:w="1872"/>
+          </w:tcPr>
+          <w:p>
+            <w:r/>
+            <w:r>
+              <w:rPr>
+                <w:sz w:val="19"/>
+              </w:rPr>
+              <w:t>14 %</w:t>
+            </w:r>
+          </w:p>
+        </w:tc>
+        <w:tc>
+          <w:tcPr>
+            <w:tcW w:type="dxa" w:w="1728"/>
+          </w:tcPr>
+          <w:p>
+            <w:r/>
+            <w:r>
+              <w:rPr>
+                <w:sz w:val="19"/>
+              </w:rPr>
+              <w:t>12 %</w:t>
+            </w:r>
+          </w:p>
+        </w:tc>
+        <w:tc>
+          <w:tcPr>
+            <w:tcW w:type="dxa" w:w="2736"/>
+          </w:tcPr>
+          <w:p>
+            <w:r/>
+            <w:r>
+              <w:rPr>
+                <w:sz w:val="19"/>
+              </w:rPr>
+              <w:t>Split the long sentences at the semicolon, then record</w:t>
+            </w:r>
+          </w:p>
+        </w:tc>
+      </w:tr>
+      <w:tr>
+        <w:tc>
+          <w:tcPr>
+            <w:tcW w:type="dxa" w:w="1728"/>
+          </w:tcPr>
+          <w:p>
+            <w:r/>
+            <w:r>
+              <w:rPr>
+                <w:sz w:val="19"/>
+              </w:rPr>
+              <w:t>0.45</w:t>
+            </w:r>
+          </w:p>
+        </w:tc>
+        <w:tc>
+          <w:tcPr>
+            <w:tcW w:type="dxa" w:w="2160"/>
+          </w:tcPr>
+          <w:p>
+            <w:r/>
+            <w:r>
+              <w:rPr>
+                <w:sz w:val="19"/>
+              </w:rPr>
+              <w:t>31</w:t>
+            </w:r>
+          </w:p>
+        </w:tc>
+        <w:tc>
+          <w:tcPr>
+            <w:tcW w:type="dxa" w:w="1872"/>
+          </w:tcPr>
+          <w:p>
+            <w:r/>
+            <w:r>
+              <w:rPr>
+                <w:sz w:val="19"/>
+              </w:rPr>
+              <w:t>15 %</w:t>
+            </w:r>
+          </w:p>
+        </w:tc>
+        <w:tc>
+          <w:tcPr>
+            <w:tcW w:type="dxa" w:w="1728"/>
+          </w:tcPr>
+          <w:p>
+            <w:r/>
+            <w:r>
+              <w:rPr>
+                <w:sz w:val="19"/>
+              </w:rPr>
+              <w:t>14 %</w:t>
+            </w:r>
+          </w:p>
+        </w:tc>
+        <w:tc>
+          <w:tcPr>
+            <w:tcW w:type="dxa" w:w="2736"/>
+          </w:tcPr>
+          <w:p>
+            <w:r/>
+            <w:r>
+              <w:rPr>
+                <w:sz w:val="19"/>
+              </w:rPr>
+              <w:t>Split them, use trim list 1, and check again</w:t>
+            </w:r>
+          </w:p>
+        </w:tc>
+      </w:tr>
+    </w:tbl>
+    <w:p/>
+    <w:p>
+      <w:r>
+        <w:rPr>
+          <w:i w:val="0"/>
+        </w:rPr>
+        <w:t>These shares are estimates: 820 characters times your seconds per character, divided by the video length. I do not know exactly how AutoQC counts typing, so the test decides, not my table. The limit is strictly below 20 percent, or 30 percent only if Loki confirms this counts as a coding plus writing task.</w:t>
+      </w:r>
+    </w:p>
+    <w:p>
+      <w:r>
+        <w:rPr>
+          <w:i w:val="0"/>
+        </w:rPr>
+        <w:t>Keys. The special characters you type are: " ( ) [ ] , . : ; = - _ / * &amp; % $. Capital letters are the only other Shift keys. The less-than and greater-than keys are never needed. Test the ampersand once before recording: in your scratch notebook, type res.pct_of_bep.between(70, 110) &amp; res.npsh_margin_m.ge(1.5). If any key does not appear, tell me before recording.</w:t>
       </w:r>
     </w:p>
     <w:p>
@@ -596,7 +1502,651 @@
         <w:pStyle w:val="Heading2"/>
       </w:pPr>
       <w:r>
-        <w:t>Scene 1: Visual Studio Code, load and check the data (about 3 minutes)</w:t>
+        <w:t>Rules from guide.pdf, the Writer Guidelines and the Studio criteria</w:t>
+      </w:r>
+    </w:p>
+    <w:tbl>
+      <w:tblPr>
+        <w:tblStyle w:val="TableGrid"/>
+        <w:tblW w:type="auto" w:w="0"/>
+        <w:jc w:val="center"/>
+        <w:tblLook w:firstColumn="1" w:firstRow="1" w:lastColumn="0" w:lastRow="0" w:noHBand="0" w:noVBand="1" w:val="04A0"/>
+      </w:tblPr>
+      <w:tblGrid>
+        <w:gridCol w:w="4896"/>
+        <w:gridCol w:w="4896"/>
+      </w:tblGrid>
+      <w:tr>
+        <w:tc>
+          <w:tcPr>
+            <w:tcW w:type="dxa" w:w="4608"/>
+            <w:shd w:val="clear" w:color="auto" w:fill="DCE6F1"/>
+          </w:tcPr>
+          <w:p>
+            <w:r/>
+            <w:r>
+              <w:rPr>
+                <w:b/>
+                <w:sz w:val="19"/>
+              </w:rPr>
+              <w:t>Rule</w:t>
+            </w:r>
+          </w:p>
+        </w:tc>
+        <w:tc>
+          <w:tcPr>
+            <w:tcW w:type="dxa" w:w="5184"/>
+            <w:shd w:val="clear" w:color="auto" w:fill="DCE6F1"/>
+          </w:tcPr>
+          <w:p>
+            <w:r/>
+            <w:r>
+              <w:rPr>
+                <w:b/>
+                <w:sz w:val="19"/>
+              </w:rPr>
+              <w:t>How this script meets it</w:t>
+            </w:r>
+          </w:p>
+        </w:tc>
+      </w:tr>
+      <w:tr>
+        <w:tc>
+          <w:tcPr>
+            <w:tcW w:type="dxa" w:w="4608"/>
+          </w:tcPr>
+          <w:p>
+            <w:r/>
+            <w:r>
+              <w:rPr>
+                <w:sz w:val="19"/>
+              </w:rPr>
+              <w:t>Clock shows seconds; dock on the left, visible, never at the bottom; one UI change; cursor default (Studio items 7 to 9, 15).</w:t>
+            </w:r>
+          </w:p>
+        </w:tc>
+        <w:tc>
+          <w:tcPr>
+            <w:tcW w:type="dxa" w:w="5184"/>
+          </w:tcPr>
+          <w:p>
+            <w:r/>
+            <w:r>
+              <w:rPr>
+                <w:sz w:val="19"/>
+              </w:rPr>
+              <w:t>Desktop checklist above, checked again before Start.</w:t>
+            </w:r>
+          </w:p>
+        </w:tc>
+      </w:tr>
+      <w:tr>
+        <w:tc>
+          <w:tcPr>
+            <w:tcW w:type="dxa" w:w="4608"/>
+          </w:tcPr>
+          <w:p>
+            <w:r/>
+            <w:r>
+              <w:rPr>
+                <w:sz w:val="19"/>
+              </w:rPr>
+              <w:t>Accessibility Inspector icon has a dot in the Dock; its window is never visible (items 10, 11).</w:t>
+            </w:r>
+          </w:p>
+        </w:tc>
+        <w:tc>
+          <w:tcPr>
+            <w:tcW w:type="dxa" w:w="5184"/>
+          </w:tcPr>
+          <w:p>
+            <w:r/>
+            <w:r>
+              <w:rPr>
+                <w:sz w:val="19"/>
+              </w:rPr>
+              <w:t>Desktop checklist above.</w:t>
+            </w:r>
+          </w:p>
+        </w:tc>
+      </w:tr>
+      <w:tr>
+        <w:tc>
+          <w:tcPr>
+            <w:tcW w:type="dxa" w:w="4608"/>
+          </w:tcPr>
+          <w:p>
+            <w:r/>
+            <w:r>
+              <w:rPr>
+                <w:sz w:val="19"/>
+              </w:rPr>
+              <w:t>TaskRecorder shows an accurate Goal; Goal document is shown first; the opening narration is short (items 12 to 14).</w:t>
+            </w:r>
+          </w:p>
+        </w:tc>
+        <w:tc>
+          <w:tcPr>
+            <w:tcW w:type="dxa" w:w="5184"/>
+          </w:tcPr>
+          <w:p>
+            <w:r/>
+            <w:r>
+              <w:rPr>
+                <w:sz w:val="19"/>
+              </w:rPr>
+              <w:t>Part 1.1: only the one required sentence, about 15 seconds, and the Goal is never read aloud.</w:t>
+            </w:r>
+          </w:p>
+        </w:tc>
+      </w:tr>
+      <w:tr>
+        <w:tc>
+          <w:tcPr>
+            <w:tcW w:type="dxa" w:w="4608"/>
+          </w:tcPr>
+          <w:p>
+            <w:r/>
+            <w:r>
+              <w:rPr>
+                <w:sz w:val="19"/>
+              </w:rPr>
+              <w:t>Metadata.rtf and project information never shown; TaskRecorder never shown outside Start and Stop (items 16, 27, 31).</w:t>
+            </w:r>
+          </w:p>
+        </w:tc>
+        <w:tc>
+          <w:tcPr>
+            <w:tcW w:type="dxa" w:w="5184"/>
+          </w:tcPr>
+          <w:p>
+            <w:r/>
+            <w:r>
+              <w:rPr>
+                <w:sz w:val="19"/>
+              </w:rPr>
+              <w:t>Kept closed, and the stop is silent.</w:t>
+            </w:r>
+          </w:p>
+        </w:tc>
+      </w:tr>
+      <w:tr>
+        <w:tc>
+          <w:tcPr>
+            <w:tcW w:type="dxa" w:w="4608"/>
+          </w:tcPr>
+          <w:p>
+            <w:r/>
+            <w:r>
+              <w:rPr>
+                <w:sz w:val="19"/>
+              </w:rPr>
+              <w:t>No unused window covers more than 25% of another for more than 6 seconds (item 17).</w:t>
+            </w:r>
+          </w:p>
+        </w:tc>
+        <w:tc>
+          <w:tcPr>
+            <w:tcW w:type="dxa" w:w="5184"/>
+          </w:tcPr>
+          <w:p>
+            <w:r/>
+            <w:r>
+              <w:rPr>
+                <w:sz w:val="19"/>
+              </w:rPr>
+              <w:t>Each app is minimized with the yellow button the moment you finish with it. Only dialogs of the same app overlap.</w:t>
+            </w:r>
+          </w:p>
+        </w:tc>
+      </w:tr>
+      <w:tr>
+        <w:tc>
+          <w:tcPr>
+            <w:tcW w:type="dxa" w:w="4608"/>
+          </w:tcPr>
+          <w:p>
+            <w:r/>
+            <w:r>
+              <w:rPr>
+                <w:sz w:val="19"/>
+              </w:rPr>
+              <w:t>Pointer never idle over 45 seconds (item 18); every click followed by a 1 second pause (item 28).</w:t>
+            </w:r>
+          </w:p>
+        </w:tc>
+        <w:tc>
+          <w:tcPr>
+            <w:tcW w:type="dxa" w:w="5184"/>
+          </w:tcPr>
+          <w:p>
+            <w:r/>
+            <w:r>
+              <w:rPr>
+                <w:sz w:val="19"/>
+              </w:rPr>
+              <w:t>The pointer rests only on what you name. Count one after every click.</w:t>
+            </w:r>
+          </w:p>
+        </w:tc>
+      </w:tr>
+      <w:tr>
+        <w:tc>
+          <w:tcPr>
+            <w:tcW w:type="dxa" w:w="4608"/>
+          </w:tcPr>
+          <w:p>
+            <w:r/>
+            <w:r>
+              <w:rPr>
+                <w:sz w:val="19"/>
+              </w:rPr>
+              <w:t>Typing at most 20% (item 19).</w:t>
+            </w:r>
+          </w:p>
+        </w:tc>
+        <w:tc>
+          <w:tcPr>
+            <w:tcW w:type="dxa" w:w="5184"/>
+          </w:tcPr>
+          <w:p>
+            <w:r/>
+            <w:r>
+              <w:rPr>
+                <w:sz w:val="19"/>
+              </w:rPr>
+              <w:t>820 characters in short bursts; see the typing counter for the estimated share.</w:t>
+            </w:r>
+          </w:p>
+        </w:tc>
+      </w:tr>
+      <w:tr>
+        <w:tc>
+          <w:tcPr>
+            <w:tcW w:type="dxa" w:w="4608"/>
+          </w:tcPr>
+          <w:p>
+            <w:r/>
+            <w:r>
+              <w:rPr>
+                <w:sz w:val="19"/>
+              </w:rPr>
+              <w:t>Zero restricted apps (item 20).</w:t>
+            </w:r>
+          </w:p>
+        </w:tc>
+        <w:tc>
+          <w:tcPr>
+            <w:tcW w:type="dxa" w:w="5184"/>
+          </w:tcPr>
+          <w:p>
+            <w:r/>
+            <w:r>
+              <w:rPr>
+                <w:sz w:val="19"/>
+              </w:rPr>
+              <w:t>Only VS Code, Word and PowerPoint. Never open the PDF in Preview, never use Terminal, Notes, TextEdit, Excel, Chrome or Safari. Finder stays closed.</w:t>
+            </w:r>
+          </w:p>
+        </w:tc>
+      </w:tr>
+      <w:tr>
+        <w:tc>
+          <w:tcPr>
+            <w:tcW w:type="dxa" w:w="4608"/>
+          </w:tcPr>
+          <w:p>
+            <w:r/>
+            <w:r>
+              <w:rPr>
+                <w:sz w:val="19"/>
+              </w:rPr>
+              <w:t>Clear narration, no silence over 45 seconds, what, where and why, no here or this (items 21 to 24).</w:t>
+            </w:r>
+          </w:p>
+        </w:tc>
+        <w:tc>
+          <w:tcPr>
+            <w:tcW w:type="dxa" w:w="5184"/>
+          </w:tcPr>
+          <w:p>
+            <w:r/>
+            <w:r>
+              <w:rPr>
+                <w:sz w:val="19"/>
+              </w:rPr>
+              <w:t>Every SAY line names the control, its place and the reason. While a cell runs you keep talking and trace the code.</w:t>
+            </w:r>
+          </w:p>
+        </w:tc>
+      </w:tr>
+      <w:tr>
+        <w:tc>
+          <w:tcPr>
+            <w:tcW w:type="dxa" w:w="4608"/>
+          </w:tcPr>
+          <w:p>
+            <w:r/>
+            <w:r>
+              <w:rPr>
+                <w:sz w:val="19"/>
+              </w:rPr>
+              <w:t>No AI interaction, no PII, no copyrighted content, no profanity (items 29, 30, 32, 33).</w:t>
+            </w:r>
+          </w:p>
+        </w:tc>
+        <w:tc>
+          <w:tcPr>
+            <w:tcW w:type="dxa" w:w="5184"/>
+          </w:tcPr>
+          <w:p>
+            <w:r/>
+            <w:r>
+              <w:rPr>
+                <w:sz w:val="19"/>
+              </w:rPr>
+              <w:t>Copilot, Chat and design suggestions are off and never mentioned. The prepared inputs are described only as prepared input files, free of royalties and copyright.</w:t>
+            </w:r>
+          </w:p>
+        </w:tc>
+      </w:tr>
+    </w:tbl>
+    <w:p/>
+    <w:p>
+      <w:r>
+        <w:rPr>
+          <w:i w:val="0"/>
+        </w:rPr>
+        <w:t>Every part the Goal promises, and where it is shown (the recording-shows-the-task AutoQC check):</w:t>
+      </w:r>
+    </w:p>
+    <w:tbl>
+      <w:tblPr>
+        <w:tblStyle w:val="TableGrid"/>
+        <w:tblW w:type="auto" w:w="0"/>
+        <w:jc w:val="center"/>
+        <w:tblLook w:firstColumn="1" w:firstRow="1" w:lastColumn="0" w:lastRow="0" w:noHBand="0" w:noVBand="1" w:val="04A0"/>
+      </w:tblPr>
+      <w:tblGrid>
+        <w:gridCol w:w="4896"/>
+        <w:gridCol w:w="4896"/>
+      </w:tblGrid>
+      <w:tr>
+        <w:tc>
+          <w:tcPr>
+            <w:tcW w:type="dxa" w:w="7488"/>
+            <w:shd w:val="clear" w:color="auto" w:fill="DCE6F1"/>
+          </w:tcPr>
+          <w:p>
+            <w:r/>
+            <w:r>
+              <w:rPr>
+                <w:b/>
+                <w:sz w:val="19"/>
+              </w:rPr>
+              <w:t>Promised in the Goal</w:t>
+            </w:r>
+          </w:p>
+        </w:tc>
+        <w:tc>
+          <w:tcPr>
+            <w:tcW w:type="dxa" w:w="2304"/>
+            <w:shd w:val="clear" w:color="auto" w:fill="DCE6F1"/>
+          </w:tcPr>
+          <w:p>
+            <w:r/>
+            <w:r>
+              <w:rPr>
+                <w:b/>
+                <w:sz w:val="19"/>
+              </w:rPr>
+              <w:t>Shown in step</w:t>
+            </w:r>
+          </w:p>
+        </w:tc>
+      </w:tr>
+      <w:tr>
+        <w:tc>
+          <w:tcPr>
+            <w:tcW w:type="dxa" w:w="7488"/>
+          </w:tcPr>
+          <w:p>
+            <w:r/>
+            <w:r>
+              <w:rPr>
+                <w:sz w:val="19"/>
+              </w:rPr>
+              <w:t>Fit a head-flow curve for each pump in a Jupyter notebook in VS Code</w:t>
+            </w:r>
+          </w:p>
+        </w:tc>
+        <w:tc>
+          <w:tcPr>
+            <w:tcW w:type="dxa" w:w="2304"/>
+          </w:tcPr>
+          <w:p>
+            <w:r/>
+            <w:r>
+              <w:rPr>
+                <w:sz w:val="19"/>
+              </w:rPr>
+              <w:t>2.1</w:t>
+            </w:r>
+          </w:p>
+        </w:tc>
+      </w:tr>
+      <w:tr>
+        <w:tc>
+          <w:tcPr>
+            <w:tcW w:type="dxa" w:w="7488"/>
+          </w:tcPr>
+          <w:p>
+            <w:r/>
+            <w:r>
+              <w:rPr>
+                <w:sz w:val="19"/>
+              </w:rPr>
+              <w:t>Intersect it with the system curve to find the operating point, with a hand check</w:t>
+            </w:r>
+          </w:p>
+        </w:tc>
+        <w:tc>
+          <w:tcPr>
+            <w:tcW w:type="dxa" w:w="2304"/>
+          </w:tcPr>
+          <w:p>
+            <w:r/>
+            <w:r>
+              <w:rPr>
+                <w:sz w:val="19"/>
+              </w:rPr>
+              <w:t>3.1, 3.2, 3.3</w:t>
+            </w:r>
+          </w:p>
+        </w:tc>
+      </w:tr>
+      <w:tr>
+        <w:tc>
+          <w:tcPr>
+            <w:tcW w:type="dxa" w:w="7488"/>
+          </w:tcPr>
+          <w:p>
+            <w:r/>
+            <w:r>
+              <w:rPr>
+                <w:sz w:val="19"/>
+              </w:rPr>
+              <w:t>Check 70 to 110 percent of best-efficiency flow and 1.5 m of NPSH margin</w:t>
+            </w:r>
+          </w:p>
+        </w:tc>
+        <w:tc>
+          <w:tcPr>
+            <w:tcW w:type="dxa" w:w="2304"/>
+          </w:tcPr>
+          <w:p>
+            <w:r/>
+            <w:r>
+              <w:rPr>
+                <w:sz w:val="19"/>
+              </w:rPr>
+              <w:t>4.2, 4.3</w:t>
+            </w:r>
+          </w:p>
+        </w:tc>
+      </w:tr>
+      <w:tr>
+        <w:tc>
+          <w:tcPr>
+            <w:tcW w:type="dxa" w:w="7488"/>
+          </w:tcPr>
+          <w:p>
+            <w:r/>
+            <w:r>
+              <w:rPr>
+                <w:sz w:val="19"/>
+              </w:rPr>
+              <w:t>Compare annual energy cost</w:t>
+            </w:r>
+          </w:p>
+        </w:tc>
+        <w:tc>
+          <w:tcPr>
+            <w:tcW w:type="dxa" w:w="2304"/>
+          </w:tcPr>
+          <w:p>
+            <w:r/>
+            <w:r>
+              <w:rPr>
+                <w:sz w:val="19"/>
+              </w:rPr>
+              <w:t>4.2, 4.3, 5.2</w:t>
+            </w:r>
+          </w:p>
+        </w:tc>
+      </w:tr>
+      <w:tr>
+        <w:tc>
+          <w:tcPr>
+            <w:tcW w:type="dxa" w:w="7488"/>
+          </w:tcPr>
+          <w:p>
+            <w:r/>
+            <w:r>
+              <w:rPr>
+                <w:sz w:val="19"/>
+              </w:rPr>
+              <w:t>Word memo with the criteria table and the operating-point chart, saved and exported to PDF</w:t>
+            </w:r>
+          </w:p>
+        </w:tc>
+        <w:tc>
+          <w:tcPr>
+            <w:tcW w:type="dxa" w:w="2304"/>
+          </w:tcPr>
+          <w:p>
+            <w:r/>
+            <w:r>
+              <w:rPr>
+                <w:sz w:val="19"/>
+              </w:rPr>
+              <w:t>6.3, 6.4, 6.6</w:t>
+            </w:r>
+          </w:p>
+        </w:tc>
+      </w:tr>
+      <w:tr>
+        <w:tc>
+          <w:tcPr>
+            <w:tcW w:type="dxa" w:w="7488"/>
+          </w:tcPr>
+          <w:p>
+            <w:r/>
+            <w:r>
+              <w:rPr>
+                <w:sz w:val="19"/>
+              </w:rPr>
+              <w:t>PowerPoint two-slide approval deck, chart on slide 1, cost comparison and recommendation on slide 2</w:t>
+            </w:r>
+          </w:p>
+        </w:tc>
+        <w:tc>
+          <w:tcPr>
+            <w:tcW w:type="dxa" w:w="2304"/>
+          </w:tcPr>
+          <w:p>
+            <w:r/>
+            <w:r>
+              <w:rPr>
+                <w:sz w:val="19"/>
+              </w:rPr>
+              <w:t>7.2, 7.3</w:t>
+            </w:r>
+          </w:p>
+        </w:tc>
+      </w:tr>
+      <w:tr>
+        <w:tc>
+          <w:tcPr>
+            <w:tcW w:type="dxa" w:w="7488"/>
+          </w:tcPr>
+          <w:p>
+            <w:r/>
+            <w:r>
+              <w:rPr>
+                <w:sz w:val="19"/>
+              </w:rPr>
+              <w:t>The facilities manager can approve: a clear recommendation</w:t>
+            </w:r>
+          </w:p>
+        </w:tc>
+        <w:tc>
+          <w:tcPr>
+            <w:tcW w:type="dxa" w:w="2304"/>
+          </w:tcPr>
+          <w:p>
+            <w:r/>
+            <w:r>
+              <w:rPr>
+                <w:sz w:val="19"/>
+              </w:rPr>
+              <w:t>4.3, 6.5, 7.3, 8.2</w:t>
+            </w:r>
+          </w:p>
+        </w:tc>
+      </w:tr>
+    </w:tbl>
+    <w:p/>
+    <w:p>
+      <w:r>
+        <w:rPr>
+          <w:i w:val="0"/>
+        </w:rPr>
+        <w:t>Never say: personal information, TaskRecorder, Mercor, Odin, Studio, AI, Gemini, ChatGPT, Copilot, Designer. Never say here or this without naming the item.</w:t>
+      </w:r>
+    </w:p>
+    <w:p>
+      <w:pPr>
+        <w:pStyle w:val="Heading2"/>
+      </w:pPr>
+      <w:r>
+        <w:t>Part 1: Intro, open VS Code and look at the inputs (0:00 to 3:40)</w:t>
+      </w:r>
+    </w:p>
+    <w:p>
+      <w:r>
+        <w:rPr>
+          <w:i w:val="0"/>
+        </w:rPr>
+        <w:t>Two short typing bursts: the first file name and the range check. Everything else is pointer work. Every scroll is named with where it stops. Never read your Task Description aloud, never say an AI tool name, your name, the project, the platform or the company, and never narrate TaskRecorder.</w:t>
+      </w:r>
+    </w:p>
+    <w:p>
+      <w:pPr>
+        <w:pStyle w:val="Heading3"/>
+      </w:pPr>
+      <w:r>
+        <w:t>1.1 Intro (15 seconds)</w:t>
       </w:r>
     </w:p>
     <w:p>
@@ -604,10 +2154,25 @@
         <w:rPr>
           <w:b/>
         </w:rPr>
-        <w:t>DO:</w:t>
-      </w:r>
-      <w:r>
-        <w:t xml:space="preserve"> Move the pointer to the blue Visual Studio Code icon in the Dock.</w:t>
+        <w:t xml:space="preserve">DO: </w:t>
+      </w:r>
+      <w:r>
+        <w:t>Click Start Recording in TaskRecorder, then click the yellow button in the top left corner of the TaskRecorder window to minimize it. Say nothing while you do this. Leave your opening note (the Word document holding the Goal) visible.</w:t>
+      </w:r>
+    </w:p>
+    <w:p>
+      <w:r>
+        <w:rPr>
+          <w:b/>
+          <w:color w:val="1F4E79"/>
+        </w:rPr>
+        <w:t xml:space="preserve">SAY: </w:t>
+      </w:r>
+      <w:r>
+        <w:rPr>
+          <w:color w:val="1F4E79"/>
+        </w:rPr>
+        <w:t>“I will be beginning my task soon. Here is the workflow I have in mind.”</w:t>
       </w:r>
     </w:p>
     <w:p>
@@ -615,13 +2180,52 @@
         <w:rPr>
           <w:b/>
         </w:rPr>
-        <w:t>SAY:</w:t>
+        <w:t xml:space="preserve">DO: </w:t>
+      </w:r>
+      <w:r>
+        <w:t>Wait one second. Click the yellow button in the top left corner of the note window to minimize it.</w:t>
+      </w:r>
+    </w:p>
+    <w:p>
+      <w:pPr>
+        <w:pStyle w:val="Heading3"/>
+      </w:pPr>
+      <w:r>
+        <w:t>1.2 Open VS Code and name the prepared inputs (55 seconds)</w:t>
+      </w:r>
+    </w:p>
+    <w:p>
+      <w:r>
+        <w:rPr>
+          <w:b/>
+        </w:rPr>
+        <w:t xml:space="preserve">DO: </w:t>
+      </w:r>
+      <w:r>
+        <w:t>Move the pointer to the Visual Studio Code icon in the Dock along the left edge of the screen. Click it. Rest the pointer on the Explorer sidebar on the left side of the VS Code window, then move it down the file list, one file at a time.</w:t>
+      </w:r>
+    </w:p>
+    <w:p>
+      <w:r>
+        <w:rPr>
+          <w:b/>
+          <w:color w:val="1F4E79"/>
+        </w:rPr>
+        <w:t xml:space="preserve">SAY: </w:t>
       </w:r>
       <w:r>
         <w:rPr>
           <w:color w:val="1F4E79"/>
         </w:rPr>
-        <w:t xml:space="preserve"> "I'll click the blue Visual Studio Code icon in the Dock on the left edge, because the pump analysis runs in a Jupyter notebook inside it."</w:t>
+        <w:t>“I'm clicking the Visual Studio Code icon in the Dock along the left edge of the screen, because the analysis runs in a Jupyter notebook inside it. In the Explorer sidebar on the left side of the window, I'm pointing at my five prepared input files in the pump_study folder: the pump data, the helper functions, the starter notebook, and the memo and deck templates. They are prepared inputs with synthetic values, free of royalties and copyright. I'm a mechanical engineer choosing a pump for a chilled-water loop that must deliver 50 litres per second at 28 metres, from three candidates: A, B and C.”</w:t>
+      </w:r>
+    </w:p>
+    <w:p>
+      <w:pPr>
+        <w:pStyle w:val="Heading3"/>
+      </w:pPr>
+      <w:r>
+        <w:t>1.3 Save a copy before touching the starter (40 seconds)</w:t>
       </w:r>
     </w:p>
     <w:p>
@@ -629,10 +2233,25 @@
         <w:rPr>
           <w:b/>
         </w:rPr>
-        <w:t>DO:</w:t>
-      </w:r>
-      <w:r>
-        <w:t xml:space="preserve"> Click. Count one.</w:t>
+        <w:t xml:space="preserve">DO: </w:t>
+      </w:r>
+      <w:r>
+        <w:t>Click the input_3_starter_notebook.ipynb tab at the top of the editor, if it is not already in front. Move to the menu bar along the top of the screen and click File. In the dropdown, click Save As.</w:t>
+      </w:r>
+    </w:p>
+    <w:p>
+      <w:r>
+        <w:rPr>
+          <w:b/>
+          <w:color w:val="1F4E79"/>
+        </w:rPr>
+        <w:t xml:space="preserve">SAY, before typing: </w:t>
+      </w:r>
+      <w:r>
+        <w:rPr>
+          <w:color w:val="1F4E79"/>
+        </w:rPr>
+        <w:t>“I'm clicking File in the menu bar at the top of the screen, then Save As in the dropdown. I will type final output one as the name, so the starter stays untouched, and click the Save button at the bottom right of the window.”</w:t>
       </w:r>
     </w:p>
     <w:p>
@@ -640,216 +2259,60 @@
         <w:rPr>
           <w:b/>
         </w:rPr>
-        <w:t>DO:</w:t>
-      </w:r>
-      <w:r>
-        <w:t xml:space="preserve"> Trace down the file list in the </w:t>
-      </w:r>
+        <w:t xml:space="preserve">DO: </w:t>
+      </w:r>
+      <w:r>
+        <w:t>Type this in silence, then click the Save button at the bottom right of the Save window:</w:t>
+      </w:r>
+    </w:p>
+    <w:p>
+      <w:pPr>
+        <w:shd w:val="clear" w:color="auto" w:fill="EDEDED"/>
+      </w:pPr>
       <w:r>
         <w:rPr>
           <w:b/>
+          <w:sz w:val="18"/>
         </w:rPr>
-        <w:t>Explorer</w:t>
-      </w:r>
-      <w:r>
-        <w:t xml:space="preserve"> panel at the left of the window.</w:t>
-      </w:r>
-    </w:p>
-    <w:p>
-      <w:r>
-        <w:rPr>
-          <w:b/>
-        </w:rPr>
-        <w:t>SAY:</w:t>
-      </w:r>
-      <w:r>
-        <w:rPr>
-          <w:color w:val="1F4E79"/>
-        </w:rPr>
-        <w:t xml:space="preserve"> "On the left, the Explorer panel shows my PumpTask folder with the prepared inputs. There is pump_curves.csv, the pump data. There is pump_helpers.py, a small helper module for fitting and plotting. And there is pump_selection.ipynb, my notebook, with some cells left empty for me to complete. The data file is a prepared input with synthetic values, free of royalties and copyright."</w:t>
-      </w:r>
-    </w:p>
-    <w:p>
-      <w:r>
-        <w:rPr>
-          <w:b/>
-        </w:rPr>
-        <w:t>SAY:</w:t>
-      </w:r>
-      <w:r>
-        <w:rPr>
-          <w:color w:val="1F4E79"/>
-        </w:rPr>
-        <w:t xml:space="preserve"> "I'm a mechanical engineer helping a facilities manager choose a replacement circulation pump. The chilled-water loop has to deliver fifty litres per second at twenty-eight metres of head, and I have three candidate pumps: A, B and C."</w:t>
-      </w:r>
-    </w:p>
-    <w:p>
-      <w:r>
-        <w:rPr>
-          <w:b/>
-        </w:rPr>
-        <w:t>DO:</w:t>
-      </w:r>
-      <w:r>
-        <w:t xml:space="preserve"> Place the pointer on the notebook scroll area.</w:t>
-      </w:r>
-    </w:p>
-    <w:p>
-      <w:r>
-        <w:rPr>
-          <w:b/>
-        </w:rPr>
-        <w:t>SAY:</w:t>
-      </w:r>
-      <w:r>
-        <w:rPr>
-          <w:color w:val="1F4E79"/>
-        </w:rPr>
-        <w:t xml:space="preserve"> "I'll scroll down the notebook with the mouse wheel, from the title to the bottom, so you can see the plan: load and check the data, fit the curves, find the operating points, apply the criteria and the cost, and then save the results."</w:t>
-      </w:r>
-    </w:p>
-    <w:p>
-      <w:r>
-        <w:rPr>
-          <w:b/>
-        </w:rPr>
-        <w:t>DO:</w:t>
-      </w:r>
-      <w:r>
-        <w:t xml:space="preserve"> Scroll slowly to the bottom, then back to the top.</w:t>
-      </w:r>
-    </w:p>
-    <w:p>
-      <w:r>
-        <w:rPr>
-          <w:b/>
-        </w:rPr>
-        <w:t>SAY:</w:t>
-      </w:r>
-      <w:r>
-        <w:rPr>
-          <w:color w:val="1F4E79"/>
-        </w:rPr>
-        <w:t xml:space="preserve"> "Now I'm scrolling back up to the first code cell, under the heading 'Load the data and check units'."</w:t>
-      </w:r>
-    </w:p>
-    <w:p>
-      <w:r>
-        <w:rPr>
-          <w:b/>
-        </w:rPr>
-        <w:t>DO:</w:t>
-      </w:r>
-      <w:r>
-        <w:t xml:space="preserve"> Hover on the </w:t>
-      </w:r>
-      <w:r>
-        <w:rPr>
-          <w:b/>
-        </w:rPr>
-        <w:t>Run arrow</w:t>
-      </w:r>
-      <w:r>
-        <w:t xml:space="preserve"> at the left edge of that cell.</w:t>
-      </w:r>
-    </w:p>
-    <w:p>
-      <w:r>
-        <w:rPr>
-          <w:b/>
-        </w:rPr>
-        <w:t>SAY:</w:t>
-      </w:r>
-      <w:r>
-        <w:rPr>
-          <w:color w:val="1F4E79"/>
-        </w:rPr>
-        <w:t xml:space="preserve"> "I'll click the Run arrow at the left edge of the first code cell. It imports NumPy, pandas and my helper functions, and loads pump_curves.csv. The first run takes a few seconds while the Python kernel starts."</w:t>
-      </w:r>
-    </w:p>
-    <w:p>
-      <w:r>
-        <w:rPr>
-          <w:b/>
-        </w:rPr>
-        <w:t>DO:</w:t>
-      </w:r>
-      <w:r>
-        <w:t xml:space="preserve"> Click. Count one. While it loads, trace the imports with the pointer.</w:t>
-      </w:r>
-    </w:p>
-    <w:p>
-      <w:r>
-        <w:rPr>
-          <w:b/>
-        </w:rPr>
-        <w:t>SAY (while waiting):</w:t>
-      </w:r>
-      <w:r>
-        <w:rPr>
-          <w:color w:val="1F4E79"/>
-        </w:rPr>
-        <w:t xml:space="preserve"> "While it loads, I'm tracing the three imports and the read_csv line: NumPy for the polynomial maths, pandas for the table, and the helper module for the fits and the chart."</w:t>
-      </w:r>
-    </w:p>
-    <w:p>
-      <w:r>
-        <w:rPr>
-          <w:b/>
-        </w:rPr>
-        <w:t>SAY (when the table appears):</w:t>
-      </w:r>
-      <w:r>
-        <w:rPr>
-          <w:color w:val="1F4E79"/>
-        </w:rPr>
-        <w:t xml:space="preserve"> "The first ten rows are pump A and the start of pump B. The columns are pump, flow in litres per second, head in metres, efficiency in percent, and NPSH required in metres. Flow steps up by ten litres per second, and head falls as flow rises, which is what a centrifugal pump curve should do."</w:t>
-      </w:r>
-    </w:p>
-    <w:p>
-      <w:r>
-        <w:rPr>
-          <w:b/>
-        </w:rPr>
-        <w:t>DO:</w:t>
-      </w:r>
-      <w:r>
-        <w:t xml:space="preserve"> Scroll down slightly to the next code cell.</w:t>
-      </w:r>
-    </w:p>
-    <w:p>
-      <w:r>
-        <w:rPr>
-          <w:b/>
-        </w:rPr>
-        <w:t>SAY:</w:t>
-      </w:r>
-      <w:r>
-        <w:rPr>
-          <w:color w:val="1F4E79"/>
-        </w:rPr>
-        <w:t xml:space="preserve"> "I'm scrolling down a little to the next code cell, which has a gap I need to fill."</w:t>
-      </w:r>
-    </w:p>
-    <w:p>
-      <w:r>
-        <w:rPr>
-          <w:b/>
-        </w:rPr>
-        <w:t>DO:</w:t>
-      </w:r>
-      <w:r>
-        <w:t xml:space="preserve"> Double-click the three dots inside </w:t>
+        <w:t xml:space="preserve">TYPE  </w:t>
       </w:r>
       <w:r>
         <w:rPr>
           <w:rFonts w:ascii="Menlo" w:hAnsi="Menlo"/>
           <w:sz w:val="20"/>
         </w:rPr>
-        <w:t>agg(...)</w:t>
-      </w:r>
-      <w:r>
-        <w:t>.</w:t>
+        <w:t>final_output_1.ipynb</w:t>
+      </w:r>
+    </w:p>
+    <w:p>
+      <w:r>
+        <w:rPr>
+          <w:b/>
+          <w:color w:val="1F4E79"/>
+        </w:rPr>
+        <w:t xml:space="preserve">SAY: </w:t>
+      </w:r>
+      <w:r>
+        <w:rPr>
+          <w:color w:val="1F4E79"/>
+        </w:rPr>
+        <w:t>“Saved. From now on I save with Command and S.”</w:t>
+      </w:r>
+    </w:p>
+    <w:p>
+      <w:r>
+        <w:rPr>
+          <w:i/>
+        </w:rPr>
+        <w:t>Do not press Command + S before this Save As, or you overwrite the starter.</w:t>
+      </w:r>
+    </w:p>
+    <w:p>
+      <w:pPr>
+        <w:pStyle w:val="Heading3"/>
+      </w:pPr>
+      <w:r>
+        <w:t>1.4 Run the setup cell (55 seconds)</w:t>
       </w:r>
     </w:p>
     <w:p>
@@ -857,13 +2320,48 @@
         <w:rPr>
           <w:b/>
         </w:rPr>
-        <w:t>SAY:</w:t>
+        <w:t xml:space="preserve">DO: </w:t>
+      </w:r>
+      <w:r>
+        <w:t>Rest the pointer on the kernel name in the top right corner of the notebook. Scroll down with the mouse wheel until heading 1, Load the data and check units, and the first code cell are in the middle of the window. Click the Run arrow at the left edge of the first code cell. Trace the import lines with the pointer while it loads. When the table appears, rest the pointer on the column headers in its first row.</w:t>
+      </w:r>
+    </w:p>
+    <w:p>
+      <w:r>
+        <w:rPr>
+          <w:b/>
+          <w:color w:val="1F4E79"/>
+        </w:rPr>
+        <w:t xml:space="preserve">SAY: </w:t>
       </w:r>
       <w:r>
         <w:rPr>
           <w:color w:val="1F4E79"/>
         </w:rPr>
-        <w:t xml:space="preserve"> "I'll double-click the three dots inside agg so they highlight, and replace them with the list of statistics I want, minimum and maximum. I'm doing this to check the range of every column for each pump."</w:t>
+        <w:t>“The kernel name in the top right corner is my Python environment. I'm scrolling down with the mouse wheel until I reach heading 1, Load the data and check units, and clicking the Run arrow at the left edge of the first code cell. It imports my tools and reads the pump data. The first run takes a few seconds while the kernel starts.”</w:t>
+      </w:r>
+    </w:p>
+    <w:p>
+      <w:r>
+        <w:rPr>
+          <w:b/>
+          <w:color w:val="1F4E79"/>
+        </w:rPr>
+        <w:t xml:space="preserve">SAY: </w:t>
+      </w:r>
+      <w:r>
+        <w:rPr>
+          <w:color w:val="1F4E79"/>
+        </w:rPr>
+        <w:t>“In the output, I'm pointing at the column headers: pump, flow in litres per second, head in metres, efficiency in percent, and NPSH required in metres.”</w:t>
+      </w:r>
+    </w:p>
+    <w:p>
+      <w:pPr>
+        <w:pStyle w:val="Heading3"/>
+      </w:pPr>
+      <w:r>
+        <w:t>1.5 Check the ranges (55 seconds)</w:t>
       </w:r>
     </w:p>
     <w:p>
@@ -871,10 +2369,48 @@
         <w:rPr>
           <w:b/>
         </w:rPr>
-        <w:t>TYPE:</w:t>
-      </w:r>
-      <w:r>
-        <w:t xml:space="preserve"> </w:t>
+        <w:t xml:space="preserve">DO: </w:t>
+      </w:r>
+      <w:r>
+        <w:t>Scroll down a little with the mouse wheel until the next code cell, the one with agg in it, is in the middle of the window. Double-click the word FILL_IN inside agg (drag across it if it does not highlight), then press the Delete key.</w:t>
+      </w:r>
+    </w:p>
+    <w:p>
+      <w:r>
+        <w:rPr>
+          <w:b/>
+          <w:color w:val="1F4E79"/>
+        </w:rPr>
+        <w:t xml:space="preserve">SAY, before typing: </w:t>
+      </w:r>
+      <w:r>
+        <w:rPr>
+          <w:color w:val="1F4E79"/>
+        </w:rPr>
+        <w:t>“I'm scrolling down a little with the mouse wheel to the next code cell. I'm deleting FILL_IN inside agg and typing minimum and maximum, to check each column's range for each pump.”</w:t>
+      </w:r>
+    </w:p>
+    <w:p>
+      <w:r>
+        <w:rPr>
+          <w:b/>
+        </w:rPr>
+        <w:t xml:space="preserve">DO: </w:t>
+      </w:r>
+      <w:r>
+        <w:t>Type this in silence, then click the Run arrow at the left edge of the cell. If a suggestion list appears while you type, press Escape once and carry on.</w:t>
+      </w:r>
+    </w:p>
+    <w:p>
+      <w:pPr>
+        <w:shd w:val="clear" w:color="auto" w:fill="EDEDED"/>
+      </w:pPr>
+      <w:r>
+        <w:rPr>
+          <w:b/>
+          <w:sz w:val="18"/>
+        </w:rPr>
+        <w:t xml:space="preserve">TYPE  </w:t>
       </w:r>
       <w:r>
         <w:rPr>
@@ -889,24 +2425,25 @@
         <w:rPr>
           <w:b/>
         </w:rPr>
-        <w:t>DO:</w:t>
-      </w:r>
-      <w:r>
-        <w:t xml:space="preserve"> Click the Run arrow. Count one.</w:t>
+        <w:t xml:space="preserve">DO: </w:t>
+      </w:r>
+      <w:r>
+        <w:t>Rest the pointer on the flow_Ls columns, then the head_m columns, then the efficiency_pct columns, then the npshr_m columns in the output.</w:t>
       </w:r>
     </w:p>
     <w:p>
       <w:r>
         <w:rPr>
           <w:b/>
+          <w:color w:val="1F4E79"/>
         </w:rPr>
-        <w:t>SAY:</w:t>
+        <w:t xml:space="preserve">SAY: </w:t>
       </w:r>
       <w:r>
         <w:rPr>
           <w:color w:val="1F4E79"/>
         </w:rPr>
-        <w:t xml:space="preserve"> "Every pump covers ten to eighty litres per second. Head runs from about six point six metres for pump A at the top flow up to forty-one at the lowest. Efficiency peaks at about seventy-seven percent for pump A, eighty-four for B and eighty-eight for C. NPSH required climbs with flow, reaching eight point five metres for pump C. The units and ranges are physical, so I can go on and fit the curves."</w:t>
+        <w:t>“I'm clicking the Run arrow at the left edge of the cell. Every pump covers 10 to 80 litres per second. Efficiency peaks at 77.1 percent for A, 83.6 for B and 87.9 for C, and NPSH required climbs to 8.5 metres for pump C. The ranges are physical, so I can fit the curves.”</w:t>
       </w:r>
     </w:p>
     <w:p>
@@ -914,7 +2451,23 @@
         <w:pStyle w:val="Heading2"/>
       </w:pPr>
       <w:r>
-        <w:t>Scene 2: Fit the pump curves (about 2 minutes)</w:t>
+        <w:t>Part 2: Fit the pump curves (3:40 to 4:45)</w:t>
+      </w:r>
+    </w:p>
+    <w:p>
+      <w:r>
+        <w:rPr>
+          <w:i w:val="0"/>
+        </w:rPr>
+        <w:t>Same routine for every cell: scroll to the heading, say what you will type and why, double-click the word FILL_IN, press Delete, type one short burst in silence, click the Run arrow at the left edge of the cell, then rest the pointer on each result as you explain it. Pressing Delete first matters: if text is selected and you type an opening bracket or quote, VS Code wraps the selection in it instead of replacing it.</w:t>
+      </w:r>
+    </w:p>
+    <w:p>
+      <w:pPr>
+        <w:pStyle w:val="Heading3"/>
+      </w:pPr>
+      <w:r>
+        <w:t>2.1 Fit a quadratic for each pump, under heading 2 (1 minute 5 seconds)</w:t>
       </w:r>
     </w:p>
     <w:p>
@@ -922,93 +2475,48 @@
         <w:rPr>
           <w:b/>
         </w:rPr>
-        <w:t>DO:</w:t>
-      </w:r>
-      <w:r>
-        <w:t xml:space="preserve"> Scroll down to the heading </w:t>
-      </w:r>
+        <w:t xml:space="preserve">DO: </w:t>
+      </w:r>
+      <w:r>
+        <w:t>Scroll down with the mouse wheel until heading 2, Fit a quadratic curve for each pump, and the code cell under it are in the middle of the window. Double-click FILL_IN after fits equals, then press the Delete key.</w:t>
+      </w:r>
+    </w:p>
+    <w:p>
+      <w:r>
+        <w:rPr>
+          <w:b/>
+          <w:color w:val="1F4E79"/>
+        </w:rPr>
+        <w:t xml:space="preserve">SAY, before typing: </w:t>
+      </w:r>
+      <w:r>
+        <w:rPr>
+          <w:color w:val="1F4E79"/>
+        </w:rPr>
+        <w:t>“I'm scrolling down with the mouse wheel until I reach heading 2, Fit a quadratic curve for each pump. Test points need an equation to find where a pump meets the system, and a second-degree polynomial suits these curves. I'm deleting FILL_IN after fits equals and typing fit_all of df, my helper for all three pumps.”</w:t>
+      </w:r>
+    </w:p>
+    <w:p>
       <w:r>
         <w:rPr>
           <w:b/>
         </w:rPr>
-        <w:t>2. Fit a quadratic curve for each pump</w:t>
-      </w:r>
-      <w:r>
-        <w:t>.</w:t>
+        <w:t xml:space="preserve">DO: </w:t>
+      </w:r>
+      <w:r>
+        <w:t>Type this in silence, then click the Run arrow at the left edge of the cell. Rest the pointer on the head_m column, then efficiency_pct, then npshr_m.</w:t>
       </w:r>
     </w:p>
     <w:p>
+      <w:pPr>
+        <w:shd w:val="clear" w:color="auto" w:fill="EDEDED"/>
+      </w:pPr>
       <w:r>
         <w:rPr>
           <w:b/>
+          <w:sz w:val="18"/>
         </w:rPr>
-        <w:t>SAY:</w:t>
-      </w:r>
-      <w:r>
-        <w:rPr>
-          <w:color w:val="1F4E79"/>
-        </w:rPr>
-        <w:t xml:space="preserve"> "I'm scrolling down with the mouse wheel to heading 2, 'Fit a quadratic curve for each pump', and I'll stop at the next code cell."</w:t>
-      </w:r>
-    </w:p>
-    <w:p>
-      <w:r>
-        <w:rPr>
-          <w:b/>
-        </w:rPr>
-        <w:t>SAY:</w:t>
-      </w:r>
-      <w:r>
-        <w:rPr>
-          <w:color w:val="1F4E79"/>
-        </w:rPr>
-        <w:t xml:space="preserve"> "A pump curve comes as test points. To find where a pump meets the system, I need an equation. A second-degree polynomial describes head, efficiency and NPSH required against flow very well for a centrifugal pump, so I'll use degree two."</w:t>
-      </w:r>
-    </w:p>
-    <w:p>
-      <w:r>
-        <w:rPr>
-          <w:b/>
-        </w:rPr>
-        <w:t>DO:</w:t>
-      </w:r>
-      <w:r>
-        <w:t xml:space="preserve"> Double-click the three dots after </w:t>
-      </w:r>
-      <w:r>
-        <w:rPr>
-          <w:rFonts w:ascii="Menlo" w:hAnsi="Menlo"/>
-          <w:sz w:val="20"/>
-        </w:rPr>
-        <w:t>fits =</w:t>
-      </w:r>
-      <w:r>
-        <w:t>.</w:t>
-      </w:r>
-    </w:p>
-    <w:p>
-      <w:r>
-        <w:rPr>
-          <w:b/>
-        </w:rPr>
-        <w:t>SAY:</w:t>
-      </w:r>
-      <w:r>
-        <w:rPr>
-          <w:color w:val="1F4E79"/>
-        </w:rPr>
-        <w:t xml:space="preserve"> "I'll double-click the three dots after 'fits equals' and type fit underscore all of df. That calls my helper to fit all three curves for every pump."</w:t>
-      </w:r>
-    </w:p>
-    <w:p>
-      <w:r>
-        <w:rPr>
-          <w:b/>
-        </w:rPr>
-        <w:t>TYPE:</w:t>
-      </w:r>
-      <w:r>
-        <w:t xml:space="preserve"> </w:t>
+        <w:t xml:space="preserve">TYPE  </w:t>
       </w:r>
       <w:r>
         <w:rPr>
@@ -1022,11 +2530,15 @@
       <w:r>
         <w:rPr>
           <w:b/>
+          <w:color w:val="1F4E79"/>
         </w:rPr>
-        <w:t>DO:</w:t>
-      </w:r>
-      <w:r>
-        <w:t xml:space="preserve"> Click the Run arrow. Count one.</w:t>
+        <w:t xml:space="preserve">SAY: </w:t>
+      </w:r>
+      <w:r>
+        <w:rPr>
+          <w:color w:val="1F4E79"/>
+        </w:rPr>
+        <w:t>“I'm clicking the Run arrow at the left edge of the cell. In the fit_report table, the largest error is 0.04 metres for head, 0.05 points for efficiency and 0.04 metres for NPSH. The errors are tiny, so a quadratic is justified.”</w:t>
       </w:r>
     </w:p>
     <w:p>
@@ -1034,24 +2546,25 @@
         <w:rPr>
           <w:b/>
         </w:rPr>
-        <w:t>SAY:</w:t>
+        <w:t xml:space="preserve">DO: </w:t>
+      </w:r>
+      <w:r>
+        <w:t>Press Command + S.</w:t>
+      </w:r>
+    </w:p>
+    <w:p>
+      <w:r>
+        <w:rPr>
+          <w:b/>
+          <w:color w:val="1F4E79"/>
+        </w:rPr>
+        <w:t xml:space="preserve">SAY: </w:t>
       </w:r>
       <w:r>
         <w:rPr>
           <w:color w:val="1F4E79"/>
         </w:rPr>
-        <w:t xml:space="preserve"> "The second line, fit_report, compares each fitted curve with the data. The largest errors are about 0.04 metres for head, 0.05 percentage points for efficiency and 0.04 metres for NPSH required. That is tight, so a quadratic is justified."</w:t>
-      </w:r>
-    </w:p>
-    <w:p>
-      <w:r>
-        <w:rPr>
-          <w:b/>
-        </w:rPr>
-        <w:t>DO:</w:t>
-      </w:r>
-      <w:r>
-        <w:t xml:space="preserve"> Trace along the three error columns with the pointer.</w:t>
+        <w:t>“I'm pressing Command and S to save the notebook.”</w:t>
       </w:r>
     </w:p>
     <w:p>
@@ -1059,7 +2572,23 @@
         <w:pStyle w:val="Heading2"/>
       </w:pPr>
       <w:r>
-        <w:t>Scene 3: System curve and operating points (about 3 minutes)</w:t>
+        <w:t>Part 3: System curve, operating points and the hand check (4:45 to 7:40)</w:t>
+      </w:r>
+    </w:p>
+    <w:p>
+      <w:r>
+        <w:rPr>
+          <w:i w:val="0"/>
+        </w:rPr>
+        <w:t>Same routine as Part 2. I ran every cell on this data with these file names, so the numbers below are what your screen should show. If a number differs slightly, say what your screen shows and use that number in the memo and deck.</w:t>
+      </w:r>
+    </w:p>
+    <w:p>
+      <w:pPr>
+        <w:pStyle w:val="Heading3"/>
+      </w:pPr>
+      <w:r>
+        <w:t>3.1 The system curve, under heading 3 (1 minute 5 seconds)</w:t>
       </w:r>
     </w:p>
     <w:p>
@@ -1067,93 +2596,37 @@
         <w:rPr>
           <w:b/>
         </w:rPr>
-        <w:t>DO:</w:t>
-      </w:r>
-      <w:r>
-        <w:t xml:space="preserve"> Scroll to heading </w:t>
-      </w:r>
+        <w:t xml:space="preserve">DO: </w:t>
+      </w:r>
+      <w:r>
+        <w:t>Scroll down with the mouse wheel until heading 3, System curve and operating points, and its first code cell are in the middle of the window. Double-click FILL_IN after static_head equals, then press the Delete key.</w:t>
+      </w:r>
+    </w:p>
+    <w:p>
       <w:r>
         <w:rPr>
           <w:b/>
+          <w:color w:val="1F4E79"/>
         </w:rPr>
-        <w:t>3. System curve and operating points</w:t>
-      </w:r>
-      <w:r>
-        <w:t>.</w:t>
-      </w:r>
-    </w:p>
-    <w:p>
-      <w:r>
-        <w:rPr>
-          <w:b/>
-        </w:rPr>
-        <w:t>SAY:</w:t>
+        <w:t xml:space="preserve">SAY, before burst 1: </w:t>
       </w:r>
       <w:r>
         <w:rPr>
           <w:color w:val="1F4E79"/>
         </w:rPr>
-        <w:t xml:space="preserve"> "I'm scrolling down to heading 3, system curve and operating points."</w:t>
+        <w:t>“I'm scrolling down with the mouse wheel until I reach heading 3. The loop needs 50 litres per second at 28 metres. Twelve metres is static head and the other 16 is friction, which grows with flow squared, so H equals 12 plus k times Q squared. I'm deleting FILL_IN after static_head and typing 12.0.”</w:t>
       </w:r>
     </w:p>
     <w:p>
+      <w:pPr>
+        <w:shd w:val="clear" w:color="auto" w:fill="EDEDED"/>
+      </w:pPr>
       <w:r>
         <w:rPr>
           <w:b/>
+          <w:sz w:val="18"/>
         </w:rPr>
-        <w:t>SAY:</w:t>
-      </w:r>
-      <w:r>
-        <w:rPr>
-          <w:color w:val="1F4E79"/>
-        </w:rPr>
-        <w:t xml:space="preserve"> "The loop needs fifty litres per second at twenty-eight metres. Twelve metres of that is static head, which does not change with flow. The other sixteen metres is friction, which grows with flow squared. So the system curve is H equals twelve plus k times Q squared, and I find k from the duty point."</w:t>
-      </w:r>
-    </w:p>
-    <w:p>
-      <w:r>
-        <w:rPr>
-          <w:b/>
-        </w:rPr>
-        <w:t>DO:</w:t>
-      </w:r>
-      <w:r>
-        <w:t xml:space="preserve"> Double-click the dots after </w:t>
-      </w:r>
-      <w:r>
-        <w:rPr>
-          <w:rFonts w:ascii="Menlo" w:hAnsi="Menlo"/>
-          <w:sz w:val="20"/>
-        </w:rPr>
-        <w:t>static_head =</w:t>
-      </w:r>
-      <w:r>
-        <w:t>.</w:t>
-      </w:r>
-    </w:p>
-    <w:p>
-      <w:r>
-        <w:rPr>
-          <w:b/>
-        </w:rPr>
-        <w:t>SAY:</w:t>
-      </w:r>
-      <w:r>
-        <w:rPr>
-          <w:color w:val="1F4E79"/>
-        </w:rPr>
-        <w:t xml:space="preserve"> "I'll replace the first set of dots with twelve point zero, the static head in metres."</w:t>
-      </w:r>
-    </w:p>
-    <w:p>
-      <w:r>
-        <w:rPr>
-          <w:b/>
-        </w:rPr>
-        <w:t>TYPE:</w:t>
-      </w:r>
-      <w:r>
-        <w:t xml:space="preserve"> </w:t>
+        <w:t xml:space="preserve">TYPE  </w:t>
       </w:r>
       <w:r>
         <w:rPr>
@@ -1168,45 +2641,37 @@
         <w:rPr>
           <w:b/>
         </w:rPr>
-        <w:t>DO:</w:t>
-      </w:r>
-      <w:r>
-        <w:t xml:space="preserve"> Double-click the dots after </w:t>
-      </w:r>
-      <w:r>
-        <w:rPr>
-          <w:rFonts w:ascii="Menlo" w:hAnsi="Menlo"/>
-          <w:sz w:val="20"/>
-        </w:rPr>
-        <w:t>k =</w:t>
-      </w:r>
-      <w:r>
-        <w:t>.</w:t>
+        <w:t xml:space="preserve">DO: </w:t>
+      </w:r>
+      <w:r>
+        <w:t>Double-click FILL_IN after k equals, then press the Delete key.</w:t>
       </w:r>
     </w:p>
     <w:p>
       <w:r>
         <w:rPr>
           <w:b/>
+          <w:color w:val="1F4E79"/>
         </w:rPr>
-        <w:t>SAY:</w:t>
+        <w:t xml:space="preserve">SAY, before burst 2: </w:t>
       </w:r>
       <w:r>
         <w:rPr>
           <w:color w:val="1F4E79"/>
         </w:rPr>
-        <w:t xml:space="preserve"> "For k, I'll type twenty-eight minus the static head, divided by fifty squared. That is sixteen divided by two thousand five hundred."</w:t>
+        <w:t>“For k, I'm deleting FILL_IN and typing 28 minus the static head, divided by 50 squared.”</w:t>
       </w:r>
     </w:p>
     <w:p>
+      <w:pPr>
+        <w:shd w:val="clear" w:color="auto" w:fill="EDEDED"/>
+      </w:pPr>
       <w:r>
         <w:rPr>
           <w:b/>
+          <w:sz w:val="18"/>
         </w:rPr>
-        <w:t>TYPE:</w:t>
-      </w:r>
-      <w:r>
-        <w:t xml:space="preserve"> </w:t>
+        <w:t xml:space="preserve">TYPE  </w:t>
       </w:r>
       <w:r>
         <w:rPr>
@@ -1221,10 +2686,33 @@
         <w:rPr>
           <w:b/>
         </w:rPr>
-        <w:t>DO:</w:t>
-      </w:r>
-      <w:r>
-        <w:t xml:space="preserve"> Click the Run arrow. Count one.</w:t>
+        <w:t xml:space="preserve">DO: </w:t>
+      </w:r>
+      <w:r>
+        <w:t>Click the Run arrow at the left edge of the cell. Rest the pointer on the number printed under the cell.</w:t>
+      </w:r>
+    </w:p>
+    <w:p>
+      <w:r>
+        <w:rPr>
+          <w:b/>
+          <w:color w:val="1F4E79"/>
+        </w:rPr>
+        <w:t xml:space="preserve">SAY: </w:t>
+      </w:r>
+      <w:r>
+        <w:rPr>
+          <w:color w:val="1F4E79"/>
+        </w:rPr>
+        <w:t>“I'm clicking the Run arrow at the left edge of the cell. It prints k as 0.0064, so the system curve is defined.”</w:t>
+      </w:r>
+    </w:p>
+    <w:p>
+      <w:pPr>
+        <w:pStyle w:val="Heading3"/>
+      </w:pPr>
+      <w:r>
+        <w:t>3.2 The operating points (55 seconds)</w:t>
       </w:r>
     </w:p>
     <w:p>
@@ -1232,13 +2720,25 @@
         <w:rPr>
           <w:b/>
         </w:rPr>
-        <w:t>SAY:</w:t>
+        <w:t xml:space="preserve">DO: </w:t>
+      </w:r>
+      <w:r>
+        <w:t>Scroll down with the mouse wheel until the next code cell, the loop that starts with op equals an empty dictionary, is in the middle of the window. Rest the pointer on the for line, then the roots line. Double-click FILL_IN after roots equals, then press the Delete key.</w:t>
+      </w:r>
+    </w:p>
+    <w:p>
+      <w:r>
+        <w:rPr>
+          <w:b/>
+          <w:color w:val="1F4E79"/>
+        </w:rPr>
+        <w:t xml:space="preserve">SAY, before typing: </w:t>
       </w:r>
       <w:r>
         <w:rPr>
           <w:color w:val="1F4E79"/>
         </w:rPr>
-        <w:t xml:space="preserve"> "The last line prints k as zero point zero zero six four, so the system curve is defined."</w:t>
+        <w:t>“I'm scrolling down with the mouse wheel to the loop that finds the operating points. The operating point is where pump head equals system head, so I'm deleting FILL_IN after roots equals and typing the head fit minus the system curve, then dot roots.”</w:t>
       </w:r>
     </w:p>
     <w:p>
@@ -1246,56 +2746,22 @@
         <w:rPr>
           <w:b/>
         </w:rPr>
-        <w:t>DO:</w:t>
-      </w:r>
-      <w:r>
-        <w:t xml:space="preserve"> Scroll down to the next code cell, the loop.</w:t>
+        <w:t xml:space="preserve">DO: </w:t>
+      </w:r>
+      <w:r>
+        <w:t>Type this in silence, then click the Run arrow at the left edge of the cell. Rest the pointer on the A line, then B, then C in the output.</w:t>
       </w:r>
     </w:p>
     <w:p>
+      <w:pPr>
+        <w:shd w:val="clear" w:color="auto" w:fill="EDEDED"/>
+      </w:pPr>
       <w:r>
         <w:rPr>
           <w:b/>
+          <w:sz w:val="18"/>
         </w:rPr>
-        <w:t>SAY:</w:t>
-      </w:r>
-      <w:r>
-        <w:rPr>
-          <w:color w:val="1F4E79"/>
-        </w:rPr>
-        <w:t xml:space="preserve"> "I'll scroll down to the loop that finds the operating points. For each pump it takes the head fit, subtracts the system curve, and solves for where the difference is zero. I'll replace the dots after 'roots equals' with the head fit minus the system curve, then dot roots."</w:t>
-      </w:r>
-    </w:p>
-    <w:p>
-      <w:r>
-        <w:rPr>
-          <w:b/>
-        </w:rPr>
-        <w:t>DO:</w:t>
-      </w:r>
-      <w:r>
-        <w:t xml:space="preserve"> Double-click the dots after </w:t>
-      </w:r>
-      <w:r>
-        <w:rPr>
-          <w:rFonts w:ascii="Menlo" w:hAnsi="Menlo"/>
-          <w:sz w:val="20"/>
-        </w:rPr>
-        <w:t>roots =</w:t>
-      </w:r>
-      <w:r>
-        <w:t>.</w:t>
-      </w:r>
-    </w:p>
-    <w:p>
-      <w:r>
-        <w:rPr>
-          <w:b/>
-        </w:rPr>
-        <w:t>TYPE:</w:t>
-      </w:r>
-      <w:r>
-        <w:t xml:space="preserve"> </w:t>
+        <w:t xml:space="preserve">TYPE  </w:t>
       </w:r>
       <w:r>
         <w:rPr>
@@ -1309,11 +2775,23 @@
       <w:r>
         <w:rPr>
           <w:b/>
+          <w:color w:val="1F4E79"/>
         </w:rPr>
-        <w:t>DO:</w:t>
-      </w:r>
-      <w:r>
-        <w:t xml:space="preserve"> Click the Run arrow. Count one.</w:t>
+        <w:t xml:space="preserve">SAY: </w:t>
+      </w:r>
+      <w:r>
+        <w:rPr>
+          <w:color w:val="1F4E79"/>
+        </w:rPr>
+        <w:t>“I'm clicking the Run arrow at the left edge of the cell. Pump A settles at 49.91 litres per second, pump B at 50.00 and pump C at 50.20, all close to the 50 litre duty.”</w:t>
+      </w:r>
+    </w:p>
+    <w:p>
+      <w:pPr>
+        <w:pStyle w:val="Heading3"/>
+      </w:pPr>
+      <w:r>
+        <w:t>3.3 Hand check on pump B (55 seconds)</w:t>
       </w:r>
     </w:p>
     <w:p>
@@ -1321,13 +2799,25 @@
         <w:rPr>
           <w:b/>
         </w:rPr>
-        <w:t>SAY:</w:t>
+        <w:t xml:space="preserve">DO: </w:t>
+      </w:r>
+      <w:r>
+        <w:t>Scroll down with the mouse wheel until the heading Hand check on one pump and its code cell are in the middle of the window. Rest the pointer on the p and q lines. Double-click FILL_IN at the start of the last line, then press the Delete key.</w:t>
+      </w:r>
+    </w:p>
+    <w:p>
+      <w:r>
+        <w:rPr>
+          <w:b/>
+          <w:color w:val="1F4E79"/>
+        </w:rPr>
+        <w:t xml:space="preserve">SAY, before typing: </w:t>
       </w:r>
       <w:r>
         <w:rPr>
           <w:color w:val="1F4E79"/>
         </w:rPr>
-        <w:t xml:space="preserve"> "The next line keeps the one positive, real root, which is the operating flow. Pump A settles at forty-nine point nine one litres per second, pump B at fifty point zero zero, and pump C at fifty point two zero, all close to the fifty litres per second duty."</w:t>
+        <w:t>“I'm scrolling down with the mouse wheel to Hand check on one pump. I'm deleting FILL_IN on the last line and typing pump B's head fit at q minus the system curve at q. The difference must be under 0.1 metres.”</w:t>
       </w:r>
     </w:p>
     <w:p>
@@ -1335,55 +2825,22 @@
         <w:rPr>
           <w:b/>
         </w:rPr>
-        <w:t>DO:</w:t>
-      </w:r>
-      <w:r>
-        <w:t xml:space="preserve"> Scroll down to the cell under the heading </w:t>
-      </w:r>
+        <w:t xml:space="preserve">DO: </w:t>
+      </w:r>
+      <w:r>
+        <w:t>Type this in silence, then click the Run arrow at the left edge of the cell. Rest the pointer on the number under the cell.</w:t>
+      </w:r>
+    </w:p>
+    <w:p>
+      <w:pPr>
+        <w:shd w:val="clear" w:color="auto" w:fill="EDEDED"/>
+      </w:pPr>
       <w:r>
         <w:rPr>
           <w:b/>
+          <w:sz w:val="18"/>
         </w:rPr>
-        <w:t>Hand check on one pump</w:t>
-      </w:r>
-      <w:r>
-        <w:t>.</w:t>
-      </w:r>
-    </w:p>
-    <w:p>
-      <w:r>
-        <w:rPr>
-          <w:b/>
-        </w:rPr>
-        <w:t>SAY:</w:t>
-      </w:r>
-      <w:r>
-        <w:rPr>
-          <w:color w:val="1F4E79"/>
-        </w:rPr>
-        <w:t xml:space="preserve"> "Next is a hand check on pump B. The cell sets p to B and q to B's operating flow. I'll replace the dots with pump B's head fit at q, minus the system curve at q. If the intersection is right, the two heads are equal, so the difference should be under zero point one metres."</w:t>
-      </w:r>
-    </w:p>
-    <w:p>
-      <w:r>
-        <w:rPr>
-          <w:b/>
-        </w:rPr>
-        <w:t>DO:</w:t>
-      </w:r>
-      <w:r>
-        <w:t xml:space="preserve"> Double-click the dots at the start of the last line.</w:t>
-      </w:r>
-    </w:p>
-    <w:p>
-      <w:r>
-        <w:rPr>
-          <w:b/>
-        </w:rPr>
-        <w:t>TYPE:</w:t>
-      </w:r>
-      <w:r>
-        <w:t xml:space="preserve"> </w:t>
+        <w:t xml:space="preserve">TYPE  </w:t>
       </w:r>
       <w:r>
         <w:rPr>
@@ -1397,11 +2854,23 @@
       <w:r>
         <w:rPr>
           <w:b/>
+          <w:color w:val="1F4E79"/>
         </w:rPr>
-        <w:t>DO:</w:t>
-      </w:r>
-      <w:r>
-        <w:t xml:space="preserve"> Click the Run arrow. Count one.</w:t>
+        <w:t xml:space="preserve">SAY: </w:t>
+      </w:r>
+      <w:r>
+        <w:rPr>
+          <w:color w:val="1F4E79"/>
+        </w:rPr>
+        <w:t>“I'm clicking the Run arrow at the left edge of the cell. The difference is essentially zero, so the intersection is correct.”</w:t>
+      </w:r>
+    </w:p>
+    <w:p>
+      <w:r>
+        <w:rPr>
+          <w:i/>
+        </w:rPr>
+        <w:t>Numpy may print np.float64(0.0) or a tiny number like 1e-14. Say essentially zero either way.</w:t>
       </w:r>
     </w:p>
     <w:p>
@@ -1409,38 +2878,25 @@
         <w:rPr>
           <w:b/>
         </w:rPr>
-        <w:t>SAY:</w:t>
+        <w:t xml:space="preserve">DO: </w:t>
+      </w:r>
+      <w:r>
+        <w:t>Press Command + S.</w:t>
+      </w:r>
+    </w:p>
+    <w:p>
+      <w:r>
+        <w:rPr>
+          <w:b/>
+          <w:color w:val="1F4E79"/>
+        </w:rPr>
+        <w:t xml:space="preserve">SAY: </w:t>
       </w:r>
       <w:r>
         <w:rPr>
           <w:color w:val="1F4E79"/>
         </w:rPr>
-        <w:t xml:space="preserve"> "The difference is essentially zero, far below my zero point one metre limit, so the intersection is correct."</w:t>
-      </w:r>
-    </w:p>
-    <w:p>
-      <w:r>
-        <w:t xml:space="preserve">(If the cell prints something like </w:t>
-      </w:r>
-      <w:r>
-        <w:rPr>
-          <w:rFonts w:ascii="Menlo" w:hAnsi="Menlo"/>
-          <w:sz w:val="20"/>
-        </w:rPr>
-        <w:t>np.float64(0.0)</w:t>
-      </w:r>
-      <w:r>
-        <w:t xml:space="preserve"> or a number such as </w:t>
-      </w:r>
-      <w:r>
-        <w:rPr>
-          <w:rFonts w:ascii="Menlo" w:hAnsi="Menlo"/>
-          <w:sz w:val="20"/>
-        </w:rPr>
-        <w:t>1e-14</w:t>
-      </w:r>
-      <w:r>
-        <w:t>, say "essentially zero" either way.)</w:t>
+        <w:t>“I'm pressing Command and S to save the notebook.”</w:t>
       </w:r>
     </w:p>
     <w:p>
@@ -1448,7 +2904,23 @@
         <w:pStyle w:val="Heading2"/>
       </w:pPr>
       <w:r>
-        <w:t>Scene 4: Criteria and annual cost (about 5 minutes)</w:t>
+        <w:t>Part 4: Criteria, annual energy cost and the decision (7:40 to 12:00)</w:t>
+      </w:r>
+    </w:p>
+    <w:p>
+      <w:r>
+        <w:rPr>
+          <w:i w:val="0"/>
+        </w:rPr>
+        <w:t>Same routine, still in VS Code. Four short bursts in the loop, one line each. The pass rule is your typing speed test line.</w:t>
+      </w:r>
+    </w:p>
+    <w:p>
+      <w:pPr>
+        <w:pStyle w:val="Heading3"/>
+      </w:pPr>
+      <w:r>
+        <w:t>4.1 The assumptions, under heading 4 (55 seconds)</w:t>
       </w:r>
     </w:p>
     <w:p>
@@ -1456,69 +2928,48 @@
         <w:rPr>
           <w:b/>
         </w:rPr>
-        <w:t>DO:</w:t>
-      </w:r>
-      <w:r>
-        <w:t xml:space="preserve"> Scroll to heading </w:t>
-      </w:r>
+        <w:t xml:space="preserve">DO: </w:t>
+      </w:r>
+      <w:r>
+        <w:t>Scroll down with the mouse wheel until heading 4, Criteria and annual energy cost, and the first code cell under it are in the middle of the window. Double-click FILL_IN, then press the Delete key.</w:t>
+      </w:r>
+    </w:p>
+    <w:p>
+      <w:r>
+        <w:rPr>
+          <w:b/>
+          <w:color w:val="1F4E79"/>
+        </w:rPr>
+        <w:t xml:space="preserve">SAY, before typing: </w:t>
+      </w:r>
+      <w:r>
+        <w:rPr>
+          <w:color w:val="1F4E79"/>
+        </w:rPr>
+        <w:t>“I'm scrolling down with the mouse wheel until I reach heading 4. A pump must run at 70 to 110 percent of its best-efficiency flow, or it wears and wastes energy, and keep an NPSH margin of at least 1.5 metres, or it can cavitate. I'm deleting FILL_IN in the constants cell and typing five assumptions: water density, gravity, 6000 running hours a year, 12 cents per kilowatt-hour, and 6 metres of NPSH available.”</w:t>
+      </w:r>
+    </w:p>
+    <w:p>
       <w:r>
         <w:rPr>
           <w:b/>
         </w:rPr>
-        <w:t>4. Criteria and annual energy cost</w:t>
-      </w:r>
-      <w:r>
-        <w:t>.</w:t>
+        <w:t xml:space="preserve">DO: </w:t>
+      </w:r>
+      <w:r>
+        <w:t>Type this in silence, then click the Run arrow at the left edge of the cell:</w:t>
       </w:r>
     </w:p>
     <w:p>
+      <w:pPr>
+        <w:shd w:val="clear" w:color="auto" w:fill="EDEDED"/>
+      </w:pPr>
       <w:r>
         <w:rPr>
           <w:b/>
+          <w:sz w:val="18"/>
         </w:rPr>
-        <w:t>SAY:</w:t>
-      </w:r>
-      <w:r>
-        <w:rPr>
-          <w:color w:val="1F4E79"/>
-        </w:rPr>
-        <w:t xml:space="preserve"> "I'm scrolling down to heading 4. I apply two criteria. First, the pump must run between seventy and one hundred and ten percent of its best-efficiency flow, otherwise it suffers wear and wastes energy. Second, the NPSH margin, which is NPSH available minus NPSH required, must be at least one point five metres, or the pump can cavitate."</w:t>
-      </w:r>
-    </w:p>
-    <w:p>
-      <w:r>
-        <w:rPr>
-          <w:b/>
-        </w:rPr>
-        <w:t>DO:</w:t>
-      </w:r>
-      <w:r>
-        <w:t xml:space="preserve"> Double-click the dots in the constants cell.</w:t>
-      </w:r>
-    </w:p>
-    <w:p>
-      <w:r>
-        <w:rPr>
-          <w:b/>
-        </w:rPr>
-        <w:t>SAY:</w:t>
-      </w:r>
-      <w:r>
-        <w:rPr>
-          <w:color w:val="1F4E79"/>
-        </w:rPr>
-        <w:t xml:space="preserve"> "In the constants cell, I'll replace the dots with five assumptions: water density one thousand kilograms per cubic metre, gravity nine point eight one, six thousand running hours a year, a tariff of twelve cents per kilowatt-hour, and six metres of NPSH available at the pump suction."</w:t>
-      </w:r>
-    </w:p>
-    <w:p>
-      <w:r>
-        <w:rPr>
-          <w:b/>
-        </w:rPr>
-        <w:t>TYPE:</w:t>
-      </w:r>
-      <w:r>
-        <w:t xml:space="preserve"> </w:t>
+        <w:t xml:space="preserve">TYPE  </w:t>
       </w:r>
       <w:r>
         <w:rPr>
@@ -1529,14 +2980,37 @@
       </w:r>
     </w:p>
     <w:p>
+      <w:pPr>
+        <w:pStyle w:val="Heading3"/>
+      </w:pPr>
+      <w:r>
+        <w:t>4.2 The criteria loop (2 minutes)</w:t>
+      </w:r>
+    </w:p>
+    <w:p>
       <w:r>
         <w:rPr>
           <w:b/>
         </w:rPr>
-        <w:t>DO:</w:t>
-      </w:r>
-      <w:r>
-        <w:t xml:space="preserve"> Click the Run arrow. Count one.</w:t>
+        <w:t xml:space="preserve">DO: </w:t>
+      </w:r>
+      <w:r>
+        <w:t>Scroll down with the mouse wheel until the loop that starts with rows equals an empty list is fully in view. Trace the prefilled lines with the pointer: q, h, eta, then the four lines with FILL_IN.</w:t>
+      </w:r>
+    </w:p>
+    <w:p>
+      <w:r>
+        <w:rPr>
+          <w:b/>
+          <w:color w:val="1F4E79"/>
+        </w:rPr>
+        <w:t xml:space="preserve">SAY: </w:t>
+      </w:r>
+      <w:r>
+        <w:rPr>
+          <w:color w:val="1F4E79"/>
+        </w:rPr>
+        <w:t>“I'm scrolling down with the mouse wheel until the criteria loop is in view. For each pump, it reads the operating flow, the head, and the efficiency as a fraction. Four lines are left for me.”</w:t>
       </w:r>
     </w:p>
     <w:p>
@@ -1544,70 +3018,37 @@
         <w:rPr>
           <w:b/>
         </w:rPr>
-        <w:t>DO:</w:t>
-      </w:r>
-      <w:r>
-        <w:t xml:space="preserve"> Scroll down to the criteria loop and trace the prefilled lines.</w:t>
+        <w:t xml:space="preserve">DO: </w:t>
+      </w:r>
+      <w:r>
+        <w:t>Double-click FILL_IN after q_bep equals, then press the Delete key.</w:t>
       </w:r>
     </w:p>
     <w:p>
       <w:r>
         <w:rPr>
           <w:b/>
+          <w:color w:val="1F4E79"/>
         </w:rPr>
-        <w:t>SAY:</w:t>
+        <w:t xml:space="preserve">SAY, before burst 1: </w:t>
       </w:r>
       <w:r>
         <w:rPr>
           <w:color w:val="1F4E79"/>
         </w:rPr>
-        <w:t xml:space="preserve"> "Now the criteria loop. I'll read it first. For each pump it takes the operating flow q, reads the head from the head fit, and reads the efficiency from the efficiency fit as a fraction. Four lines are left for me."</w:t>
+        <w:t>“First, the best-efficiency flow, the top of the efficiency parabola: minus b over 2a.”</w:t>
       </w:r>
     </w:p>
     <w:p>
+      <w:pPr>
+        <w:shd w:val="clear" w:color="auto" w:fill="EDEDED"/>
+      </w:pPr>
       <w:r>
         <w:rPr>
           <w:b/>
+          <w:sz w:val="18"/>
         </w:rPr>
-        <w:t>DO:</w:t>
-      </w:r>
-      <w:r>
-        <w:t xml:space="preserve"> Double-click the dots after </w:t>
-      </w:r>
-      <w:r>
-        <w:rPr>
-          <w:rFonts w:ascii="Menlo" w:hAnsi="Menlo"/>
-          <w:sz w:val="20"/>
-        </w:rPr>
-        <w:t>q_bep =</w:t>
-      </w:r>
-      <w:r>
-        <w:t>.</w:t>
-      </w:r>
-    </w:p>
-    <w:p>
-      <w:r>
-        <w:rPr>
-          <w:b/>
-        </w:rPr>
-        <w:t>SAY:</w:t>
-      </w:r>
-      <w:r>
-        <w:rPr>
-          <w:color w:val="1F4E79"/>
-        </w:rPr>
-        <w:t xml:space="preserve"> "First, the best-efficiency flow. It is the top of the efficiency parabola, minus b over two a. I'll type minus the linear coefficient, divided by two times the squared coefficient."</w:t>
-      </w:r>
-    </w:p>
-    <w:p>
-      <w:r>
-        <w:rPr>
-          <w:b/>
-        </w:rPr>
-        <w:t>TYPE:</w:t>
-      </w:r>
-      <w:r>
-        <w:t xml:space="preserve"> </w:t>
+        <w:t xml:space="preserve">TYPE  </w:t>
       </w:r>
       <w:r>
         <w:rPr>
@@ -1622,45 +3063,37 @@
         <w:rPr>
           <w:b/>
         </w:rPr>
-        <w:t>DO:</w:t>
-      </w:r>
-      <w:r>
-        <w:t xml:space="preserve"> Double-click the dots after </w:t>
-      </w:r>
-      <w:r>
-        <w:rPr>
-          <w:rFonts w:ascii="Menlo" w:hAnsi="Menlo"/>
-          <w:sz w:val="20"/>
-        </w:rPr>
-        <w:t>margin =</w:t>
-      </w:r>
-      <w:r>
-        <w:t>.</w:t>
+        <w:t xml:space="preserve">DO: </w:t>
+      </w:r>
+      <w:r>
+        <w:t>Double-click FILL_IN after margin equals, then press the Delete key.</w:t>
       </w:r>
     </w:p>
     <w:p>
       <w:r>
         <w:rPr>
           <w:b/>
+          <w:color w:val="1F4E79"/>
         </w:rPr>
-        <w:t>SAY:</w:t>
+        <w:t xml:space="preserve">SAY, before burst 2: </w:t>
       </w:r>
       <w:r>
         <w:rPr>
           <w:color w:val="1F4E79"/>
         </w:rPr>
-        <w:t xml:space="preserve"> "Second, the NPSH margin: NPSH available minus NPSH required at the operating flow."</w:t>
+        <w:t>“Second, the NPSH margin: available minus required.”</w:t>
       </w:r>
     </w:p>
     <w:p>
+      <w:pPr>
+        <w:shd w:val="clear" w:color="auto" w:fill="EDEDED"/>
+      </w:pPr>
       <w:r>
         <w:rPr>
           <w:b/>
+          <w:sz w:val="18"/>
         </w:rPr>
-        <w:t>TYPE:</w:t>
-      </w:r>
-      <w:r>
-        <w:t xml:space="preserve"> </w:t>
+        <w:t xml:space="preserve">TYPE  </w:t>
       </w:r>
       <w:r>
         <w:rPr>
@@ -1675,45 +3108,37 @@
         <w:rPr>
           <w:b/>
         </w:rPr>
-        <w:t>DO:</w:t>
-      </w:r>
-      <w:r>
-        <w:t xml:space="preserve"> Double-click the dots after </w:t>
-      </w:r>
-      <w:r>
-        <w:rPr>
-          <w:rFonts w:ascii="Menlo" w:hAnsi="Menlo"/>
-          <w:sz w:val="20"/>
-        </w:rPr>
-        <w:t>kw =</w:t>
-      </w:r>
-      <w:r>
-        <w:t>.</w:t>
+        <w:t xml:space="preserve">DO: </w:t>
+      </w:r>
+      <w:r>
+        <w:t>Double-click FILL_IN after kw equals, then press the Delete key.</w:t>
       </w:r>
     </w:p>
     <w:p>
       <w:r>
         <w:rPr>
           <w:b/>
+          <w:color w:val="1F4E79"/>
         </w:rPr>
-        <w:t>SAY:</w:t>
+        <w:t xml:space="preserve">SAY, before burst 3: </w:t>
       </w:r>
       <w:r>
         <w:rPr>
           <w:color w:val="1F4E79"/>
         </w:rPr>
-        <w:t xml:space="preserve"> "Third, shaft power in kilowatts. It is density times gravity times flow in cubic metres per second times head, divided by efficiency, then divided by a thousand to get kilowatts."</w:t>
+        <w:t>“Third, shaft power in kilowatts: density times gravity times flow times head, over efficiency, over 1000.”</w:t>
       </w:r>
     </w:p>
     <w:p>
+      <w:pPr>
+        <w:shd w:val="clear" w:color="auto" w:fill="EDEDED"/>
+      </w:pPr>
       <w:r>
         <w:rPr>
           <w:b/>
+          <w:sz w:val="18"/>
         </w:rPr>
-        <w:t>TYPE:</w:t>
-      </w:r>
-      <w:r>
-        <w:t xml:space="preserve"> </w:t>
+        <w:t xml:space="preserve">TYPE  </w:t>
       </w:r>
       <w:r>
         <w:rPr>
@@ -1728,45 +3153,37 @@
         <w:rPr>
           <w:b/>
         </w:rPr>
-        <w:t>DO:</w:t>
-      </w:r>
-      <w:r>
-        <w:t xml:space="preserve"> Double-click the dots after </w:t>
-      </w:r>
-      <w:r>
-        <w:rPr>
-          <w:rFonts w:ascii="Menlo" w:hAnsi="Menlo"/>
-          <w:sz w:val="20"/>
-        </w:rPr>
-        <w:t>cost =</w:t>
-      </w:r>
-      <w:r>
-        <w:t>.</w:t>
+        <w:t xml:space="preserve">DO: </w:t>
+      </w:r>
+      <w:r>
+        <w:t>Double-click FILL_IN after cost equals, then press the Delete key.</w:t>
       </w:r>
     </w:p>
     <w:p>
       <w:r>
         <w:rPr>
           <w:b/>
+          <w:color w:val="1F4E79"/>
         </w:rPr>
-        <w:t>SAY:</w:t>
+        <w:t xml:space="preserve">SAY, before burst 4: </w:t>
       </w:r>
       <w:r>
         <w:rPr>
           <w:color w:val="1F4E79"/>
         </w:rPr>
-        <w:t xml:space="preserve"> "Fourth, the annual cost: kilowatts times hours times tariff."</w:t>
+        <w:t>“Fourth, annual cost: kilowatts times hours times tariff.”</w:t>
       </w:r>
     </w:p>
     <w:p>
+      <w:pPr>
+        <w:shd w:val="clear" w:color="auto" w:fill="EDEDED"/>
+      </w:pPr>
       <w:r>
         <w:rPr>
           <w:b/>
+          <w:sz w:val="18"/>
         </w:rPr>
-        <w:t>TYPE:</w:t>
-      </w:r>
-      <w:r>
-        <w:t xml:space="preserve"> </w:t>
+        <w:t xml:space="preserve">TYPE  </w:t>
       </w:r>
       <w:r>
         <w:rPr>
@@ -1781,10 +3198,33 @@
         <w:rPr>
           <w:b/>
         </w:rPr>
-        <w:t>DO:</w:t>
-      </w:r>
-      <w:r>
-        <w:t xml:space="preserve"> Click the Run arrow. Count one.</w:t>
+        <w:t xml:space="preserve">DO: </w:t>
+      </w:r>
+      <w:r>
+        <w:t>Click the Run arrow at the left edge of the cell. If the table is wider than the window, scroll the output sideways with two fingers on the trackpad and say so. Rest the pointer on the A row, then B, then C.</w:t>
+      </w:r>
+    </w:p>
+    <w:p>
+      <w:r>
+        <w:rPr>
+          <w:b/>
+          <w:color w:val="1F4E79"/>
+        </w:rPr>
+        <w:t xml:space="preserve">SAY: </w:t>
+      </w:r>
+      <w:r>
+        <w:rPr>
+          <w:color w:val="1F4E79"/>
+        </w:rPr>
+        <w:t>“I'm clicking the Run arrow at the left edge of the cell. Pump A runs at 107 percent of best-efficiency flow, with a margin of 2.32 metres, and costs 12,762 dollars a year. Pump B runs at 93 percent, margin 1.99, and costs 11,824. Pump C runs at 87 percent, but its margin is only 1.08 metres.”</w:t>
+      </w:r>
+    </w:p>
+    <w:p>
+      <w:pPr>
+        <w:pStyle w:val="Heading3"/>
+      </w:pPr>
+      <w:r>
+        <w:t>4.3 Pass or fail and the decision (1 minute 25 seconds)</w:t>
       </w:r>
     </w:p>
     <w:p>
@@ -1792,13 +3232,25 @@
         <w:rPr>
           <w:b/>
         </w:rPr>
-        <w:t>SAY (when the table appears, scroll the output sideways if needed and say so):</w:t>
+        <w:t xml:space="preserve">DO: </w:t>
+      </w:r>
+      <w:r>
+        <w:t>Scroll down with the mouse wheel until the next code cell, the one with res and pass in it, is in the middle of the window. Double-click FILL_IN after res pass equals, then press the Delete key.</w:t>
+      </w:r>
+    </w:p>
+    <w:p>
+      <w:r>
+        <w:rPr>
+          <w:b/>
+          <w:color w:val="1F4E79"/>
+        </w:rPr>
+        <w:t xml:space="preserve">SAY, before typing: </w:t>
       </w:r>
       <w:r>
         <w:rPr>
           <w:color w:val="1F4E79"/>
         </w:rPr>
-        <w:t xml:space="preserve"> "Pump A runs at about one hundred and seven percent of its best-efficiency flow, with an NPSH margin of two point three two metres. It draws seventeen point seven kilowatts and costs about twelve thousand seven hundred and sixty-two dollars a year. Pump B runs at ninety-three percent, with a margin of one point nine nine metres, sixteen point four kilowatts, and eleven thousand eight hundred and twenty-four dollars. Pump C runs at eighty-seven percent, but its margin is only one point zero eight metres. It draws sixteen kilowatts and costs eleven thousand five hundred and five dollars."</w:t>
+        <w:t>“I'm scrolling down with the mouse wheel to the next code cell. I'm deleting FILL_IN and typing the pass rule: between 70 and 110 percent, and an NPSH margin of at least 1.5, using ge for greater than or equal.”</w:t>
       </w:r>
     </w:p>
     <w:p>
@@ -1806,20 +3258,44 @@
         <w:rPr>
           <w:b/>
         </w:rPr>
-        <w:t>DO:</w:t>
-      </w:r>
-      <w:r>
-        <w:t xml:space="preserve"> Scroll to the next cell. Double-click the dots after </w:t>
+        <w:t xml:space="preserve">DO: </w:t>
+      </w:r>
+      <w:r>
+        <w:t>Type this in silence, then click the Run arrow at the left edge of the cell. Rest the pointer on the new pass column on the far right, then on the C row.</w:t>
+      </w:r>
+    </w:p>
+    <w:p>
+      <w:pPr>
+        <w:shd w:val="clear" w:color="auto" w:fill="EDEDED"/>
+      </w:pPr>
+      <w:r>
+        <w:rPr>
+          <w:b/>
+          <w:sz w:val="18"/>
+        </w:rPr>
+        <w:t xml:space="preserve">TYPE  </w:t>
       </w:r>
       <w:r>
         <w:rPr>
           <w:rFonts w:ascii="Menlo" w:hAnsi="Menlo"/>
           <w:sz w:val="20"/>
         </w:rPr>
-        <w:t>res["pass"] =</w:t>
-      </w:r>
-      <w:r>
-        <w:t>.</w:t>
+        <w:t>res.pct_of_bep.between(70, 110) &amp; res.npsh_margin_m.ge(1.5)</w:t>
+      </w:r>
+    </w:p>
+    <w:p>
+      <w:r>
+        <w:rPr>
+          <w:b/>
+          <w:color w:val="1F4E79"/>
+        </w:rPr>
+        <w:t xml:space="preserve">SAY: </w:t>
+      </w:r>
+      <w:r>
+        <w:rPr>
+          <w:color w:val="1F4E79"/>
+        </w:rPr>
+        <w:t>“I'm clicking the Run arrow at the left edge of the cell. In the pass column on the far right, A and B are True and C is False. Pump C is cheapest, 319 dollars a year below B, but its margin of 1.08 metres is under 1.5, so it risks cavitation and I reject it. Pump B saves 938 dollars a year over A. I recommend pump B, with pump A as the runner-up.”</w:t>
       </w:r>
     </w:p>
     <w:p>
@@ -1827,79 +3303,25 @@
         <w:rPr>
           <w:b/>
         </w:rPr>
-        <w:t>SAY:</w:t>
+        <w:t xml:space="preserve">DO: </w:t>
+      </w:r>
+      <w:r>
+        <w:t>Press Command + S.</w:t>
+      </w:r>
+    </w:p>
+    <w:p>
+      <w:r>
+        <w:rPr>
+          <w:b/>
+          <w:color w:val="1F4E79"/>
+        </w:rPr>
+        <w:t xml:space="preserve">SAY: </w:t>
       </w:r>
       <w:r>
         <w:rPr>
           <w:color w:val="1F4E79"/>
         </w:rPr>
-        <w:t xml:space="preserve"> "Now the pass or fail rule. I'll type: the percent of best-efficiency flow is between seventy and one hundred and ten, and the NPSH margin is at least one point five."</w:t>
-      </w:r>
-    </w:p>
-    <w:p>
-      <w:r>
-        <w:rPr>
-          <w:b/>
-        </w:rPr>
-        <w:t>TYPE:</w:t>
-      </w:r>
-      <w:r>
-        <w:t xml:space="preserve"> </w:t>
-      </w:r>
-      <w:r>
-        <w:rPr>
-          <w:rFonts w:ascii="Menlo" w:hAnsi="Menlo"/>
-          <w:sz w:val="20"/>
-        </w:rPr>
-        <w:t>res.pct_of_bep.between(70, 110) &amp; (res.npsh_margin_m &gt;= 1.5)</w:t>
-      </w:r>
-    </w:p>
-    <w:p>
-      <w:r>
-        <w:rPr>
-          <w:b/>
-        </w:rPr>
-        <w:t>DO:</w:t>
-      </w:r>
-      <w:r>
-        <w:t xml:space="preserve"> Click the Run arrow. Count one. Point at the new </w:t>
-      </w:r>
-      <w:r>
-        <w:rPr>
-          <w:b/>
-        </w:rPr>
-        <w:t>pass</w:t>
-      </w:r>
-      <w:r>
-        <w:t xml:space="preserve"> column.</w:t>
-      </w:r>
-    </w:p>
-    <w:p>
-      <w:r>
-        <w:rPr>
-          <w:b/>
-        </w:rPr>
-        <w:t>SAY:</w:t>
-      </w:r>
-      <w:r>
-        <w:rPr>
-          <w:color w:val="1F4E79"/>
-        </w:rPr>
-        <w:t xml:space="preserve"> "Pumps A and B are True, and pump C is False."</w:t>
-      </w:r>
-    </w:p>
-    <w:p>
-      <w:r>
-        <w:rPr>
-          <w:b/>
-        </w:rPr>
-        <w:t>SAY:</w:t>
-      </w:r>
-      <w:r>
-        <w:rPr>
-          <w:color w:val="1F4E79"/>
-        </w:rPr>
-        <w:t xml:space="preserve"> "Pump C is the cheapest, about three hundred and nineteen dollars a year less than pump B. But its margin of one point zero eight metres is below the one point five minimum, so it risks cavitation, and I reject it. Between A and B, pump B runs at eighty-three point six percent efficiency against seventy-seven point two, which saves about nine hundred and thirty-eight dollars a year. Pump A is also close to the one hundred and ten percent edge. So I recommend pump B, with pump A as the runner-up."</w:t>
+        <w:t>“I'm pressing Command and S to save the notebook.”</w:t>
       </w:r>
     </w:p>
     <w:p>
@@ -1907,7 +3329,23 @@
         <w:pStyle w:val="Heading2"/>
       </w:pPr>
       <w:r>
-        <w:t>Scene 5: Save the results and check the chart (about 2 minutes)</w:t>
+        <w:t>Part 5: Save the tables and charts, copy the criteria table (12:00 to 14:15)</w:t>
+      </w:r>
+    </w:p>
+    <w:p>
+      <w:r>
+        <w:rPr>
+          <w:i w:val="0"/>
+        </w:rPr>
+        <w:t>Same routine, one typed line. Then the first pointer-only stretch: reading the two charts.</w:t>
+      </w:r>
+    </w:p>
+    <w:p>
+      <w:pPr>
+        <w:pStyle w:val="Heading3"/>
+      </w:pPr>
+      <w:r>
+        <w:t>5.1 Save and draw, under heading 5 (45 seconds)</w:t>
       </w:r>
     </w:p>
     <w:p>
@@ -1915,19 +3353,63 @@
         <w:rPr>
           <w:b/>
         </w:rPr>
-        <w:t>DO:</w:t>
-      </w:r>
-      <w:r>
-        <w:t xml:space="preserve"> Scroll to heading </w:t>
-      </w:r>
+        <w:t xml:space="preserve">DO: </w:t>
+      </w:r>
+      <w:r>
+        <w:t>Scroll down with the mouse wheel until heading 5, Save the tables and the charts, and its code cell are in the middle of the window. Rest the pointer on the first three lines. Double-click FILL_IN on the last line, then press the Delete key.</w:t>
+      </w:r>
+    </w:p>
+    <w:p>
+      <w:r>
+        <w:rPr>
+          <w:b/>
+          <w:color w:val="1F4E79"/>
+        </w:rPr>
+        <w:t xml:space="preserve">SAY, before typing: </w:t>
+      </w:r>
+      <w:r>
+        <w:rPr>
+          <w:color w:val="1F4E79"/>
+        </w:rPr>
+        <w:t>“I'm scrolling down with the mouse wheel until I reach heading 5. The first three lines save the results table, a criteria table for the memo, and the operating-point chart. I'm deleting FILL_IN and typing a call to my cost chart helper, which saves artifact two.”</w:t>
+      </w:r>
+    </w:p>
+    <w:p>
       <w:r>
         <w:rPr>
           <w:b/>
         </w:rPr>
-        <w:t>5. Save the table and the chart</w:t>
-      </w:r>
-      <w:r>
-        <w:t>.</w:t>
+        <w:t xml:space="preserve">DO: </w:t>
+      </w:r>
+      <w:r>
+        <w:t>Type this in silence, then click the Run arrow at the left edge of the cell:</w:t>
+      </w:r>
+    </w:p>
+    <w:p>
+      <w:pPr>
+        <w:shd w:val="clear" w:color="auto" w:fill="EDEDED"/>
+      </w:pPr>
+      <w:r>
+        <w:rPr>
+          <w:b/>
+          <w:sz w:val="18"/>
+        </w:rPr>
+        <w:t xml:space="preserve">TYPE  </w:t>
+      </w:r>
+      <w:r>
+        <w:rPr>
+          <w:rFonts w:ascii="Menlo" w:hAnsi="Menlo"/>
+          <w:sz w:val="20"/>
+        </w:rPr>
+        <w:t>cost_chart(res, "artifact_2.png")</w:t>
+      </w:r>
+    </w:p>
+    <w:p>
+      <w:pPr>
+        <w:pStyle w:val="Heading3"/>
+      </w:pPr>
+      <w:r>
+        <w:t>5.2 Read the two charts (50 seconds)</w:t>
       </w:r>
     </w:p>
     <w:p>
@@ -1935,13 +3417,40 @@
         <w:rPr>
           <w:b/>
         </w:rPr>
-        <w:t>SAY:</w:t>
+        <w:t xml:space="preserve">DO: </w:t>
+      </w:r>
+      <w:r>
+        <w:t>Scroll down with the mouse wheel until the first chart in the output is fully in view. Rest the pointer on the left panel's dashed line, then trace pump A, B and C. Move to the right panel and rest on each dot in turn. Scroll down until the cost chart is in view and rest on each bar.</w:t>
+      </w:r>
+    </w:p>
+    <w:p>
+      <w:r>
+        <w:rPr>
+          <w:b/>
+          <w:color w:val="1F4E79"/>
+        </w:rPr>
+        <w:t xml:space="preserve">SAY: </w:t>
       </w:r>
       <w:r>
         <w:rPr>
           <w:color w:val="1F4E79"/>
         </w:rPr>
-        <w:t xml:space="preserve"> "I'm scrolling down to heading 5. The first line writes the results table to operating_points.csv, and the second draws the chart and saves it as operating_points.png. Failed pumps are drawn hollow."</w:t>
+        <w:t>“I'm scrolling down with the mouse wheel until the first chart is in view. In the left panel, the dashed line is the system curve and the solid lines are the pump curves. In the right panel, pump C is the hollow orange dot, hollow because it fails the NPSH margin.”</w:t>
+      </w:r>
+    </w:p>
+    <w:p>
+      <w:r>
+        <w:rPr>
+          <w:b/>
+          <w:color w:val="1F4E79"/>
+        </w:rPr>
+        <w:t xml:space="preserve">SAY: </w:t>
+      </w:r>
+      <w:r>
+        <w:rPr>
+          <w:color w:val="1F4E79"/>
+        </w:rPr>
+        <w:t>“Now I'm scrolling down with the mouse wheel until the cost chart is in view: pump B is recommended, and pump C, the cheapest bar, is hatched because it fails.”</w:t>
       </w:r>
     </w:p>
     <w:p>
@@ -1949,10 +3458,33 @@
         <w:rPr>
           <w:b/>
         </w:rPr>
-        <w:t>DO:</w:t>
-      </w:r>
-      <w:r>
-        <w:t xml:space="preserve"> Click the Run arrow. Count one.</w:t>
+        <w:t xml:space="preserve">DO: </w:t>
+      </w:r>
+      <w:r>
+        <w:t>Press Command + S.</w:t>
+      </w:r>
+    </w:p>
+    <w:p>
+      <w:r>
+        <w:rPr>
+          <w:b/>
+          <w:color w:val="1F4E79"/>
+        </w:rPr>
+        <w:t xml:space="preserve">SAY: </w:t>
+      </w:r>
+      <w:r>
+        <w:rPr>
+          <w:color w:val="1F4E79"/>
+        </w:rPr>
+        <w:t>“I'm pressing Command and S to save the notebook.”</w:t>
+      </w:r>
+    </w:p>
+    <w:p>
+      <w:pPr>
+        <w:pStyle w:val="Heading3"/>
+      </w:pPr>
+      <w:r>
+        <w:t>5.3 Copy the criteria table for Word (35 seconds)</w:t>
       </w:r>
     </w:p>
     <w:p>
@@ -1960,147 +3492,33 @@
         <w:rPr>
           <w:b/>
         </w:rPr>
-        <w:t>SAY:</w:t>
+        <w:t xml:space="preserve">DO: </w:t>
+      </w:r>
+      <w:r>
+        <w:t>Click artifact_1.csv in the Explorer sidebar on the left side of the window. Rest the pointer on its first line, then the three pump lines. Click inside the file text. Press Command + A, then Command + C. Click the yellow button in the top left corner of the VS Code window.</w:t>
+      </w:r>
+    </w:p>
+    <w:p>
+      <w:r>
+        <w:rPr>
+          <w:b/>
+          <w:color w:val="1F4E79"/>
+        </w:rPr>
+        <w:t xml:space="preserve">SAY: </w:t>
       </w:r>
       <w:r>
         <w:rPr>
           <w:color w:val="1F4E79"/>
         </w:rPr>
-        <w:t xml:space="preserve"> "It prints the file name operating_points.png, so the chart was saved."</w:t>
+        <w:t>“I'm clicking artifact_1.csv in the Explorer sidebar on the left side of the window and clicking inside its text. I'm pressing Command and A to select all and Command and C to copy, to paste it into the memo. Then I'm clicking the yellow button in the top left corner to minimize Visual Studio Code.”</w:t>
       </w:r>
     </w:p>
     <w:p>
       <w:r>
         <w:rPr>
-          <w:b/>
+          <w:i/>
         </w:rPr>
-        <w:t>DO:</w:t>
-      </w:r>
-      <w:r>
-        <w:t xml:space="preserve"> Point at the Explorer panel.</w:t>
-      </w:r>
-    </w:p>
-    <w:p>
-      <w:r>
-        <w:rPr>
-          <w:b/>
-        </w:rPr>
-        <w:t>SAY:</w:t>
-      </w:r>
-      <w:r>
-        <w:rPr>
-          <w:color w:val="1F4E79"/>
-        </w:rPr>
-        <w:t xml:space="preserve"> "In the Explorer panel, the two new files have appeared in the PumpTask folder. I'll click operating_points.csv to confirm the table saved."</w:t>
-      </w:r>
-    </w:p>
-    <w:p>
-      <w:r>
-        <w:rPr>
-          <w:b/>
-        </w:rPr>
-        <w:t>DO:</w:t>
-      </w:r>
-      <w:r>
-        <w:t xml:space="preserve"> Click it. Count one. Pause 4 seconds with the pointer on the three rows.</w:t>
-      </w:r>
-    </w:p>
-    <w:p>
-      <w:r>
-        <w:rPr>
-          <w:b/>
-        </w:rPr>
-        <w:t>SAY:</w:t>
-      </w:r>
-      <w:r>
-        <w:rPr>
-          <w:color w:val="1F4E79"/>
-        </w:rPr>
-        <w:t xml:space="preserve"> "It has one row per pump with the flow, percent of best-efficiency flow, NPSH margin, power, cost and the pass column."</w:t>
-      </w:r>
-    </w:p>
-    <w:p>
-      <w:r>
-        <w:rPr>
-          <w:b/>
-        </w:rPr>
-        <w:t>DO:</w:t>
-      </w:r>
-      <w:r>
-        <w:t xml:space="preserve"> Click operating_points.png in the Explorer. Count one.</w:t>
-      </w:r>
-    </w:p>
-    <w:p>
-      <w:r>
-        <w:rPr>
-          <w:b/>
-        </w:rPr>
-        <w:t>SAY:</w:t>
-      </w:r>
-      <w:r>
-        <w:rPr>
-          <w:color w:val="1F4E79"/>
-        </w:rPr>
-        <w:t xml:space="preserve"> "Now I'll open operating_points.png. The left panel shows the three pump head curves and the dashed system curve. The small box near fifty litres per second marks the zoom area. The right panel shows the three operating points. Pump A is the blue filled dot at forty-nine point nine one, pump B is the green dot at fifty point zero zero, and pump C is the hollow orange dot at fifty point two zero. Hollow means it failed the NPSH margin."</w:t>
-      </w:r>
-    </w:p>
-    <w:p>
-      <w:r>
-        <w:rPr>
-          <w:b/>
-        </w:rPr>
-        <w:t>DO:</w:t>
-      </w:r>
-      <w:r>
-        <w:t xml:space="preserve"> Click the notebook tab. Press </w:t>
-      </w:r>
-      <w:r>
-        <w:rPr>
-          <w:b/>
-        </w:rPr>
-        <w:t>Command + S</w:t>
-      </w:r>
-      <w:r>
-        <w:t>.</w:t>
-      </w:r>
-    </w:p>
-    <w:p>
-      <w:r>
-        <w:rPr>
-          <w:b/>
-        </w:rPr>
-        <w:t>SAY:</w:t>
-      </w:r>
-      <w:r>
-        <w:rPr>
-          <w:color w:val="1F4E79"/>
-        </w:rPr>
-        <w:t xml:space="preserve"> "I'll press Command plus S to save the executed notebook, so its outputs are kept."</w:t>
-      </w:r>
-    </w:p>
-    <w:p>
-      <w:r>
-        <w:rPr>
-          <w:b/>
-        </w:rPr>
-        <w:t>DO:</w:t>
-      </w:r>
-      <w:r>
-        <w:t xml:space="preserve"> Click the yellow minimize button of the VS Code window. Count one.</w:t>
-      </w:r>
-    </w:p>
-    <w:p>
-      <w:r>
-        <w:rPr>
-          <w:b/>
-        </w:rPr>
-        <w:t>SAY:</w:t>
-      </w:r>
-      <w:r>
-        <w:rPr>
-          <w:color w:val="1F4E79"/>
-        </w:rPr>
-        <w:t xml:space="preserve"> "I'll minimize Visual Studio Code with the yellow button at the top left."</w:t>
+        <w:t>Copy nothing else until you have pasted the table in Word.</w:t>
       </w:r>
     </w:p>
     <w:p>
@@ -2108,7 +3526,23 @@
         <w:pStyle w:val="Heading2"/>
       </w:pPr>
       <w:r>
-        <w:t>Scene 6: Word, the recommendation memo (about 5 minutes)</w:t>
+        <w:t>Part 6: Recommendation memo in Word (14:15 to 19:35)</w:t>
+      </w:r>
+    </w:p>
+    <w:p>
+      <w:r>
+        <w:rPr>
+          <w:i w:val="0"/>
+        </w:rPr>
+        <w:t>Subject, To and From are already filled in the template, and every heading has an empty line under it. You type four short sentences and paste one table. Every Save As shows the folder: make sure Where says pump_study and the format says Word Document (.docx).</w:t>
+      </w:r>
+    </w:p>
+    <w:p>
+      <w:pPr>
+        <w:pStyle w:val="Heading3"/>
+      </w:pPr>
+      <w:r>
+        <w:t>6.1 Open the template and save a copy (40 seconds)</w:t>
       </w:r>
     </w:p>
     <w:p>
@@ -2116,10 +3550,25 @@
         <w:rPr>
           <w:b/>
         </w:rPr>
-        <w:t>DO:</w:t>
-      </w:r>
-      <w:r>
-        <w:t xml:space="preserve"> Click the blue Word icon in the Dock. Count one.</w:t>
+        <w:t xml:space="preserve">DO: </w:t>
+      </w:r>
+      <w:r>
+        <w:t>Move the pointer to the Word icon in the Dock along the left edge of the screen. Right-click it. In the list that opens to the right of the Dock, click input_4_memo_template.docx. Click File in the menu bar along the top of the screen, then Save As in the dropdown.</w:t>
+      </w:r>
+    </w:p>
+    <w:p>
+      <w:r>
+        <w:rPr>
+          <w:b/>
+          <w:color w:val="1F4E79"/>
+        </w:rPr>
+        <w:t xml:space="preserve">SAY, before typing: </w:t>
+      </w:r>
+      <w:r>
+        <w:rPr>
+          <w:color w:val="1F4E79"/>
+        </w:rPr>
+        <w:t>“I'm right-clicking the Word icon in the Dock along the left edge of the screen and choosing the memo template in the list to its right, a prepared input with headings only, free of royalties and copyright. Now I'm clicking File, then Save As, typing final output four, checking the folder is pump_study, and clicking Save at the bottom right.”</w:t>
       </w:r>
     </w:p>
     <w:p>
@@ -2127,65 +3576,37 @@
         <w:rPr>
           <w:b/>
         </w:rPr>
-        <w:t>SAY:</w:t>
-      </w:r>
-      <w:r>
-        <w:rPr>
-          <w:color w:val="1F4E79"/>
-        </w:rPr>
-        <w:t xml:space="preserve"> "I'll click the blue Word icon in the Dock to open the memo template. It has headings only: Purpose, Duty point and criteria, Results, Operating-point chart, and Recommendation. The To and From lines are roles, not names."</w:t>
+        <w:t xml:space="preserve">DO: </w:t>
+      </w:r>
+      <w:r>
+        <w:t>Type this in silence, then click the Save button at the bottom right of the Save window:</w:t>
       </w:r>
     </w:p>
     <w:p>
+      <w:pPr>
+        <w:shd w:val="clear" w:color="auto" w:fill="EDEDED"/>
+      </w:pPr>
       <w:r>
         <w:rPr>
           <w:b/>
+          <w:sz w:val="18"/>
         </w:rPr>
-        <w:t>DO:</w:t>
-      </w:r>
-      <w:r>
-        <w:t xml:space="preserve"> Click the empty line under </w:t>
-      </w:r>
-      <w:r>
-        <w:rPr>
-          <w:b/>
-        </w:rPr>
-        <w:t>1. Purpose</w:t>
-      </w:r>
-      <w:r>
-        <w:t>.</w:t>
-      </w:r>
-    </w:p>
-    <w:p>
-      <w:r>
-        <w:rPr>
-          <w:b/>
-        </w:rPr>
-        <w:t>SAY:</w:t>
-      </w:r>
-      <w:r>
-        <w:rPr>
-          <w:color w:val="1F4E79"/>
-        </w:rPr>
-        <w:t xml:space="preserve"> "I'll click the empty line under heading 1, Purpose, and write one sentence on what the memo is for."</w:t>
-      </w:r>
-    </w:p>
-    <w:p>
-      <w:r>
-        <w:rPr>
-          <w:b/>
-        </w:rPr>
-        <w:t>TYPE:</w:t>
-      </w:r>
-      <w:r>
-        <w:t xml:space="preserve"> </w:t>
+        <w:t xml:space="preserve">TYPE  </w:t>
       </w:r>
       <w:r>
         <w:rPr>
           <w:rFonts w:ascii="Menlo" w:hAnsi="Menlo"/>
           <w:sz w:val="20"/>
         </w:rPr>
-        <w:t>Select a replacement pump for the chilled-water loop; duty is 50 L/s at 28 m.</w:t>
+        <w:t>final_output_4.docx</w:t>
+      </w:r>
+    </w:p>
+    <w:p>
+      <w:pPr>
+        <w:pStyle w:val="Heading3"/>
+      </w:pPr>
+      <w:r>
+        <w:t>6.2 Purpose and criteria, headings 1 and 2 (1 minute)</w:t>
       </w:r>
     </w:p>
     <w:p>
@@ -2193,51 +3614,44 @@
         <w:rPr>
           <w:b/>
         </w:rPr>
-        <w:t>DO:</w:t>
-      </w:r>
-      <w:r>
-        <w:t xml:space="preserve"> Click the empty line under </w:t>
-      </w:r>
+        <w:t xml:space="preserve">DO: </w:t>
+      </w:r>
+      <w:r>
+        <w:t>Click the empty line under heading 1, Purpose, near the top of the page.</w:t>
+      </w:r>
+    </w:p>
+    <w:p>
       <w:r>
         <w:rPr>
           <w:b/>
+          <w:color w:val="1F4E79"/>
         </w:rPr>
-        <w:t>2. Duty point and criteria</w:t>
-      </w:r>
-      <w:r>
-        <w:t>.</w:t>
-      </w:r>
-    </w:p>
-    <w:p>
-      <w:r>
-        <w:rPr>
-          <w:b/>
-        </w:rPr>
-        <w:t>SAY:</w:t>
+        <w:t xml:space="preserve">SAY, before burst 1: </w:t>
       </w:r>
       <w:r>
         <w:rPr>
           <w:color w:val="1F4E79"/>
         </w:rPr>
-        <w:t xml:space="preserve"> "Under heading 2, I'll state the criteria the pumps must meet."</w:t>
+        <w:t>“I'm clicking the empty line under heading 1, Purpose, and writing one sentence on what the memo is for.”</w:t>
       </w:r>
     </w:p>
     <w:p>
+      <w:pPr>
+        <w:shd w:val="clear" w:color="auto" w:fill="EDEDED"/>
+      </w:pPr>
       <w:r>
         <w:rPr>
           <w:b/>
+          <w:sz w:val="18"/>
         </w:rPr>
-        <w:t>TYPE:</w:t>
-      </w:r>
-      <w:r>
-        <w:t xml:space="preserve"> </w:t>
+        <w:t xml:space="preserve">TYPE  </w:t>
       </w:r>
       <w:r>
         <w:rPr>
           <w:rFonts w:ascii="Menlo" w:hAnsi="Menlo"/>
           <w:sz w:val="20"/>
         </w:rPr>
-        <w:t>Flow 70 to 110% of best-efficiency flow; NPSH margin at least 1.5 m; cost at 6,000 h and $0.12 per kWh.</w:t>
+        <w:t>Select a pump for the chilled-water loop; duty is 50 L/s at 28 m.</w:t>
       </w:r>
     </w:p>
     <w:p>
@@ -2245,176 +3659,256 @@
         <w:rPr>
           <w:b/>
         </w:rPr>
-        <w:t>DO:</w:t>
-      </w:r>
-      <w:r>
-        <w:t xml:space="preserve"> Click the empty line under </w:t>
-      </w:r>
+        <w:t xml:space="preserve">DO: </w:t>
+      </w:r>
+      <w:r>
+        <w:t>Click the empty line under heading 2, Duty point and criteria.</w:t>
+      </w:r>
+    </w:p>
+    <w:p>
       <w:r>
         <w:rPr>
           <w:b/>
+          <w:color w:val="1F4E79"/>
         </w:rPr>
-        <w:t>3. Results</w:t>
-      </w:r>
-      <w:r>
-        <w:t xml:space="preserve">. Click the </w:t>
-      </w:r>
-      <w:r>
-        <w:rPr>
-          <w:b/>
-        </w:rPr>
-        <w:t>Insert</w:t>
-      </w:r>
-      <w:r>
-        <w:t xml:space="preserve"> tab at the top, click </w:t>
-      </w:r>
-      <w:r>
-        <w:rPr>
-          <w:b/>
-        </w:rPr>
-        <w:t>Table</w:t>
-      </w:r>
-      <w:r>
-        <w:t>, and move across the grid to five columns by four rows. Click.</w:t>
-      </w:r>
-    </w:p>
-    <w:p>
-      <w:r>
-        <w:rPr>
-          <w:b/>
-        </w:rPr>
-        <w:t>SAY:</w:t>
+        <w:t xml:space="preserve">SAY, before burst 2: </w:t>
       </w:r>
       <w:r>
         <w:rPr>
           <w:color w:val="1F4E79"/>
         </w:rPr>
-        <w:t xml:space="preserve"> "For the results, I'll click the empty line under heading 3, then the Insert tab, then Table, and drag across the grid to five columns and four rows. That gives one header row and one row per pump."</w:t>
+        <w:t>“Now I'm clicking the empty line under heading 2 and stating the two tests every pump must pass.”</w:t>
       </w:r>
     </w:p>
     <w:p>
+      <w:pPr>
+        <w:shd w:val="clear" w:color="auto" w:fill="EDEDED"/>
+      </w:pPr>
       <w:r>
         <w:rPr>
           <w:b/>
+          <w:sz w:val="18"/>
         </w:rPr>
-        <w:t>SAY:</w:t>
-      </w:r>
-      <w:r>
-        <w:rPr>
-          <w:color w:val="1F4E79"/>
-        </w:rPr>
-        <w:t xml:space="preserve"> "I'll type the header, then press the Tab key to move to the next cell. Tab moves one cell to the right."</w:t>
-      </w:r>
-    </w:p>
-    <w:p>
-      <w:r>
-        <w:rPr>
-          <w:b/>
-        </w:rPr>
-        <w:t>TYPE (burst 1):</w:t>
-      </w:r>
-      <w:r>
-        <w:t xml:space="preserve"> </w:t>
+        <w:t xml:space="preserve">TYPE  </w:t>
       </w:r>
       <w:r>
         <w:rPr>
           <w:rFonts w:ascii="Menlo" w:hAnsi="Menlo"/>
           <w:sz w:val="20"/>
         </w:rPr>
-        <w:t>Pump</w:t>
-      </w:r>
-      <w:r>
-        <w:t xml:space="preserve"> Tab </w:t>
+        <w:t>Flow 70 to 110% of best-efficiency flow; NPSH margin at least 1.5 m.</w:t>
+      </w:r>
+    </w:p>
+    <w:p>
+      <w:pPr>
+        <w:pStyle w:val="Heading3"/>
+      </w:pPr>
+      <w:r>
+        <w:t>6.3 Paste the criteria table, heading 3 (45 seconds)</w:t>
+      </w:r>
+    </w:p>
+    <w:p>
+      <w:r>
+        <w:rPr>
+          <w:b/>
+        </w:rPr>
+        <w:t xml:space="preserve">DO: </w:t>
+      </w:r>
+      <w:r>
+        <w:t>Click the empty line under heading 3, Results. Press Command + V. Drag from the start of the first pasted line to the end of the last one. Click the Insert tab in the ribbon across the top of the window, then Table, then Convert Text to Table in the dropdown. Check that Separate text at says Commas and the table has 5 columns. Click OK at the bottom right of the dialog. Rest the pointer on each row of the new table: the header, then A, B and C.</w:t>
+      </w:r>
+    </w:p>
+    <w:p>
+      <w:r>
+        <w:rPr>
+          <w:b/>
+          <w:color w:val="1F4E79"/>
+        </w:rPr>
+        <w:t xml:space="preserve">SAY: </w:t>
+      </w:r>
+      <w:r>
+        <w:rPr>
+          <w:color w:val="1F4E79"/>
+        </w:rPr>
+        <w:t>“I'm clicking the empty line under heading 3, Results, and pressing Command and V to paste the criteria table. It is comma separated text, so I'm dragging across all four lines. Now I'm clicking the Insert tab in the ribbon across the top, then Table, then Convert Text to Table. The separator is commas with five columns, so I'm clicking OK.”</w:t>
+      </w:r>
+    </w:p>
+    <w:p>
+      <w:r>
+        <w:rPr>
+          <w:b/>
+          <w:color w:val="1F4E79"/>
+        </w:rPr>
+        <w:t xml:space="preserve">SAY: </w:t>
+      </w:r>
+      <w:r>
+        <w:rPr>
+          <w:color w:val="1F4E79"/>
+        </w:rPr>
+        <w:t>“Reading down the table: A and B pass, and pump C fails on NPSH.”</w:t>
+      </w:r>
+    </w:p>
+    <w:p>
+      <w:r>
+        <w:rPr>
+          <w:i/>
+        </w:rPr>
+        <w:t>If Word shows a small Paste Options button after the paste, ignore it. If the cost column wraps, say so; it does not matter.</w:t>
+      </w:r>
+    </w:p>
+    <w:p>
+      <w:pPr>
+        <w:pStyle w:val="Heading3"/>
+      </w:pPr>
+      <w:r>
+        <w:t>6.4 Insert the chart, heading 4 (25 seconds)</w:t>
+      </w:r>
+    </w:p>
+    <w:p>
+      <w:r>
+        <w:rPr>
+          <w:b/>
+        </w:rPr>
+        <w:t xml:space="preserve">DO: </w:t>
+      </w:r>
+      <w:r>
+        <w:t>Click the empty line under heading 4, Operating-point chart. Click the Insert tab in the ribbon across the top, then Pictures, then Picture from File. In the file window, click Desktop in the sidebar on the left, double-click the pump_study folder, click final_output_3.png, then click Insert at the bottom right. Rest the pointer on the left panel, then the right panel of the chart.</w:t>
+      </w:r>
+    </w:p>
+    <w:p>
+      <w:r>
+        <w:rPr>
+          <w:b/>
+          <w:color w:val="1F4E79"/>
+        </w:rPr>
+        <w:t xml:space="preserve">SAY: </w:t>
+      </w:r>
+      <w:r>
+        <w:rPr>
+          <w:color w:val="1F4E79"/>
+        </w:rPr>
+        <w:t>“I'm clicking the empty line under heading 4, then the Insert tab, Pictures, and Picture from File. In the file window, I'm opening Desktop and pump_study and choosing final_output_3.png, the operating-point chart, then clicking Insert.”</w:t>
+      </w:r>
+    </w:p>
+    <w:p>
+      <w:r>
+        <w:rPr>
+          <w:i/>
+        </w:rPr>
+        <w:t>If the picture is wider than the margins or the memo spills onto page 2, click the picture and drag one corner handle inward. Say so out loud.</w:t>
+      </w:r>
+    </w:p>
+    <w:p>
+      <w:pPr>
+        <w:pStyle w:val="Heading3"/>
+      </w:pPr>
+      <w:r>
+        <w:t>6.5 The recommendation, heading 5 (1 minute 15 seconds)</w:t>
+      </w:r>
+    </w:p>
+    <w:p>
+      <w:r>
+        <w:rPr>
+          <w:b/>
+        </w:rPr>
+        <w:t xml:space="preserve">DO: </w:t>
+      </w:r>
+      <w:r>
+        <w:t>Scroll down with the mouse wheel until heading 5, Recommendation and next step, and its empty line are in view. Click the empty line.</w:t>
+      </w:r>
+    </w:p>
+    <w:p>
+      <w:r>
+        <w:rPr>
+          <w:b/>
+          <w:color w:val="1F4E79"/>
+        </w:rPr>
+        <w:t xml:space="preserve">SAY, before burst 1: </w:t>
+      </w:r>
+      <w:r>
+        <w:rPr>
+          <w:color w:val="1F4E79"/>
+        </w:rPr>
+        <w:t>“I'm scrolling down with the mouse wheel until I reach heading 5, Recommendation, and clicking its empty line. Three short pieces: first, the choice.”</w:t>
+      </w:r>
+    </w:p>
+    <w:p>
+      <w:pPr>
+        <w:shd w:val="clear" w:color="auto" w:fill="EDEDED"/>
+      </w:pPr>
+      <w:r>
+        <w:rPr>
+          <w:b/>
+          <w:sz w:val="18"/>
+        </w:rPr>
+        <w:t xml:space="preserve">TYPE  </w:t>
       </w:r>
       <w:r>
         <w:rPr>
           <w:rFonts w:ascii="Menlo" w:hAnsi="Menlo"/>
           <w:sz w:val="20"/>
         </w:rPr>
-        <w:t>% of BEP flow</w:t>
-      </w:r>
-      <w:r>
-        <w:t xml:space="preserve"> Tab </w:t>
+        <w:t>Buy pump B: lowest cost of the pumps that pass both criteria.</w:t>
+      </w:r>
+    </w:p>
+    <w:p>
+      <w:r>
+        <w:rPr>
+          <w:b/>
+          <w:color w:val="1F4E79"/>
+        </w:rPr>
+        <w:t xml:space="preserve">SAY, before burst 2: </w:t>
+      </w:r>
+      <w:r>
+        <w:rPr>
+          <w:color w:val="1F4E79"/>
+        </w:rPr>
+        <w:t>“Second, why not pump C.”</w:t>
+      </w:r>
+    </w:p>
+    <w:p>
+      <w:r>
+        <w:rPr>
+          <w:b/>
+        </w:rPr>
+        <w:t xml:space="preserve">DO: </w:t>
+      </w:r>
+      <w:r>
+        <w:t>Press the space bar, then type:</w:t>
+      </w:r>
+    </w:p>
+    <w:p>
+      <w:pPr>
+        <w:shd w:val="clear" w:color="auto" w:fill="EDEDED"/>
+      </w:pPr>
+      <w:r>
+        <w:rPr>
+          <w:b/>
+          <w:sz w:val="18"/>
+        </w:rPr>
+        <w:t xml:space="preserve">TYPE  </w:t>
       </w:r>
       <w:r>
         <w:rPr>
           <w:rFonts w:ascii="Menlo" w:hAnsi="Menlo"/>
           <w:sz w:val="20"/>
         </w:rPr>
-        <w:t>NPSH margin (m)</w:t>
-      </w:r>
-      <w:r>
-        <w:t xml:space="preserve"> Tab </w:t>
-      </w:r>
+        <w:t>Pump C is $319 cheaper but fails the NPSH margin (cavitation risk).</w:t>
+      </w:r>
+    </w:p>
+    <w:p>
       <w:r>
         <w:rPr>
-          <w:rFonts w:ascii="Menlo" w:hAnsi="Menlo"/>
-          <w:sz w:val="20"/>
+          <w:b/>
+          <w:color w:val="1F4E79"/>
         </w:rPr>
-        <w:t>Annual cost</w:t>
-      </w:r>
-      <w:r>
-        <w:t xml:space="preserve"> Tab </w:t>
+        <w:t xml:space="preserve">SAY, before burst 3: </w:t>
       </w:r>
       <w:r>
         <w:rPr>
-          <w:rFonts w:ascii="Menlo" w:hAnsi="Menlo"/>
-          <w:sz w:val="20"/>
+          <w:color w:val="1F4E79"/>
         </w:rPr>
-        <w:t>Result</w:t>
-      </w:r>
-      <w:r>
-        <w:t xml:space="preserve"> Tab </w:t>
-      </w:r>
-      <w:r>
-        <w:rPr>
-          <w:rFonts w:ascii="Menlo" w:hAnsi="Menlo"/>
-          <w:sz w:val="20"/>
-        </w:rPr>
-        <w:t>A</w:t>
-      </w:r>
-      <w:r>
-        <w:t xml:space="preserve"> Tab </w:t>
-      </w:r>
-      <w:r>
-        <w:rPr>
-          <w:rFonts w:ascii="Menlo" w:hAnsi="Menlo"/>
-          <w:sz w:val="20"/>
-        </w:rPr>
-        <w:t>107%</w:t>
-      </w:r>
-      <w:r>
-        <w:t xml:space="preserve"> Tab </w:t>
-      </w:r>
-      <w:r>
-        <w:rPr>
-          <w:rFonts w:ascii="Menlo" w:hAnsi="Menlo"/>
-          <w:sz w:val="20"/>
-        </w:rPr>
-        <w:t>2.32</w:t>
-      </w:r>
-      <w:r>
-        <w:t xml:space="preserve"> Tab </w:t>
-      </w:r>
-      <w:r>
-        <w:rPr>
-          <w:rFonts w:ascii="Menlo" w:hAnsi="Menlo"/>
-          <w:sz w:val="20"/>
-        </w:rPr>
-        <w:t>$12,762</w:t>
-      </w:r>
-      <w:r>
-        <w:t xml:space="preserve"> Tab </w:t>
-      </w:r>
-      <w:r>
-        <w:rPr>
-          <w:rFonts w:ascii="Menlo" w:hAnsi="Menlo"/>
-          <w:sz w:val="20"/>
-        </w:rPr>
-        <w:t>Pass</w:t>
-      </w:r>
-      <w:r>
-        <w:t xml:space="preserve"> Tab</w:t>
+        <w:t>“Third, the fallback.”</w:t>
       </w:r>
     </w:p>
     <w:p>
@@ -2422,343 +3916,22 @@
         <w:rPr>
           <w:b/>
         </w:rPr>
-        <w:t>TYPE (burst 2):</w:t>
-      </w:r>
-      <w:r>
-        <w:t xml:space="preserve"> </w:t>
-      </w:r>
-      <w:r>
-        <w:rPr>
-          <w:rFonts w:ascii="Menlo" w:hAnsi="Menlo"/>
-          <w:sz w:val="20"/>
-        </w:rPr>
-        <w:t>B</w:t>
-      </w:r>
-      <w:r>
-        <w:t xml:space="preserve"> Tab </w:t>
-      </w:r>
-      <w:r>
-        <w:rPr>
-          <w:rFonts w:ascii="Menlo" w:hAnsi="Menlo"/>
-          <w:sz w:val="20"/>
-        </w:rPr>
-        <w:t>93%</w:t>
-      </w:r>
-      <w:r>
-        <w:t xml:space="preserve"> Tab </w:t>
-      </w:r>
-      <w:r>
-        <w:rPr>
-          <w:rFonts w:ascii="Menlo" w:hAnsi="Menlo"/>
-          <w:sz w:val="20"/>
-        </w:rPr>
-        <w:t>1.99</w:t>
-      </w:r>
-      <w:r>
-        <w:t xml:space="preserve"> Tab </w:t>
-      </w:r>
-      <w:r>
-        <w:rPr>
-          <w:rFonts w:ascii="Menlo" w:hAnsi="Menlo"/>
-          <w:sz w:val="20"/>
-        </w:rPr>
-        <w:t>$11,824</w:t>
-      </w:r>
-      <w:r>
-        <w:t xml:space="preserve"> Tab </w:t>
-      </w:r>
-      <w:r>
-        <w:rPr>
-          <w:rFonts w:ascii="Menlo" w:hAnsi="Menlo"/>
-          <w:sz w:val="20"/>
-        </w:rPr>
-        <w:t>Pass</w:t>
-      </w:r>
-      <w:r>
-        <w:t xml:space="preserve"> Tab </w:t>
-      </w:r>
-      <w:r>
-        <w:rPr>
-          <w:rFonts w:ascii="Menlo" w:hAnsi="Menlo"/>
-          <w:sz w:val="20"/>
-        </w:rPr>
-        <w:t>C</w:t>
-      </w:r>
-      <w:r>
-        <w:t xml:space="preserve"> Tab </w:t>
-      </w:r>
-      <w:r>
-        <w:rPr>
-          <w:rFonts w:ascii="Menlo" w:hAnsi="Menlo"/>
-          <w:sz w:val="20"/>
-        </w:rPr>
-        <w:t>87%</w:t>
-      </w:r>
-      <w:r>
-        <w:t xml:space="preserve"> Tab </w:t>
-      </w:r>
-      <w:r>
-        <w:rPr>
-          <w:rFonts w:ascii="Menlo" w:hAnsi="Menlo"/>
-          <w:sz w:val="20"/>
-        </w:rPr>
-        <w:t>1.08</w:t>
-      </w:r>
-      <w:r>
-        <w:t xml:space="preserve"> Tab </w:t>
-      </w:r>
-      <w:r>
-        <w:rPr>
-          <w:rFonts w:ascii="Menlo" w:hAnsi="Menlo"/>
-          <w:sz w:val="20"/>
-        </w:rPr>
-        <w:t>$11,505</w:t>
-      </w:r>
-      <w:r>
-        <w:t xml:space="preserve"> Tab </w:t>
-      </w:r>
-      <w:r>
-        <w:rPr>
-          <w:rFonts w:ascii="Menlo" w:hAnsi="Menlo"/>
-          <w:sz w:val="20"/>
-        </w:rPr>
-        <w:t>Fail (NPSH)</w:t>
+        <w:t xml:space="preserve">DO: </w:t>
+      </w:r>
+      <w:r>
+        <w:t>Press the space bar, then type:</w:t>
       </w:r>
     </w:p>
     <w:p>
+      <w:pPr>
+        <w:shd w:val="clear" w:color="auto" w:fill="EDEDED"/>
+      </w:pPr>
       <w:r>
         <w:rPr>
           <w:b/>
+          <w:sz w:val="18"/>
         </w:rPr>
-        <w:t>SAY (while typing the values):</w:t>
-      </w:r>
-      <w:r>
-        <w:rPr>
-          <w:color w:val="1F4E79"/>
-        </w:rPr>
-        <w:t xml:space="preserve"> "Pump A, a hundred and seven percent, margin two point three two, twelve thousand seven hundred and sixty-two dollars, pass. Pump B, ninety-three percent, one point nine nine, eleven thousand eight hundred and twenty-four dollars, pass. Pump C, eighty-seven percent, one point zero eight, eleven thousand five hundred and five dollars, fails the NPSH margin."</w:t>
-      </w:r>
-    </w:p>
-    <w:p>
-      <w:r>
-        <w:rPr>
-          <w:b/>
-        </w:rPr>
-        <w:t>DO:</w:t>
-      </w:r>
-      <w:r>
-        <w:t xml:space="preserve"> Click the empty line under </w:t>
-      </w:r>
-      <w:r>
-        <w:rPr>
-          <w:b/>
-        </w:rPr>
-        <w:t>4. Operating-point chart</w:t>
-      </w:r>
-      <w:r>
-        <w:t xml:space="preserve">. Click </w:t>
-      </w:r>
-      <w:r>
-        <w:rPr>
-          <w:b/>
-        </w:rPr>
-        <w:t>Insert</w:t>
-      </w:r>
-      <w:r>
-        <w:t xml:space="preserve">, then </w:t>
-      </w:r>
-      <w:r>
-        <w:rPr>
-          <w:b/>
-        </w:rPr>
-        <w:t>Pictures</w:t>
-      </w:r>
-      <w:r>
-        <w:t xml:space="preserve">, then </w:t>
-      </w:r>
-      <w:r>
-        <w:rPr>
-          <w:b/>
-        </w:rPr>
-        <w:t>Picture from File</w:t>
-      </w:r>
-      <w:r>
-        <w:t>.</w:t>
-      </w:r>
-    </w:p>
-    <w:p>
-      <w:r>
-        <w:rPr>
-          <w:b/>
-        </w:rPr>
-        <w:t>SAY:</w:t>
-      </w:r>
-      <w:r>
-        <w:rPr>
-          <w:color w:val="1F4E79"/>
-        </w:rPr>
-        <w:t xml:space="preserve"> "Under heading 4, I'll click the empty line, then the Insert tab, Pictures, and Picture from File, to place the chart."</w:t>
-      </w:r>
-    </w:p>
-    <w:p>
-      <w:r>
-        <w:rPr>
-          <w:b/>
-        </w:rPr>
-        <w:t>DO:</w:t>
-      </w:r>
-      <w:r>
-        <w:t xml:space="preserve"> In the dialog, click </w:t>
-      </w:r>
-      <w:r>
-        <w:rPr>
-          <w:b/>
-        </w:rPr>
-        <w:t>Desktop</w:t>
-      </w:r>
-      <w:r>
-        <w:t xml:space="preserve">, double-click </w:t>
-      </w:r>
-      <w:r>
-        <w:rPr>
-          <w:b/>
-        </w:rPr>
-        <w:t>PumpTask</w:t>
-      </w:r>
-      <w:r>
-        <w:t xml:space="preserve">, single-click </w:t>
-      </w:r>
-      <w:r>
-        <w:rPr>
-          <w:b/>
-        </w:rPr>
-        <w:t>operating_points.png</w:t>
-      </w:r>
-      <w:r>
-        <w:t xml:space="preserve">, click </w:t>
-      </w:r>
-      <w:r>
-        <w:rPr>
-          <w:b/>
-        </w:rPr>
-        <w:t>Insert</w:t>
-      </w:r>
-      <w:r>
-        <w:t xml:space="preserve"> at the bottom right.</w:t>
-      </w:r>
-    </w:p>
-    <w:p>
-      <w:r>
-        <w:rPr>
-          <w:b/>
-        </w:rPr>
-        <w:t>SAY:</w:t>
-      </w:r>
-      <w:r>
-        <w:rPr>
-          <w:color w:val="1F4E79"/>
-        </w:rPr>
-        <w:t xml:space="preserve"> "In the dialog I'll open Desktop, then PumpTask, click operating_points.png, and click the Insert button at the bottom right."</w:t>
-      </w:r>
-    </w:p>
-    <w:p>
-      <w:r>
-        <w:rPr>
-          <w:b/>
-        </w:rPr>
-        <w:t>SAY:</w:t>
-      </w:r>
-      <w:r>
-        <w:rPr>
-          <w:color w:val="1F4E79"/>
-        </w:rPr>
-        <w:t xml:space="preserve"> "The chart sits under heading 4 at the page width, with the pump curves on the left and the zoomed operating points on the right."</w:t>
-      </w:r>
-    </w:p>
-    <w:p>
-      <w:r>
-        <w:t>(If it is too large, drag one corner handle inward and say so.)</w:t>
-      </w:r>
-    </w:p>
-    <w:p>
-      <w:r>
-        <w:rPr>
-          <w:b/>
-        </w:rPr>
-        <w:t>DO:</w:t>
-      </w:r>
-      <w:r>
-        <w:t xml:space="preserve"> Click the empty line under </w:t>
-      </w:r>
-      <w:r>
-        <w:rPr>
-          <w:b/>
-        </w:rPr>
-        <w:t>5. Recommendation and next step</w:t>
-      </w:r>
-      <w:r>
-        <w:t>.</w:t>
-      </w:r>
-    </w:p>
-    <w:p>
-      <w:r>
-        <w:rPr>
-          <w:b/>
-        </w:rPr>
-        <w:t>SAY:</w:t>
-      </w:r>
-      <w:r>
-        <w:rPr>
-          <w:color w:val="1F4E79"/>
-        </w:rPr>
-        <w:t xml:space="preserve"> "Under heading 5, I'll write the recommendation, in three short pieces."</w:t>
-      </w:r>
-    </w:p>
-    <w:p>
-      <w:r>
-        <w:rPr>
-          <w:b/>
-        </w:rPr>
-        <w:t>TYPE (burst 1):</w:t>
-      </w:r>
-      <w:r>
-        <w:t xml:space="preserve"> </w:t>
-      </w:r>
-      <w:r>
-        <w:rPr>
-          <w:rFonts w:ascii="Menlo" w:hAnsi="Menlo"/>
-          <w:sz w:val="20"/>
-        </w:rPr>
-        <w:t>Buy pump B: it passes both criteria and is the cheapest pump that does.</w:t>
-      </w:r>
-    </w:p>
-    <w:p>
-      <w:r>
-        <w:rPr>
-          <w:b/>
-        </w:rPr>
-        <w:t>TYPE (burst 2):</w:t>
-      </w:r>
-      <w:r>
-        <w:t xml:space="preserve"> </w:t>
-      </w:r>
-      <w:r>
-        <w:rPr>
-          <w:rFonts w:ascii="Menlo" w:hAnsi="Menlo"/>
-          <w:sz w:val="20"/>
-        </w:rPr>
-        <w:t>Pump C is $319 a year cheaper but fails the NPSH margin, so it risks cavitation.</w:t>
-      </w:r>
-    </w:p>
-    <w:p>
-      <w:r>
-        <w:rPr>
-          <w:b/>
-        </w:rPr>
-        <w:t>TYPE (burst 3):</w:t>
-      </w:r>
-      <w:r>
-        <w:t xml:space="preserve"> </w:t>
+        <w:t xml:space="preserve">TYPE  </w:t>
       </w:r>
       <w:r>
         <w:rPr>
@@ -2769,14 +3942,37 @@
       </w:r>
     </w:p>
     <w:p>
+      <w:pPr>
+        <w:pStyle w:val="Heading3"/>
+      </w:pPr>
+      <w:r>
+        <w:t>6.6 Review, save and export the PDF (1 minute 10 seconds)</w:t>
+      </w:r>
+    </w:p>
+    <w:p>
       <w:r>
         <w:rPr>
           <w:b/>
         </w:rPr>
-        <w:t>DO:</w:t>
-      </w:r>
-      <w:r>
-        <w:t xml:space="preserve"> Point at the page count in the status bar at the bottom left.</w:t>
+        <w:t xml:space="preserve">DO: </w:t>
+      </w:r>
+      <w:r>
+        <w:t>Scroll up with the mouse wheel to the top of the page, then scroll down again slowly, resting the pointer on the table, the chart and the recommendation. Point at the page count at the bottom left of the window. Press Command + S.</w:t>
+      </w:r>
+    </w:p>
+    <w:p>
+      <w:r>
+        <w:rPr>
+          <w:b/>
+          <w:color w:val="1F4E79"/>
+        </w:rPr>
+        <w:t xml:space="preserve">SAY: </w:t>
+      </w:r>
+      <w:r>
+        <w:rPr>
+          <w:color w:val="1F4E79"/>
+        </w:rPr>
+        <w:t>“I'm scrolling up with the mouse wheel to the top of the page, then down again, pointing at the table, the chart and the recommendation. The page count at the bottom left says Page 1 of 1. I'm pressing Command and S to save the memo.”</w:t>
       </w:r>
     </w:p>
     <w:p>
@@ -2784,65 +3980,44 @@
         <w:rPr>
           <w:b/>
         </w:rPr>
-        <w:t>SAY:</w:t>
+        <w:t xml:space="preserve">DO: </w:t>
+      </w:r>
+      <w:r>
+        <w:t>Click File in the menu bar along the top of the screen, then Export in the dropdown. In the Export window, click the File Format dropdown and choose PDF. Click in the name field, select its text, and type the new name. Click the Export button at the bottom right.</w:t>
+      </w:r>
+    </w:p>
+    <w:p>
+      <w:r>
+        <w:rPr>
+          <w:b/>
+          <w:color w:val="1F4E79"/>
+        </w:rPr>
+        <w:t xml:space="preserve">SAY, before typing: </w:t>
       </w:r>
       <w:r>
         <w:rPr>
           <w:color w:val="1F4E79"/>
         </w:rPr>
-        <w:t xml:space="preserve"> "The status bar at the bottom left reads Page 1 of 1, so the memo fits on one page. Every number matches the notebook table."</w:t>
+        <w:t>“To make the PDF, I'm clicking File, then Export, and choosing PDF in the File Format dropdown. I will type final output five as the name and click Export at the bottom right.”</w:t>
       </w:r>
     </w:p>
     <w:p>
+      <w:pPr>
+        <w:shd w:val="clear" w:color="auto" w:fill="EDEDED"/>
+      </w:pPr>
       <w:r>
         <w:rPr>
           <w:b/>
+          <w:sz w:val="18"/>
         </w:rPr>
-        <w:t>DO:</w:t>
-      </w:r>
-      <w:r>
-        <w:t xml:space="preserve"> Press </w:t>
-      </w:r>
-      <w:r>
-        <w:rPr>
-          <w:b/>
-        </w:rPr>
-        <w:t>Command + S</w:t>
-      </w:r>
-      <w:r>
-        <w:t>.</w:t>
-      </w:r>
-    </w:p>
-    <w:p>
-      <w:r>
-        <w:rPr>
-          <w:b/>
-        </w:rPr>
-        <w:t>SAY:</w:t>
-      </w:r>
-      <w:r>
-        <w:rPr>
-          <w:color w:val="1F4E79"/>
-        </w:rPr>
-        <w:t xml:space="preserve"> "I'll press Command plus S to save the memo. In the dialog I'll type the name recommendation memo, make sure the location is PumpTask on this Mac, and click Save."</w:t>
-      </w:r>
-    </w:p>
-    <w:p>
-      <w:r>
-        <w:rPr>
-          <w:b/>
-        </w:rPr>
-        <w:t>TYPE:</w:t>
-      </w:r>
-      <w:r>
-        <w:t xml:space="preserve"> </w:t>
+        <w:t xml:space="preserve">TYPE  </w:t>
       </w:r>
       <w:r>
         <w:rPr>
           <w:rFonts w:ascii="Menlo" w:hAnsi="Menlo"/>
           <w:sz w:val="20"/>
         </w:rPr>
-        <w:t>recommendation memo</w:t>
+        <w:t>final_output_5</w:t>
       </w:r>
     </w:p>
     <w:p>
@@ -2850,191 +4025,33 @@
         <w:rPr>
           <w:b/>
         </w:rPr>
-        <w:t>DO:</w:t>
-      </w:r>
-      <w:r>
-        <w:t xml:space="preserve"> Click </w:t>
-      </w:r>
+        <w:t xml:space="preserve">DO: </w:t>
+      </w:r>
+      <w:r>
+        <w:t>Click the yellow button in the top left corner of the Word window.</w:t>
+      </w:r>
+    </w:p>
+    <w:p>
       <w:r>
         <w:rPr>
           <w:b/>
+          <w:color w:val="1F4E79"/>
         </w:rPr>
-        <w:t>Save</w:t>
-      </w:r>
-      <w:r>
-        <w:t>. Count one.</w:t>
-      </w:r>
-    </w:p>
-    <w:p>
-      <w:r>
-        <w:rPr>
-          <w:b/>
-        </w:rPr>
-        <w:t>DO:</w:t>
-      </w:r>
-      <w:r>
-        <w:t xml:space="preserve"> Click the </w:t>
-      </w:r>
-      <w:r>
-        <w:rPr>
-          <w:b/>
-        </w:rPr>
-        <w:t>File</w:t>
-      </w:r>
-      <w:r>
-        <w:t xml:space="preserve"> menu, then </w:t>
-      </w:r>
-      <w:r>
-        <w:rPr>
-          <w:b/>
-        </w:rPr>
-        <w:t>Export</w:t>
-      </w:r>
-      <w:r>
-        <w:t>.</w:t>
-      </w:r>
-    </w:p>
-    <w:p>
-      <w:r>
-        <w:rPr>
-          <w:b/>
-        </w:rPr>
-        <w:t>SAY:</w:t>
+        <w:t xml:space="preserve">SAY: </w:t>
       </w:r>
       <w:r>
         <w:rPr>
           <w:color w:val="1F4E79"/>
         </w:rPr>
-        <w:t xml:space="preserve"> "To make the PDF, I'll open the File menu and choose Export. I'll set File Format to PDF, keep the name recommendation memo, and click Export."</w:t>
+        <w:t>“I'm clicking the yellow button in the top left corner to minimize Word.”</w:t>
       </w:r>
     </w:p>
     <w:p>
       <w:r>
         <w:rPr>
-          <w:b/>
+          <w:i/>
         </w:rPr>
-        <w:t>DO:</w:t>
-      </w:r>
-      <w:r>
-        <w:t xml:space="preserve"> Choose </w:t>
-      </w:r>
-      <w:r>
-        <w:rPr>
-          <w:b/>
-        </w:rPr>
-        <w:t>PDF</w:t>
-      </w:r>
-      <w:r>
-        <w:t xml:space="preserve">. Click </w:t>
-      </w:r>
-      <w:r>
-        <w:rPr>
-          <w:b/>
-        </w:rPr>
-        <w:t>Export</w:t>
-      </w:r>
-      <w:r>
-        <w:t>. Count one.</w:t>
-      </w:r>
-    </w:p>
-    <w:p>
-      <w:r>
-        <w:rPr>
-          <w:b/>
-        </w:rPr>
-        <w:t>DO:</w:t>
-      </w:r>
-      <w:r>
-        <w:t xml:space="preserve"> Click </w:t>
-      </w:r>
-      <w:r>
-        <w:rPr>
-          <w:b/>
-        </w:rPr>
-        <w:t>File</w:t>
-      </w:r>
-      <w:r>
-        <w:t xml:space="preserve">, then </w:t>
-      </w:r>
-      <w:r>
-        <w:rPr>
-          <w:b/>
-        </w:rPr>
-        <w:t>Open</w:t>
-      </w:r>
-      <w:r>
-        <w:t xml:space="preserve">. In the list, point at </w:t>
-      </w:r>
-      <w:r>
-        <w:rPr>
-          <w:b/>
-        </w:rPr>
-        <w:t>recommendation memo.pdf</w:t>
-      </w:r>
-      <w:r>
-        <w:t xml:space="preserve"> and </w:t>
-      </w:r>
-      <w:r>
-        <w:rPr>
-          <w:b/>
-        </w:rPr>
-        <w:t>recommendation memo.docx</w:t>
-      </w:r>
-      <w:r>
-        <w:t>.</w:t>
-      </w:r>
-    </w:p>
-    <w:p>
-      <w:r>
-        <w:rPr>
-          <w:b/>
-        </w:rPr>
-        <w:t>SAY:</w:t>
-      </w:r>
-      <w:r>
-        <w:rPr>
-          <w:color w:val="1F4E79"/>
-        </w:rPr>
-        <w:t xml:space="preserve"> "To confirm both files exist, I'll open the File menu and Open. The list in PumpTask shows recommendation memo, dot docx, and recommendation memo, dot pdf, with their sizes. I'll click Cancel."</w:t>
-      </w:r>
-    </w:p>
-    <w:p>
-      <w:r>
-        <w:rPr>
-          <w:b/>
-        </w:rPr>
-        <w:t>DO:</w:t>
-      </w:r>
-      <w:r>
-        <w:t xml:space="preserve"> Click </w:t>
-      </w:r>
-      <w:r>
-        <w:rPr>
-          <w:b/>
-        </w:rPr>
-        <w:t>Cancel</w:t>
-      </w:r>
-      <w:r>
-        <w:t>. Click the yellow minimize button of Word.</w:t>
-      </w:r>
-    </w:p>
-    <w:p>
-      <w:r>
-        <w:rPr>
-          <w:b/>
-        </w:rPr>
-        <w:t>SAY:</w:t>
-      </w:r>
-      <w:r>
-        <w:rPr>
-          <w:color w:val="1F4E79"/>
-        </w:rPr>
-        <w:t xml:space="preserve"> "I'll minimize Word with the yellow button at the top left."</w:t>
-      </w:r>
-    </w:p>
-    <w:p>
-      <w:r>
-        <w:t>(Do not open the PDF in Preview. Preview is a restricted app. Confirming through the Open list is enough.)</w:t>
+        <w:t>Do not open the PDF in Preview. Preview is a restricted app. VS Code's Explorer will show the PDF in Part 8. In your dry run, check that Export does not open the PDF by itself in Preview. If it does, use File, then Print, then the PDF menu at the bottom left, then Save as PDF, instead, and change the narration to match.</w:t>
       </w:r>
     </w:p>
     <w:p>
@@ -3042,7 +4059,23 @@
         <w:pStyle w:val="Heading2"/>
       </w:pPr>
       <w:r>
-        <w:t>Scene 7: PowerPoint, the two-slide approval deck (about 3 minutes)</w:t>
+        <w:t>Part 7: Approval deck in PowerPoint (19:35 to 22:05)</w:t>
+      </w:r>
+    </w:p>
+    <w:p>
+      <w:r>
+        <w:rPr>
+          <w:i w:val="0"/>
+        </w:rPr>
+        <w:t>Two slides. Both are already in the template with an empty title and an empty content box. You type two titles and insert two pictures with the mouse.</w:t>
+      </w:r>
+    </w:p>
+    <w:p>
+      <w:pPr>
+        <w:pStyle w:val="Heading3"/>
+      </w:pPr>
+      <w:r>
+        <w:t>7.1 Open the template and save a copy (35 seconds)</w:t>
       </w:r>
     </w:p>
     <w:p>
@@ -3050,10 +4083,25 @@
         <w:rPr>
           <w:b/>
         </w:rPr>
-        <w:t>DO:</w:t>
-      </w:r>
-      <w:r>
-        <w:t xml:space="preserve"> Click the orange PowerPoint icon in the Dock. Count one.</w:t>
+        <w:t xml:space="preserve">DO: </w:t>
+      </w:r>
+      <w:r>
+        <w:t>Move the pointer to the PowerPoint icon in the Dock along the left edge of the screen. Right-click it. In the list that opens to the right, click input_5_deck_template.pptx. Click File in the menu bar along the top of the screen, then Save As in the dropdown.</w:t>
+      </w:r>
+    </w:p>
+    <w:p>
+      <w:r>
+        <w:rPr>
+          <w:b/>
+          <w:color w:val="1F4E79"/>
+        </w:rPr>
+        <w:t xml:space="preserve">SAY, before typing: </w:t>
+      </w:r>
+      <w:r>
+        <w:rPr>
+          <w:color w:val="1F4E79"/>
+        </w:rPr>
+        <w:t>“I'm right-clicking the PowerPoint icon in the Dock along the left edge of the screen and choosing the deck template, a prepared input, free of royalties and copyright. Now I'm clicking File, then Save As, typing final output six, and clicking Save.”</w:t>
       </w:r>
     </w:p>
     <w:p>
@@ -3061,101 +4109,75 @@
         <w:rPr>
           <w:b/>
         </w:rPr>
-        <w:t>SAY:</w:t>
+        <w:t xml:space="preserve">DO: </w:t>
+      </w:r>
+      <w:r>
+        <w:t>Type this in silence, then click the Save button at the bottom right of the Save window:</w:t>
+      </w:r>
+    </w:p>
+    <w:p>
+      <w:pPr>
+        <w:shd w:val="clear" w:color="auto" w:fill="EDEDED"/>
+      </w:pPr>
+      <w:r>
+        <w:rPr>
+          <w:b/>
+          <w:sz w:val="18"/>
+        </w:rPr>
+        <w:t xml:space="preserve">TYPE  </w:t>
+      </w:r>
+      <w:r>
+        <w:rPr>
+          <w:rFonts w:ascii="Menlo" w:hAnsi="Menlo"/>
+          <w:sz w:val="20"/>
+        </w:rPr>
+        <w:t>final_output_6.pptx</w:t>
+      </w:r>
+    </w:p>
+    <w:p>
+      <w:pPr>
+        <w:pStyle w:val="Heading3"/>
+      </w:pPr>
+      <w:r>
+        <w:t>7.2 Slide 1, the duty point and the chart (50 seconds)</w:t>
+      </w:r>
+    </w:p>
+    <w:p>
+      <w:r>
+        <w:rPr>
+          <w:b/>
+        </w:rPr>
+        <w:t xml:space="preserve">DO: </w:t>
+      </w:r>
+      <w:r>
+        <w:t>Click the title box in the upper middle of slide 1.</w:t>
+      </w:r>
+    </w:p>
+    <w:p>
+      <w:r>
+        <w:rPr>
+          <w:b/>
+          <w:color w:val="1F4E79"/>
+        </w:rPr>
+        <w:t xml:space="preserve">SAY, before typing: </w:t>
       </w:r>
       <w:r>
         <w:rPr>
           <w:color w:val="1F4E79"/>
         </w:rPr>
-        <w:t xml:space="preserve"> "I'll click the orange PowerPoint icon in the Dock. A blank presentation is open, and I need two slides for the facilities manager's approval."</w:t>
+        <w:t>“I'm clicking the title box in the upper middle of slide 1 and typing the finding first, so the manager sees the answer before the evidence.”</w:t>
       </w:r>
     </w:p>
     <w:p>
+      <w:pPr>
+        <w:shd w:val="clear" w:color="auto" w:fill="EDEDED"/>
+      </w:pPr>
       <w:r>
         <w:rPr>
           <w:b/>
+          <w:sz w:val="18"/>
         </w:rPr>
-        <w:t>DO:</w:t>
-      </w:r>
-      <w:r>
-        <w:t xml:space="preserve"> Click </w:t>
-      </w:r>
-      <w:r>
-        <w:rPr>
-          <w:b/>
-        </w:rPr>
-        <w:t>Home</w:t>
-      </w:r>
-      <w:r>
-        <w:t xml:space="preserve">, then </w:t>
-      </w:r>
-      <w:r>
-        <w:rPr>
-          <w:b/>
-        </w:rPr>
-        <w:t>Layout</w:t>
-      </w:r>
-      <w:r>
-        <w:t xml:space="preserve">, then </w:t>
-      </w:r>
-      <w:r>
-        <w:rPr>
-          <w:b/>
-        </w:rPr>
-        <w:t>Title Only</w:t>
-      </w:r>
-      <w:r>
-        <w:t>.</w:t>
-      </w:r>
-    </w:p>
-    <w:p>
-      <w:r>
-        <w:rPr>
-          <w:b/>
-        </w:rPr>
-        <w:t>SAY:</w:t>
-      </w:r>
-      <w:r>
-        <w:rPr>
-          <w:color w:val="1F4E79"/>
-        </w:rPr>
-        <w:t xml:space="preserve"> "On the Home tab, I'll click Layout and choose Title Only, because each slide needs a title and then my own content."</w:t>
-      </w:r>
-    </w:p>
-    <w:p>
-      <w:r>
-        <w:rPr>
-          <w:b/>
-        </w:rPr>
-        <w:t>DO:</w:t>
-      </w:r>
-      <w:r>
-        <w:t xml:space="preserve"> Click the title placeholder.</w:t>
-      </w:r>
-    </w:p>
-    <w:p>
-      <w:r>
-        <w:rPr>
-          <w:b/>
-        </w:rPr>
-        <w:t>SAY:</w:t>
-      </w:r>
-      <w:r>
-        <w:rPr>
-          <w:color w:val="1F4E79"/>
-        </w:rPr>
-        <w:t xml:space="preserve"> "I'll click the title box and write the conclusion as the title."</w:t>
-      </w:r>
-    </w:p>
-    <w:p>
-      <w:r>
-        <w:rPr>
-          <w:b/>
-        </w:rPr>
-        <w:t>TYPE:</w:t>
-      </w:r>
-      <w:r>
-        <w:t xml:space="preserve"> </w:t>
+        <w:t xml:space="preserve">TYPE  </w:t>
       </w:r>
       <w:r>
         <w:rPr>
@@ -3170,166 +4192,78 @@
         <w:rPr>
           <w:b/>
         </w:rPr>
-        <w:t>DO:</w:t>
-      </w:r>
-      <w:r>
-        <w:t xml:space="preserve"> Click </w:t>
-      </w:r>
+        <w:t xml:space="preserve">DO: </w:t>
+      </w:r>
+      <w:r>
+        <w:t>Click the Pictures icon in the middle of the content box below the title. In the file window, click Desktop, double-click pump_study, click final_output_3.png, then click Insert. Rest the pointer on the right panel, then on the dot for pump B.</w:t>
+      </w:r>
+    </w:p>
+    <w:p>
+      <w:r>
+        <w:rPr>
+          <w:b/>
+          <w:color w:val="1F4E79"/>
+        </w:rPr>
+        <w:t xml:space="preserve">SAY: </w:t>
+      </w:r>
+      <w:r>
+        <w:rPr>
+          <w:color w:val="1F4E79"/>
+        </w:rPr>
+        <w:t>“Now I'm clicking the Pictures icon in the middle of the content box and choosing final_output_3.png, then Insert. In the right panel, pump B sits at 50 litres per second and 28 metres, exactly the duty point.”</w:t>
+      </w:r>
+    </w:p>
+    <w:p>
+      <w:pPr>
+        <w:pStyle w:val="Heading3"/>
+      </w:pPr>
+      <w:r>
+        <w:t>7.3 Slide 2, the cost comparison and the recommendation (50 seconds)</w:t>
+      </w:r>
+    </w:p>
+    <w:p>
       <w:r>
         <w:rPr>
           <w:b/>
         </w:rPr>
-        <w:t>Insert</w:t>
-      </w:r>
-      <w:r>
-        <w:t xml:space="preserve">, </w:t>
-      </w:r>
+        <w:t xml:space="preserve">DO: </w:t>
+      </w:r>
+      <w:r>
+        <w:t>Click slide 2 in the slide thumbnails on the left side of the window. Click the title box in the upper middle of the slide.</w:t>
+      </w:r>
+    </w:p>
+    <w:p>
       <w:r>
         <w:rPr>
           <w:b/>
+          <w:color w:val="1F4E79"/>
         </w:rPr>
-        <w:t>Pictures</w:t>
-      </w:r>
-      <w:r>
-        <w:t xml:space="preserve">, </w:t>
-      </w:r>
-      <w:r>
-        <w:rPr>
-          <w:b/>
-        </w:rPr>
-        <w:t>Picture from File</w:t>
-      </w:r>
-      <w:r>
-        <w:t xml:space="preserve">. Choose </w:t>
-      </w:r>
-      <w:r>
-        <w:rPr>
-          <w:b/>
-        </w:rPr>
-        <w:t>operating_points.png</w:t>
-      </w:r>
-      <w:r>
-        <w:t xml:space="preserve"> in PumpTask. Click </w:t>
-      </w:r>
-      <w:r>
-        <w:rPr>
-          <w:b/>
-        </w:rPr>
-        <w:t>Insert</w:t>
-      </w:r>
-      <w:r>
-        <w:t>.</w:t>
-      </w:r>
-    </w:p>
-    <w:p>
-      <w:r>
-        <w:rPr>
-          <w:b/>
-        </w:rPr>
-        <w:t>SAY:</w:t>
+        <w:t xml:space="preserve">SAY, before typing: </w:t>
       </w:r>
       <w:r>
         <w:rPr>
           <w:color w:val="1F4E79"/>
         </w:rPr>
-        <w:t xml:space="preserve"> "Now I'll click the Insert tab, Pictures, Picture from File, open PumpTask, select operating_points.png and click Insert. This is the chart that shows each pump's operating point."</w:t>
+        <w:t>“I'm clicking slide 2 in the thumbnails on the left, then its title box, and typing the recommendation.”</w:t>
       </w:r>
     </w:p>
     <w:p>
+      <w:pPr>
+        <w:shd w:val="clear" w:color="auto" w:fill="EDEDED"/>
+      </w:pPr>
       <w:r>
         <w:rPr>
           <w:b/>
+          <w:sz w:val="18"/>
         </w:rPr>
-        <w:t>DO:</w:t>
-      </w:r>
-      <w:r>
-        <w:t xml:space="preserve"> Drag a corner handle to enlarge the picture to the width below the title, then drag it into place.</w:t>
-      </w:r>
-    </w:p>
-    <w:p>
-      <w:r>
-        <w:rPr>
-          <w:b/>
-        </w:rPr>
-        <w:t>SAY:</w:t>
-      </w:r>
-      <w:r>
-        <w:rPr>
-          <w:color w:val="1F4E79"/>
-        </w:rPr>
-        <w:t xml:space="preserve"> "I'll drag a corner handle outward to enlarge the chart, and drag it below the title so both panels are readable."</w:t>
-      </w:r>
-    </w:p>
-    <w:p>
-      <w:r>
-        <w:rPr>
-          <w:b/>
-        </w:rPr>
-        <w:t>DO:</w:t>
-      </w:r>
-      <w:r>
-        <w:t xml:space="preserve"> Click </w:t>
-      </w:r>
-      <w:r>
-        <w:rPr>
-          <w:b/>
-        </w:rPr>
-        <w:t>Home</w:t>
-      </w:r>
-      <w:r>
-        <w:t xml:space="preserve">, then </w:t>
-      </w:r>
-      <w:r>
-        <w:rPr>
-          <w:b/>
-        </w:rPr>
-        <w:t>New Slide</w:t>
-      </w:r>
-      <w:r>
-        <w:t>.</w:t>
-      </w:r>
-    </w:p>
-    <w:p>
-      <w:r>
-        <w:rPr>
-          <w:b/>
-        </w:rPr>
-        <w:t>SAY:</w:t>
-      </w:r>
-      <w:r>
-        <w:rPr>
-          <w:color w:val="1F4E79"/>
-        </w:rPr>
-        <w:t xml:space="preserve"> "On the Home tab, I'll click New Slide. It uses the same Title Only layout."</w:t>
-      </w:r>
-    </w:p>
-    <w:p>
-      <w:r>
-        <w:rPr>
-          <w:b/>
-        </w:rPr>
-        <w:t>DO:</w:t>
-      </w:r>
-      <w:r>
-        <w:t xml:space="preserve"> Click the title box.</w:t>
-      </w:r>
-    </w:p>
-    <w:p>
-      <w:r>
-        <w:rPr>
-          <w:b/>
-        </w:rPr>
-        <w:t>TYPE:</w:t>
-      </w:r>
-      <w:r>
-        <w:t xml:space="preserve"> </w:t>
+        <w:t xml:space="preserve">TYPE  </w:t>
       </w:r>
       <w:r>
         <w:rPr>
           <w:rFonts w:ascii="Menlo" w:hAnsi="Menlo"/>
           <w:sz w:val="20"/>
         </w:rPr>
-        <w:t>Pump B is the lowest-cost pump that passes</w:t>
+        <w:t>Recommend pump B: lowest cost of the pumps that pass</w:t>
       </w:r>
     </w:p>
     <w:p>
@@ -3337,353 +4271,59 @@
         <w:rPr>
           <w:b/>
         </w:rPr>
-        <w:t>DO:</w:t>
-      </w:r>
-      <w:r>
-        <w:t xml:space="preserve"> Click </w:t>
-      </w:r>
+        <w:t xml:space="preserve">DO: </w:t>
+      </w:r>
+      <w:r>
+        <w:t>Click the Pictures icon in the middle of the content box. In the file window, click artifact_2.png, then click Insert. Rest the pointer on the bar for pump A, then B, then the hatched bar for C.</w:t>
+      </w:r>
+    </w:p>
+    <w:p>
+      <w:r>
+        <w:rPr>
+          <w:b/>
+          <w:color w:val="1F4E79"/>
+        </w:rPr>
+        <w:t xml:space="preserve">SAY: </w:t>
+      </w:r>
+      <w:r>
+        <w:rPr>
+          <w:color w:val="1F4E79"/>
+        </w:rPr>
+        <w:t>“I'm clicking the Pictures icon in the middle of the content box and choosing artifact_2.png, the cost comparison, then Insert. Pump C is cheaper but hatched, because it fails the NPSH margin.”</w:t>
+      </w:r>
+    </w:p>
+    <w:p>
+      <w:pPr>
+        <w:pStyle w:val="Heading3"/>
+      </w:pPr>
+      <w:r>
+        <w:t>7.4 Review and save (25 seconds)</w:t>
+      </w:r>
+    </w:p>
+    <w:p>
       <w:r>
         <w:rPr>
           <w:b/>
         </w:rPr>
-        <w:t>Insert</w:t>
-      </w:r>
-      <w:r>
-        <w:t xml:space="preserve">, then </w:t>
-      </w:r>
+        <w:t xml:space="preserve">DO: </w:t>
+      </w:r>
+      <w:r>
+        <w:t>Click slide 1, then slide 2, in the slide thumbnails on the left, resting the pointer on each title. Press Command + S. Click the yellow button in the top left corner of the PowerPoint window.</w:t>
+      </w:r>
+    </w:p>
+    <w:p>
       <w:r>
         <w:rPr>
           <w:b/>
+          <w:color w:val="1F4E79"/>
         </w:rPr>
-        <w:t>Table</w:t>
-      </w:r>
-      <w:r>
-        <w:t>, and drag across three columns by four rows. Click.</w:t>
-      </w:r>
-    </w:p>
-    <w:p>
-      <w:r>
-        <w:rPr>
-          <w:b/>
-        </w:rPr>
-        <w:t>SAY:</w:t>
+        <w:t xml:space="preserve">SAY: </w:t>
       </w:r>
       <w:r>
         <w:rPr>
           <w:color w:val="1F4E79"/>
         </w:rPr>
-        <w:t xml:space="preserve"> "For the cost comparison, I'll click the Insert tab, then Table, and drag across the grid to three columns and four rows."</w:t>
-      </w:r>
-    </w:p>
-    <w:p>
-      <w:r>
-        <w:rPr>
-          <w:b/>
-        </w:rPr>
-        <w:t>TYPE (burst 1):</w:t>
-      </w:r>
-      <w:r>
-        <w:t xml:space="preserve"> </w:t>
-      </w:r>
-      <w:r>
-        <w:rPr>
-          <w:rFonts w:ascii="Menlo" w:hAnsi="Menlo"/>
-          <w:sz w:val="20"/>
-        </w:rPr>
-        <w:t>Pump</w:t>
-      </w:r>
-      <w:r>
-        <w:t xml:space="preserve"> Tab </w:t>
-      </w:r>
-      <w:r>
-        <w:rPr>
-          <w:rFonts w:ascii="Menlo" w:hAnsi="Menlo"/>
-          <w:sz w:val="20"/>
-        </w:rPr>
-        <w:t>Annual cost</w:t>
-      </w:r>
-      <w:r>
-        <w:t xml:space="preserve"> Tab </w:t>
-      </w:r>
-      <w:r>
-        <w:rPr>
-          <w:rFonts w:ascii="Menlo" w:hAnsi="Menlo"/>
-          <w:sz w:val="20"/>
-        </w:rPr>
-        <w:t>Result</w:t>
-      </w:r>
-      <w:r>
-        <w:t xml:space="preserve"> Tab </w:t>
-      </w:r>
-      <w:r>
-        <w:rPr>
-          <w:rFonts w:ascii="Menlo" w:hAnsi="Menlo"/>
-          <w:sz w:val="20"/>
-        </w:rPr>
-        <w:t>A</w:t>
-      </w:r>
-      <w:r>
-        <w:t xml:space="preserve"> Tab </w:t>
-      </w:r>
-      <w:r>
-        <w:rPr>
-          <w:rFonts w:ascii="Menlo" w:hAnsi="Menlo"/>
-          <w:sz w:val="20"/>
-        </w:rPr>
-        <w:t>$12,762</w:t>
-      </w:r>
-      <w:r>
-        <w:t xml:space="preserve"> Tab </w:t>
-      </w:r>
-      <w:r>
-        <w:rPr>
-          <w:rFonts w:ascii="Menlo" w:hAnsi="Menlo"/>
-          <w:sz w:val="20"/>
-        </w:rPr>
-        <w:t>Pass</w:t>
-      </w:r>
-      <w:r>
-        <w:t xml:space="preserve"> Tab</w:t>
-      </w:r>
-    </w:p>
-    <w:p>
-      <w:r>
-        <w:rPr>
-          <w:b/>
-        </w:rPr>
-        <w:t>TYPE (burst 2):</w:t>
-      </w:r>
-      <w:r>
-        <w:t xml:space="preserve"> </w:t>
-      </w:r>
-      <w:r>
-        <w:rPr>
-          <w:rFonts w:ascii="Menlo" w:hAnsi="Menlo"/>
-          <w:sz w:val="20"/>
-        </w:rPr>
-        <w:t>B</w:t>
-      </w:r>
-      <w:r>
-        <w:t xml:space="preserve"> Tab </w:t>
-      </w:r>
-      <w:r>
-        <w:rPr>
-          <w:rFonts w:ascii="Menlo" w:hAnsi="Menlo"/>
-          <w:sz w:val="20"/>
-        </w:rPr>
-        <w:t>$11,824</w:t>
-      </w:r>
-      <w:r>
-        <w:t xml:space="preserve"> Tab </w:t>
-      </w:r>
-      <w:r>
-        <w:rPr>
-          <w:rFonts w:ascii="Menlo" w:hAnsi="Menlo"/>
-          <w:sz w:val="20"/>
-        </w:rPr>
-        <w:t>Pass</w:t>
-      </w:r>
-      <w:r>
-        <w:t xml:space="preserve"> Tab </w:t>
-      </w:r>
-      <w:r>
-        <w:rPr>
-          <w:rFonts w:ascii="Menlo" w:hAnsi="Menlo"/>
-          <w:sz w:val="20"/>
-        </w:rPr>
-        <w:t>C</w:t>
-      </w:r>
-      <w:r>
-        <w:t xml:space="preserve"> Tab </w:t>
-      </w:r>
-      <w:r>
-        <w:rPr>
-          <w:rFonts w:ascii="Menlo" w:hAnsi="Menlo"/>
-          <w:sz w:val="20"/>
-        </w:rPr>
-        <w:t>$11,505</w:t>
-      </w:r>
-      <w:r>
-        <w:t xml:space="preserve"> Tab </w:t>
-      </w:r>
-      <w:r>
-        <w:rPr>
-          <w:rFonts w:ascii="Menlo" w:hAnsi="Menlo"/>
-          <w:sz w:val="20"/>
-        </w:rPr>
-        <w:t>Fail (NPSH)</w:t>
-      </w:r>
-    </w:p>
-    <w:p>
-      <w:r>
-        <w:rPr>
-          <w:b/>
-        </w:rPr>
-        <w:t>SAY (while typing):</w:t>
-      </w:r>
-      <w:r>
-        <w:rPr>
-          <w:color w:val="1F4E79"/>
-        </w:rPr>
-        <w:t xml:space="preserve"> "Pump A costs twelve thousand seven hundred and sixty-two dollars and passes. Pump B costs eleven thousand eight hundred and twenty-four and passes. Pump C costs eleven thousand five hundred and five, the lowest, but fails the NPSH margin."</w:t>
-      </w:r>
-    </w:p>
-    <w:p>
-      <w:r>
-        <w:rPr>
-          <w:b/>
-        </w:rPr>
-        <w:t>DO:</w:t>
-      </w:r>
-      <w:r>
-        <w:t xml:space="preserve"> Click </w:t>
-      </w:r>
-      <w:r>
-        <w:rPr>
-          <w:b/>
-        </w:rPr>
-        <w:t>Insert</w:t>
-      </w:r>
-      <w:r>
-        <w:t xml:space="preserve">, </w:t>
-      </w:r>
-      <w:r>
-        <w:rPr>
-          <w:b/>
-        </w:rPr>
-        <w:t>Text Box</w:t>
-      </w:r>
-      <w:r>
-        <w:t>. Click under the table.</w:t>
-      </w:r>
-    </w:p>
-    <w:p>
-      <w:r>
-        <w:rPr>
-          <w:b/>
-        </w:rPr>
-        <w:t>SAY:</w:t>
-      </w:r>
-      <w:r>
-        <w:rPr>
-          <w:color w:val="1F4E79"/>
-        </w:rPr>
-        <w:t xml:space="preserve"> "I'll click Insert, then Text Box, and click on the slide under the table to write the recommendation."</w:t>
-      </w:r>
-    </w:p>
-    <w:p>
-      <w:r>
-        <w:rPr>
-          <w:b/>
-        </w:rPr>
-        <w:t>TYPE:</w:t>
-      </w:r>
-      <w:r>
-        <w:t xml:space="preserve"> </w:t>
-      </w:r>
-      <w:r>
-        <w:rPr>
-          <w:rFonts w:ascii="Menlo" w:hAnsi="Menlo"/>
-          <w:sz w:val="20"/>
-        </w:rPr>
-        <w:t>Recommend pump B; pump A is the runner-up.</w:t>
-      </w:r>
-    </w:p>
-    <w:p>
-      <w:r>
-        <w:rPr>
-          <w:b/>
-        </w:rPr>
-        <w:t>DO:</w:t>
-      </w:r>
-      <w:r>
-        <w:t xml:space="preserve"> Press </w:t>
-      </w:r>
-      <w:r>
-        <w:rPr>
-          <w:b/>
-        </w:rPr>
-        <w:t>Command + S</w:t>
-      </w:r>
-      <w:r>
-        <w:t>.</w:t>
-      </w:r>
-    </w:p>
-    <w:p>
-      <w:r>
-        <w:rPr>
-          <w:b/>
-        </w:rPr>
-        <w:t>SAY:</w:t>
-      </w:r>
-      <w:r>
-        <w:rPr>
-          <w:color w:val="1F4E79"/>
-        </w:rPr>
-        <w:t xml:space="preserve"> "I'll press Command plus S to save the deck. I'll type the name approval deck, choose PumpTask on this Mac, and click Save."</w:t>
-      </w:r>
-    </w:p>
-    <w:p>
-      <w:r>
-        <w:rPr>
-          <w:b/>
-        </w:rPr>
-        <w:t>TYPE:</w:t>
-      </w:r>
-      <w:r>
-        <w:t xml:space="preserve"> </w:t>
-      </w:r>
-      <w:r>
-        <w:rPr>
-          <w:rFonts w:ascii="Menlo" w:hAnsi="Menlo"/>
-          <w:sz w:val="20"/>
-        </w:rPr>
-        <w:t>approval deck</w:t>
-      </w:r>
-    </w:p>
-    <w:p>
-      <w:r>
-        <w:rPr>
-          <w:b/>
-        </w:rPr>
-        <w:t>DO:</w:t>
-      </w:r>
-      <w:r>
-        <w:t xml:space="preserve"> Click </w:t>
-      </w:r>
-      <w:r>
-        <w:rPr>
-          <w:b/>
-        </w:rPr>
-        <w:t>Save</w:t>
-      </w:r>
-      <w:r>
-        <w:t>. Count one.</w:t>
-      </w:r>
-    </w:p>
-    <w:p>
-      <w:r>
-        <w:rPr>
-          <w:b/>
-        </w:rPr>
-        <w:t>DO:</w:t>
-      </w:r>
-      <w:r>
-        <w:t xml:space="preserve"> Click the slide 1 thumbnail in the left panel, then slide 2.</w:t>
-      </w:r>
-    </w:p>
-    <w:p>
-      <w:r>
-        <w:rPr>
-          <w:b/>
-        </w:rPr>
-        <w:t>SAY:</w:t>
-      </w:r>
-      <w:r>
-        <w:rPr>
-          <w:color w:val="1F4E79"/>
-        </w:rPr>
-        <w:t xml:space="preserve"> "To check the deck, I'll click the slide 1 thumbnail in the left panel. The title states the conclusion, and the chart shows each pump's operating point. Now I'll click the slide 2 thumbnail. The table shows the cost comparison, and the line under it gives the recommendation. The numbers match the notebook and the memo."</w:t>
+        <w:t>“I'm clicking through both slides in the thumbnails on the left to check nothing overflows. Now I'm pressing Command and S to save, and clicking the yellow button in the top left corner to minimize PowerPoint.”</w:t>
       </w:r>
     </w:p>
     <w:p>
@@ -3691,7 +4331,23 @@
         <w:pStyle w:val="Heading2"/>
       </w:pPr>
       <w:r>
-        <w:t>Scene 8: Wrap-up and stop (about 30 seconds)</w:t>
+        <w:t>Part 8: Cross-check and stop (22:05 to 23:30)</w:t>
+      </w:r>
+    </w:p>
+    <w:p>
+      <w:r>
+        <w:rPr>
+          <w:i w:val="0"/>
+        </w:rPr>
+        <w:t>No typing in this part. Everything is pointer work. This revisit to VS Code is a LOOKUP, so it is listed in the Topology.</w:t>
+      </w:r>
+    </w:p>
+    <w:p>
+      <w:pPr>
+        <w:pStyle w:val="Heading3"/>
+      </w:pPr>
+      <w:r>
+        <w:t>8.1 Check the numbers and the saved files (55 seconds)</w:t>
       </w:r>
     </w:p>
     <w:p>
@@ -3699,13 +4355,40 @@
         <w:rPr>
           <w:b/>
         </w:rPr>
-        <w:t>SAY:</w:t>
+        <w:t xml:space="preserve">DO: </w:t>
+      </w:r>
+      <w:r>
+        <w:t>Click the Visual Studio Code icon in the Dock along the left edge of the screen. Scroll up with the mouse wheel to the results table under heading 4, resting the pointer on each pump row. Then rest the pointer down the Explorer sidebar on the left side of the window, over the saved files.</w:t>
+      </w:r>
+    </w:p>
+    <w:p>
+      <w:r>
+        <w:rPr>
+          <w:b/>
+          <w:color w:val="1F4E79"/>
+        </w:rPr>
+        <w:t xml:space="preserve">SAY: </w:t>
       </w:r>
       <w:r>
         <w:rPr>
           <w:color w:val="1F4E79"/>
         </w:rPr>
-        <w:t xml:space="preserve"> "The work is complete and saved. The notebook, the results table and the chart are in PumpTask. The memo is saved as a Word file and a PDF, and the approval deck is saved. My recommendation to the facilities manager is pump B."</w:t>
+        <w:t>“Before I finish, I'm clicking the Visual Studio Code icon in the Dock to check the numbers. I'm scrolling up with the mouse wheel to the results table under heading 4: pump B costs 11,824 dollars and passes, and pump C fails at 1.08 metres. These match the memo and the slides.”</w:t>
+      </w:r>
+    </w:p>
+    <w:p>
+      <w:r>
+        <w:rPr>
+          <w:b/>
+          <w:color w:val="1F4E79"/>
+        </w:rPr>
+        <w:t xml:space="preserve">SAY: </w:t>
+      </w:r>
+      <w:r>
+        <w:rPr>
+          <w:color w:val="1F4E79"/>
+        </w:rPr>
+        <w:t>“In the Explorer sidebar on the left side of the window, I'm pointing at the saved files, including the memo as a Word file and a PDF, and the deck. Everything the task needs is saved.”</w:t>
       </w:r>
     </w:p>
     <w:p>
@@ -3713,28 +4396,67 @@
         <w:rPr>
           <w:b/>
         </w:rPr>
-        <w:t>DO:</w:t>
-      </w:r>
-      <w:r>
-        <w:t xml:space="preserve"> Stay quiet. Open TaskRecorder from the Dock and click </w:t>
-      </w:r>
+        <w:t xml:space="preserve">DO: </w:t>
+      </w:r>
+      <w:r>
+        <w:t>Click the yellow button in the top left corner of the VS Code window.</w:t>
+      </w:r>
+    </w:p>
+    <w:p>
+      <w:r>
+        <w:rPr>
+          <w:b/>
+          <w:color w:val="1F4E79"/>
+        </w:rPr>
+        <w:t xml:space="preserve">SAY: </w:t>
+      </w:r>
+      <w:r>
+        <w:rPr>
+          <w:color w:val="1F4E79"/>
+        </w:rPr>
+        <w:t>“I'm clicking the yellow button in the top left corner to minimize Visual Studio Code.”</w:t>
+      </w:r>
+    </w:p>
+    <w:p>
+      <w:r>
+        <w:rPr>
+          <w:i/>
+        </w:rPr>
+        <w:t>If a number does not match, say what differs and fix it in the right app before you stop. If you reopen Word or PowerPoint, add that extra visit to the Topology in Metadata.rtf.</w:t>
+      </w:r>
+    </w:p>
+    <w:p>
+      <w:pPr>
+        <w:pStyle w:val="Heading3"/>
+      </w:pPr>
+      <w:r>
+        <w:t>8.2 Closing and stop (25 seconds)</w:t>
+      </w:r>
+    </w:p>
+    <w:p>
+      <w:r>
+        <w:rPr>
+          <w:b/>
+          <w:color w:val="1F4E79"/>
+        </w:rPr>
+        <w:t xml:space="preserve">SAY: </w:t>
+      </w:r>
+      <w:r>
+        <w:rPr>
+          <w:color w:val="1F4E79"/>
+        </w:rPr>
+        <w:t>“That completes the task. The notebook with its tables and charts, the one page memo as a Word file and a PDF, and the two slide approval deck are saved. The recommendation is pump B, which passes both criteria at the lowest energy cost.”</w:t>
+      </w:r>
+    </w:p>
+    <w:p>
       <w:r>
         <w:rPr>
           <w:b/>
         </w:rPr>
-        <w:t>Stop Recording</w:t>
-      </w:r>
-      <w:r>
-        <w:t xml:space="preserve">. </w:t>
-      </w:r>
-      <w:r>
-        <w:rPr>
-          <w:b/>
-        </w:rPr>
-        <w:t>Do not narrate this.</w:t>
-      </w:r>
-      <w:r>
-        <w:t xml:space="preserve"> Wait for Stopping, then Archiving, then Idle.</w:t>
+        <w:t xml:space="preserve">DO: </w:t>
+      </w:r>
+      <w:r>
+        <w:t>Say nothing more. Silently click the TaskRecorder icon in the Dock, then click Stop Recording. Do not quit it. Wait for Stopping, then Archiving, then Idle. Never use Command + Shift + 9.</w:t>
       </w:r>
     </w:p>
     <w:p>
@@ -3742,52 +4464,305 @@
         <w:pStyle w:val="Heading2"/>
       </w:pPr>
       <w:r>
-        <w:t>If something goes wrong (guide: small mistakes)</w:t>
+        <w:t>Typing counter and cut order</w:t>
       </w:r>
     </w:p>
     <w:p>
       <w:r>
-        <w:t>Say what happened, fix it once, and check the fix:</w:t>
+        <w:rPr>
+          <w:i w:val="0"/>
+        </w:rPr>
+        <w:t>Total typed: 820 characters. The longest single burst is 68 characters, about 17 seconds at 0.25 seconds per character, or 24 seconds at 0.35.</w:t>
+      </w:r>
+    </w:p>
+    <w:tbl>
+      <w:tblPr>
+        <w:tblStyle w:val="TableGrid"/>
+        <w:tblW w:type="auto" w:w="0"/>
+        <w:jc w:val="center"/>
+        <w:tblLook w:firstColumn="1" w:firstRow="1" w:lastColumn="0" w:lastRow="0" w:noHBand="0" w:noVBand="1" w:val="04A0"/>
+      </w:tblPr>
+      <w:tblGrid>
+        <w:gridCol w:w="4896"/>
+        <w:gridCol w:w="4896"/>
+      </w:tblGrid>
+      <w:tr>
+        <w:tc>
+          <w:tcPr>
+            <w:tcW w:type="dxa" w:w="5040"/>
+            <w:shd w:val="clear" w:color="auto" w:fill="DCE6F1"/>
+          </w:tcPr>
+          <w:p>
+            <w:r/>
+            <w:r>
+              <w:rPr>
+                <w:b/>
+                <w:sz w:val="19"/>
+              </w:rPr>
+              <w:t>Block</w:t>
+            </w:r>
+          </w:p>
+        </w:tc>
+        <w:tc>
+          <w:tcPr>
+            <w:tcW w:type="dxa" w:w="2160"/>
+            <w:shd w:val="clear" w:color="auto" w:fill="DCE6F1"/>
+          </w:tcPr>
+          <w:p>
+            <w:r/>
+            <w:r>
+              <w:rPr>
+                <w:b/>
+                <w:sz w:val="19"/>
+              </w:rPr>
+              <w:t>Characters</w:t>
+            </w:r>
+          </w:p>
+        </w:tc>
+      </w:tr>
+      <w:tr>
+        <w:tc>
+          <w:tcPr>
+            <w:tcW w:type="dxa" w:w="5040"/>
+          </w:tcPr>
+          <w:p>
+            <w:r/>
+            <w:r>
+              <w:rPr>
+                <w:sz w:val="19"/>
+              </w:rPr>
+              <w:t>Notebook cells</w:t>
+            </w:r>
+          </w:p>
+        </w:tc>
+        <w:tc>
+          <w:tcPr>
+            <w:tcW w:type="dxa" w:w="2160"/>
+          </w:tcPr>
+          <w:p>
+            <w:r/>
+            <w:r>
+              <w:rPr>
+                <w:sz w:val="19"/>
+              </w:rPr>
+              <w:t>358</w:t>
+            </w:r>
+          </w:p>
+        </w:tc>
+      </w:tr>
+      <w:tr>
+        <w:tc>
+          <w:tcPr>
+            <w:tcW w:type="dxa" w:w="5040"/>
+          </w:tcPr>
+          <w:p>
+            <w:r/>
+            <w:r>
+              <w:rPr>
+                <w:sz w:val="19"/>
+              </w:rPr>
+              <w:t>File names (Save As and Export)</w:t>
+            </w:r>
+          </w:p>
+        </w:tc>
+        <w:tc>
+          <w:tcPr>
+            <w:tcW w:type="dxa" w:w="2160"/>
+          </w:tcPr>
+          <w:p>
+            <w:r/>
+            <w:r>
+              <w:rPr>
+                <w:sz w:val="19"/>
+              </w:rPr>
+              <w:t>72</w:t>
+            </w:r>
+          </w:p>
+        </w:tc>
+      </w:tr>
+      <w:tr>
+        <w:tc>
+          <w:tcPr>
+            <w:tcW w:type="dxa" w:w="5040"/>
+          </w:tcPr>
+          <w:p>
+            <w:r/>
+            <w:r>
+              <w:rPr>
+                <w:sz w:val="19"/>
+              </w:rPr>
+              <w:t>Word text</w:t>
+            </w:r>
+          </w:p>
+        </w:tc>
+        <w:tc>
+          <w:tcPr>
+            <w:tcW w:type="dxa" w:w="2160"/>
+          </w:tcPr>
+          <w:p>
+            <w:r/>
+            <w:r>
+              <w:rPr>
+                <w:sz w:val="19"/>
+              </w:rPr>
+              <w:t>310</w:t>
+            </w:r>
+          </w:p>
+        </w:tc>
+      </w:tr>
+      <w:tr>
+        <w:tc>
+          <w:tcPr>
+            <w:tcW w:type="dxa" w:w="5040"/>
+          </w:tcPr>
+          <w:p>
+            <w:r/>
+            <w:r>
+              <w:rPr>
+                <w:sz w:val="19"/>
+              </w:rPr>
+              <w:t>Deck text</w:t>
+            </w:r>
+          </w:p>
+        </w:tc>
+        <w:tc>
+          <w:tcPr>
+            <w:tcW w:type="dxa" w:w="2160"/>
+          </w:tcPr>
+          <w:p>
+            <w:r/>
+            <w:r>
+              <w:rPr>
+                <w:sz w:val="19"/>
+              </w:rPr>
+              <w:t>80</w:t>
+            </w:r>
+          </w:p>
+        </w:tc>
+      </w:tr>
+      <w:tr>
+        <w:tc>
+          <w:tcPr>
+            <w:tcW w:type="dxa" w:w="5040"/>
+          </w:tcPr>
+          <w:p>
+            <w:r/>
+            <w:r>
+              <w:rPr>
+                <w:sz w:val="19"/>
+              </w:rPr>
+              <w:t>Total</w:t>
+            </w:r>
+          </w:p>
+        </w:tc>
+        <w:tc>
+          <w:tcPr>
+            <w:tcW w:type="dxa" w:w="2160"/>
+          </w:tcPr>
+          <w:p>
+            <w:r/>
+            <w:r>
+              <w:rPr>
+                <w:sz w:val="19"/>
+              </w:rPr>
+              <w:t>820</w:t>
+            </w:r>
+          </w:p>
+        </w:tc>
+      </w:tr>
+    </w:tbl>
+    <w:p/>
+    <w:p>
+      <w:r>
+        <w:rPr>
+          <w:i w:val="0"/>
+        </w:rPr>
+        <w:t>Split rule. If your speed test lands above 0.35 seconds per character, split the two 68 and 64 character memo sentences at the semicolon into two bursts, so no burst passes 30 seconds, and say the second half before typing it.</w:t>
+      </w:r>
+    </w:p>
+    <w:p>
+      <w:r>
+        <w:rPr>
+          <w:i w:val="0"/>
+        </w:rPr>
+        <w:t>Trim list 1 (saves 49 characters). Use it only if your typing share lands near the limit. Word 6.5: skip the runner-up sentence, and say it aloud with the pointer on the results table.</w:t>
+      </w:r>
+    </w:p>
+    <w:p>
+      <w:r>
+        <w:rPr>
+          <w:i w:val="0"/>
+        </w:rPr>
+        <w:t>Trim list 2 (saves 65 more). Word 6.2: skip the purpose sentence, and say it aloud with the pointer on the heading.</w:t>
+      </w:r>
+    </w:p>
+    <w:p>
+      <w:r>
+        <w:rPr>
+          <w:i w:val="0"/>
+        </w:rPr>
+        <w:t>The analysis cells, the pass rule and the recommendation stay in every list, because the code and the decision are the real work.</w:t>
+      </w:r>
+    </w:p>
+    <w:p>
+      <w:r>
+        <w:rPr>
+          <w:i w:val="0"/>
+        </w:rPr>
+        <w:t>Cut order if you are more than 3 minutes behind a checkpoint (time, not typing):</w:t>
       </w:r>
     </w:p>
     <w:p>
       <w:pPr>
-        <w:pStyle w:val="ListBullet"/>
+        <w:pStyle w:val="ListParagraph"/>
+        <w:ind w:left="360" w:hanging="288"/>
       </w:pPr>
       <w:r>
-        <w:t>Typo in code: "I mistyped the bracket, so I'll select the line, retype it, and run the cell again to confirm the result."</w:t>
+        <w:t>Say only the two biggest numbers in each result line.</w:t>
       </w:r>
     </w:p>
     <w:p>
       <w:pPr>
-        <w:pStyle w:val="ListBullet"/>
+        <w:pStyle w:val="ListParagraph"/>
+        <w:ind w:left="360" w:hanging="288"/>
       </w:pPr>
       <w:r>
-        <w:t>Wrong cell run: "That ran the wrong cell. I'll scroll back to the right one and run it from there."</w:t>
+        <w:t>In 1.4, skip pointing at the kernel name and only run the setup cell.</w:t>
       </w:r>
     </w:p>
     <w:p>
       <w:pPr>
-        <w:pStyle w:val="ListBullet"/>
+        <w:pStyle w:val="ListParagraph"/>
+        <w:ind w:left="360" w:hanging="288"/>
       </w:pPr>
       <w:r>
-        <w:t>Chart or table too big: "The chart is wider than the margins, so I'll drag the corner handle inward until the page count reads one of one."</w:t>
+        <w:t>In 5.2, read only the right panel of the operating-point chart and the cost chart bars.</w:t>
       </w:r>
     </w:p>
     <w:p>
       <w:pPr>
-        <w:pStyle w:val="ListBullet"/>
+        <w:pStyle w:val="ListParagraph"/>
+        <w:ind w:left="360" w:hanging="288"/>
       </w:pPr>
       <w:r>
-        <w:t>A file dialog opens at the wrong folder: "The dialog opened in the wrong folder, so I'll click Desktop and then PumpTask."</w:t>
+        <w:t>In 7.4, click through only slide 2 instead of both slides.</w:t>
       </w:r>
     </w:p>
     <w:p>
       <w:pPr>
-        <w:pStyle w:val="ListBullet"/>
+        <w:pStyle w:val="ListParagraph"/>
+        <w:ind w:left="360" w:hanging="288"/>
       </w:pPr>
       <w:r>
-        <w:t>Restart the recording if searching, guessing, undoing and redoing take over, or if the final result is wrong and you cannot fix it on screen.</w:t>
+        <w:t>In 6.6, scroll through the memo once at a steady pace without naming every part.</w:t>
+      </w:r>
+    </w:p>
+    <w:p>
+      <w:r>
+        <w:rPr>
+          <w:i w:val="0"/>
+        </w:rPr>
+        <w:t>Never cut a Command + S, the cross-check in 8.1, any analysis cell, the hand check, or the PDF export. Never cut the scroll or click locations to save time: shorten the reasons instead.</w:t>
       </w:r>
     </w:p>
     <w:p>
@@ -3795,80 +4770,196 @@
         <w:pStyle w:val="Heading2"/>
       </w:pPr>
       <w:r>
-        <w:t>Before you submit: spot-check against `guide.pdf`</w:t>
+        <w:t>After recording, and if something goes wrong</w:t>
+      </w:r>
+    </w:p>
+    <w:p>
+      <w:r>
+        <w:rPr>
+          <w:i w:val="0"/>
+        </w:rPr>
+        <w:t>After you stop</w:t>
       </w:r>
     </w:p>
     <w:p>
       <w:pPr>
-        <w:pStyle w:val="ListBullet"/>
+        <w:pStyle w:val="ListParagraph"/>
+        <w:ind w:left="360" w:hanging="288"/>
       </w:pPr>
       <w:r>
-        <w:t>Clock shows seconds, dock on the left or right, one UI element changed, cursor default.</w:t>
+        <w:rPr>
+          <w:b/>
+        </w:rPr>
+        <w:t xml:space="preserve">Wait for Idle. </w:t>
+      </w:r>
+      <w:r>
+        <w:t>TaskRecorder must go Stopping, then Archiving, then Idle. Do not quit it or close the lid.</w:t>
       </w:r>
     </w:p>
     <w:p>
       <w:pPr>
-        <w:pStyle w:val="ListBullet"/>
+        <w:pStyle w:val="ListParagraph"/>
+        <w:ind w:left="360" w:hanging="288"/>
       </w:pPr>
       <w:r>
-        <w:t>Accessibility Inspector icon has a dot in the Dock, and its window is never visible.</w:t>
+        <w:rPr>
+          <w:b/>
+        </w:rPr>
+        <w:t xml:space="preserve">Check the video length. </w:t>
+      </w:r>
+      <w:r>
+        <w:t>It must be between 15:00 and 45:59. Then scrub it in 10 minute chunks and look for three things: a stretch over 45 seconds with no pointer movement (typing does not count), a typing burst over 30 seconds, and a stretch where your voice is unclear or silent. Tell me any timestamp before you upload.</w:t>
       </w:r>
     </w:p>
     <w:p>
       <w:pPr>
-        <w:pStyle w:val="ListBullet"/>
+        <w:pStyle w:val="ListParagraph"/>
+        <w:ind w:left="360" w:hanging="288"/>
       </w:pPr>
       <w:r>
-        <w:t xml:space="preserve">TaskRecorder appears only at Start and Stop. No Studio, Mercor, Odin, Insightful or </w:t>
-      </w:r>
-      <w:r>
         <w:rPr>
-          <w:rFonts w:ascii="Menlo" w:hAnsi="Menlo"/>
-          <w:sz w:val="20"/>
+          <w:b/>
         </w:rPr>
-        <w:t>Metadata.rtf</w:t>
-      </w:r>
-      <w:r>
-        <w:t xml:space="preserve"> on screen.</w:t>
+        <w:t xml:space="preserve">Check the screenshots. </w:t>
+      </w:r>
+      <w:r>
+        <w:t>Count the PNG files and divide by the video length in seconds. It must be above 0.5.</w:t>
       </w:r>
     </w:p>
     <w:p>
       <w:pPr>
-        <w:pStyle w:val="ListBullet"/>
+        <w:pStyle w:val="ListParagraph"/>
+        <w:ind w:left="360" w:hanging="288"/>
       </w:pPr>
       <w:r>
-        <w:t>No AI, Copilot or Designer on screen. No name or avatar in Word or PowerPoint.</w:t>
+        <w:rPr>
+          <w:b/>
+        </w:rPr>
+        <w:t xml:space="preserve">Build Deliverables.zip. </w:t>
+      </w:r>
+      <w:r>
+        <w:t>One folder named Deliverables, flat inside, with 13 files. Rename the underscores to spaces: input 1.csv, input 2.py, input 3.ipynb, input 4.docx, input 5.pptx, artifact 1.csv, artifact 2.png, final output 1.ipynb, final output 2.csv, final output 3.png, final output 4.docx, final output 5.pdf, final output 6.pptx. Inputs 3, 4 and 5 must be the untouched starters. No .DS_Store, no ~$ files, no __MACOSX, no .vscode. Build it with zip -r -X, not Finder's Compress, and send me the zip so I can check it before you upload.</w:t>
       </w:r>
     </w:p>
     <w:p>
       <w:pPr>
-        <w:pStyle w:val="ListBullet"/>
+        <w:pStyle w:val="ListParagraph"/>
+        <w:ind w:left="360" w:hanging="288"/>
       </w:pPr>
       <w:r>
-        <w:t>Narration under 220 words a minute, no silence over 45 seconds, every shortcut said.</w:t>
+        <w:rPr>
+          <w:b/>
+        </w:rPr>
+        <w:t xml:space="preserve">Metadata.rtf </w:t>
+      </w:r>
+      <w:r>
+        <w:t>goes in separately, not inside the zip. Topology, in order: Visual Studio Code CREATE, Microsoft Word CREATE, PowerPoint CREATE, Visual Studio Code LOOKUP. Request must equal the Goal exactly. Task Description is a numbered outline of those four visits. Compare it with the video, and add any extra app visit you made.</w:t>
       </w:r>
     </w:p>
     <w:p>
       <w:pPr>
-        <w:pStyle w:val="ListBullet"/>
+        <w:pStyle w:val="ListParagraph"/>
+        <w:ind w:left="360" w:hanging="288"/>
       </w:pPr>
       <w:r>
-        <w:t xml:space="preserve">Video between 15:00 and 45:59, screenshots more than 0.5 per second, and the file named </w:t>
-      </w:r>
-      <w:r>
         <w:rPr>
-          <w:rFonts w:ascii="Menlo" w:hAnsi="Menlo"/>
-          <w:sz w:val="20"/>
+          <w:b/>
         </w:rPr>
-        <w:t>video.mp4</w:t>
-      </w:r>
-      <w:r>
-        <w:t>.</w:t>
+        <w:t xml:space="preserve">Upload. </w:t>
+      </w:r>
+      <w:r>
+        <w:t>Upload Metadata.rtf, video.mp4 (from the recording folder, never renamed), the TaskRecorder zip recording_*.zip, and Deliverables.zip. Final Notes exactly: AI-generated before recording. Fill the Mac spec and display fields to match the recording you made.</w:t>
+      </w:r>
+    </w:p>
+    <w:p>
+      <w:pPr>
+        <w:pStyle w:val="ListParagraph"/>
+        <w:ind w:left="360" w:hanging="288"/>
+      </w:pPr>
+      <w:r>
+        <w:rPr>
+          <w:b/>
+        </w:rPr>
+        <w:t xml:space="preserve">Workflow Checklist and AutoQC. </w:t>
+      </w:r>
+      <w:r>
+        <w:t>Go through the Workflow Checklist in the Writer Guidelines line by line: Before Recording (Task Plan), Before Recording (Prepare), During Recording and After Recording. Then run both AutoQC checks, the files and recording check first and the narration check about 10 minutes later, and resolve every blocking finding. If AutoQC flags something, open your video at the flagged timestamps first, and dispute only if the video clearly contradicts the finding. Tick each manual check only after checking it against the recording, and tick the final box last.</w:t>
+      </w:r>
+    </w:p>
+    <w:p>
+      <w:r>
+        <w:rPr>
+          <w:i w:val="0"/>
+        </w:rPr>
+        <w:t>If something goes wrong while recording: say what happened, fix it once, check the fix, and carry on.</w:t>
+      </w:r>
+    </w:p>
+    <w:p>
+      <w:pPr>
+        <w:pStyle w:val="ListParagraph"/>
+        <w:ind w:left="360" w:hanging="288"/>
+      </w:pPr>
+      <w:r>
+        <w:t>Typo in code: "I mistyped the bracket, so I'll select the line, retype it, and run the cell again to confirm the result."</w:t>
+      </w:r>
+    </w:p>
+    <w:p>
+      <w:pPr>
+        <w:pStyle w:val="ListParagraph"/>
+        <w:ind w:left="360" w:hanging="288"/>
+      </w:pPr>
+      <w:r>
+        <w:t>Wrong cell run: "That ran the wrong cell. I'll scroll back to the right one and run it from there."</w:t>
+      </w:r>
+    </w:p>
+    <w:p>
+      <w:pPr>
+        <w:pStyle w:val="ListParagraph"/>
+        <w:ind w:left="360" w:hanging="288"/>
+      </w:pPr>
+      <w:r>
+        <w:t>FILL_IN did not select: "The word did not highlight, so I'll drag across it with the mouse instead."</w:t>
+      </w:r>
+    </w:p>
+    <w:p>
+      <w:pPr>
+        <w:pStyle w:val="ListParagraph"/>
+        <w:ind w:left="360" w:hanging="288"/>
+      </w:pPr>
+      <w:r>
+        <w:t>A suggestion list appears while typing: press Escape once, say "I'm closing the suggestion list with Escape", then carry on.</w:t>
+      </w:r>
+    </w:p>
+    <w:p>
+      <w:pPr>
+        <w:pStyle w:val="ListParagraph"/>
+        <w:ind w:left="360" w:hanging="288"/>
+      </w:pPr>
+      <w:r>
+        <w:t>Chart too big in Word: "The chart is wider than the margins, so I'll drag the corner handle inward until the page count reads one of one."</w:t>
+      </w:r>
+    </w:p>
+    <w:p>
+      <w:pPr>
+        <w:pStyle w:val="ListParagraph"/>
+        <w:ind w:left="360" w:hanging="288"/>
+      </w:pPr>
+      <w:r>
+        <w:t>A file window opens in the wrong folder: "The window opened in the wrong folder, so I'll click Desktop and then pump_study."</w:t>
+      </w:r>
+    </w:p>
+    <w:p>
+      <w:pPr>
+        <w:pStyle w:val="ListParagraph"/>
+        <w:ind w:left="360" w:hanging="288"/>
+      </w:pPr>
+      <w:r>
+        <w:t>Restart the recording if searching, guessing, undoing and redoing take over, or if the result is wrong and you cannot fix it on screen.</w:t>
       </w:r>
     </w:p>
     <w:sectPr>
       <w:pgSz w:w="12240" w:h="15840"/>
-      <w:pgMar w:top="1440" w:right="1296" w:bottom="1440" w:left="1296" w:header="720" w:footer="720" w:gutter="0"/>
+      <w:pgMar w:top="1152" w:right="1224" w:bottom="1152" w:left="1224" w:header="720" w:footer="720" w:gutter="0"/>
       <w:cols w:space="720"/>
       <w:docGrid w:linePitch="360"/>
     </w:sectPr>
@@ -4239,9 +5330,12 @@
     <w:name w:val="Normal"/>
     <w:qFormat/>
     <w:rsid w:val="00FC693F"/>
+    <w:pPr>
+      <w:spacing w:after="100"/>
+    </w:pPr>
     <w:rPr>
       <w:rFonts w:ascii="Calibri" w:hAnsi="Calibri"/>
-      <w:sz w:val="22"/>
+      <w:sz w:val="21"/>
     </w:rPr>
   </w:style>
   <w:style w:type="paragraph" w:styleId="Header">
